--- a/documentacion/TESIS_AGO2026_Rev32_(ZUJ)_21ago2026.docx
+++ b/documentacion/TESIS_AGO2026_Rev32_(ZUJ)_21ago2026.docx
@@ -1,6 +1,6 @@
 
 <file path=word/document.xml><?xml version="1.0" encoding="utf-8"?>
-<w:document xmlns:wpc="http://schemas.microsoft.com/office/word/2010/wordprocessingCanvas" xmlns:cx="http://schemas.microsoft.com/office/drawing/2014/chartex" xmlns:cx1="http://schemas.microsoft.com/office/drawing/2015/9/8/chartex" xmlns:cx2="http://schemas.microsoft.com/office/drawing/2015/10/21/chartex" xmlns:cx3="http://schemas.microsoft.com/office/drawing/2016/5/9/chartex" xmlns:cx4="http://schemas.microsoft.com/office/drawing/2016/5/10/chartex" xmlns:cx5="http://schemas.microsoft.com/office/drawing/2016/5/11/chartex" xmlns:cx6="http://schemas.microsoft.com/office/drawing/2016/5/12/chartex" xmlns:cx7="http://schemas.microsoft.com/office/drawing/2016/5/13/chartex" xmlns:cx8="http://schemas.microsoft.com/office/drawing/2016/5/14/chartex" xmlns:mc="http://schemas.openxmlformats.org/markup-compatibility/2006" xmlns:aink="http://schemas.microsoft.com/office/drawing/2016/ink" xmlns:am3d="http://schemas.microsoft.com/office/drawing/2017/model3d" xmlns:o="urn:schemas-microsoft-com:office:office" xmlns:oel="http://schemas.microsoft.com/office/2019/extlst" xmlns:r="http://schemas.openxmlformats.org/officeDocument/2006/relationships" xmlns:m="http://schemas.openxmlformats.org/officeDocument/2006/math" xmlns:v="urn:schemas-microsoft-com:vml" xmlns:wp14="http://schemas.microsoft.com/office/word/2010/wordprocessingDrawing" xmlns:wp="http://schemas.openxmlformats.org/drawingml/2006/wordprocessingDrawing" xmlns:w10="urn:schemas-microsoft-com:office:word" xmlns:w="http://schemas.openxmlformats.org/wordprocessingml/2006/main" xmlns:w14="http://schemas.microsoft.com/office/word/2010/wordml" xmlns:w15="http://schemas.microsoft.com/office/word/2012/wordml" xmlns:w16cex="http://schemas.microsoft.com/office/word/2018/wordml/cex" xmlns:w16cid="http://schemas.microsoft.com/office/word/2016/wordml/cid" xmlns:w16="http://schemas.microsoft.com/office/word/2018/wordml" xmlns:w16du="http://schemas.microsoft.com/office/word/2023/wordml/word16du" xmlns:w16sdtdh="http://schemas.microsoft.com/office/word/2020/wordml/sdtdatahash" xmlns:w16sdtfl="http://schemas.microsoft.com/office/word/2024/wordml/sdtformatlock" xmlns:w16se="http://schemas.microsoft.com/office/word/2015/wordml/symex" xmlns:wpg="http://schemas.microsoft.com/office/word/2010/wordprocessingGroup" xmlns:wpi="http://schemas.microsoft.com/office/word/2010/wordprocessingInk" xmlns:wne="http://schemas.microsoft.com/office/word/2006/wordml" xmlns:wps="http://schemas.microsoft.com/office/word/2010/wordprocessingShape" mc:Ignorable="w14 w15 w16se w16cid w16 w16cex w16sdtdh w16sdtfl w16du wp14">
+<w:document xmlns:wpc="http://schemas.microsoft.com/office/word/2010/wordprocessingCanvas" xmlns:cx="http://schemas.microsoft.com/office/drawing/2014/chartex" xmlns:cx1="http://schemas.microsoft.com/office/drawing/2015/9/8/chartex" xmlns:cx2="http://schemas.microsoft.com/office/drawing/2015/10/21/chartex" xmlns:cx3="http://schemas.microsoft.com/office/drawing/2016/5/9/chartex" xmlns:cx4="http://schemas.microsoft.com/office/drawing/2016/5/10/chartex" xmlns:cx5="http://schemas.microsoft.com/office/drawing/2016/5/11/chartex" xmlns:cx6="http://schemas.microsoft.com/office/drawing/2016/5/12/chartex" xmlns:cx7="http://schemas.microsoft.com/office/drawing/2016/5/13/chartex" xmlns:cx8="http://schemas.microsoft.com/office/drawing/2016/5/14/chartex" xmlns:mc="http://schemas.openxmlformats.org/markup-compatibility/2006" xmlns:aink="http://schemas.microsoft.com/office/drawing/2016/ink" xmlns:am3d="http://schemas.microsoft.com/office/drawing/2017/model3d" xmlns:o="urn:schemas-microsoft-com:office:office" xmlns:oel="http://schemas.microsoft.com/office/2019/extlst" xmlns:r="http://schemas.openxmlformats.org/officeDocument/2006/relationships" xmlns:m="http://schemas.openxmlformats.org/officeDocument/2006/math" xmlns:v="urn:schemas-microsoft-com:vml" xmlns:wp14="http://schemas.microsoft.com/office/word/2010/wordprocessingDrawing" xmlns:wp="http://schemas.openxmlformats.org/drawingml/2006/wordprocessingDrawing" xmlns:w10="urn:schemas-microsoft-com:office:word" xmlns:w="http://schemas.openxmlformats.org/wordprocessingml/2006/main" xmlns:w14="http://schemas.microsoft.com/office/word/2010/wordml" xmlns:w15="http://schemas.microsoft.com/office/word/2012/wordml" xmlns:w16cei="http://schemas.microsoft.com/office/word/2026/wordml/cei" xmlns:w16cex="http://schemas.microsoft.com/office/word/2018/wordml/cex" xmlns:w16cid="http://schemas.microsoft.com/office/word/2016/wordml/cid" xmlns:w16="http://schemas.microsoft.com/office/word/2018/wordml" xmlns:w16du="http://schemas.microsoft.com/office/word/2023/wordml/word16du" xmlns:w16sdtdh="http://schemas.microsoft.com/office/word/2020/wordml/sdtdatahash" xmlns:w16sdtfl="http://schemas.microsoft.com/office/word/2024/wordml/sdtformatlock" xmlns:w16se="http://schemas.microsoft.com/office/word/2015/wordml/symex" xmlns:wpg="http://schemas.microsoft.com/office/word/2010/wordprocessingGroup" xmlns:wpi="http://schemas.microsoft.com/office/word/2010/wordprocessingInk" xmlns:wne="http://schemas.microsoft.com/office/word/2006/wordml" xmlns:wps="http://schemas.microsoft.com/office/word/2010/wordprocessingShape" mc:Ignorable="w14 w15 w16se w16cid w16 w16cex w16sdtdh w16sdtfl w16du wp14">
   <w:body>
     <w:p>
       <w:pPr>
@@ -10567,18 +10567,13 @@
     </w:p>
     <w:p>
       <w:r>
-        <w:t>Las microempresas enfrentan desafíos significativos en la planeación financiera y en la gestión de la cadena de suministro, derivados de la alta variabilidad de la demanda, la limitada disponibilidad de herramientas analíticas y la predominancia de decisiones basadas en la intuición del empresario. Esta problemática se intensifica en escenarios de crecimiento, donde la ausencia de modelos analíticos estructurados incrementa la incertidumbre financiera y el riesgo operativo. En este contexto, la Inteligencia de Negocios (</w:t>
-      </w:r>
-      <w:proofErr w:type="gramStart"/>
-      <w:r>
-        <w:t xml:space="preserve">Business </w:t>
+        <w:t xml:space="preserve">Las microempresas enfrentan desafíos significativos en la planeación financiera y en la gestión de la cadena de suministro, derivados de la alta variabilidad de la demanda, la limitada disponibilidad de herramientas analíticas y la predominancia de decisiones basadas en la intuición del empresario. Esta problemática se intensifica en escenarios de crecimiento, donde la ausencia de modelos analíticos estructurados incrementa la incertidumbre financiera y el riesgo operativo. En este contexto, la Inteligencia de Negocios (Business </w:t>
       </w:r>
       <w:proofErr w:type="spellStart"/>
       <w:r>
         <w:t>Intelligence</w:t>
       </w:r>
       <w:proofErr w:type="spellEnd"/>
-      <w:proofErr w:type="gramEnd"/>
       <w:r>
         <w:t xml:space="preserve">, BI) y el Aprendizaje Automático (Machine </w:t>
       </w:r>
@@ -10601,15 +10596,7 @@
       </w:r>
       <w:proofErr w:type="spellEnd"/>
       <w:r>
-        <w:t xml:space="preserve">, empresa ubicada en Tizayuca, Hidalgo, mediante la integración y depuración de datos históricos de ingresos, ventas </w:t>
-      </w:r>
-      <w:proofErr w:type="gramStart"/>
-      <w:r>
-        <w:t>e</w:t>
-      </w:r>
-      <w:proofErr w:type="gramEnd"/>
-      <w:r>
-        <w:t xml:space="preserve"> compras de materia prima, así como de variables temporales y exógenas relacionadas con estacionalidad, fechas especiales y dinámicas comerciales. A partir de este conjunto de datos se diseñarán, entrenarán y compararán modelos supervisados de regresión, ensambles y redes neuronales, evaluados con métricas como MAE, RMSE y MAPE y contrastados tanto con líneas base estadísticas como con el método empírico actualmente utilizado por la empresa. Se espera determinar si la mejora en la precisión del pronóstico contribuye a reducir la incertidumbre en la planeación financiera y a sustentar con mayor evidencia las decisiones de compra, inventario y expansión comercial. El trabajo busca aportar un referente metodológico aplicable a microempresas que enfrentan restricciones de datos, recursos analíticos y alta variabilidad de la demanda.</w:t>
+        <w:t>, empresa ubicada en Tizayuca, Hidalgo, mediante la integración y depuración de datos históricos de ingresos, ventas e compras de materia prima, así como de variables temporales y exógenas relacionadas con estacionalidad, fechas especiales y dinámicas comerciales. A partir de este conjunto de datos se diseñarán, entrenarán y compararán modelos supervisados de regresión, ensambles y redes neuronales, evaluados con métricas como MAE, RMSE y MAPE y contrastados tanto con líneas base estadísticas como con el método empírico actualmente utilizado por la empresa. Se espera determinar si la mejora en la precisión del pronóstico contribuye a reducir la incertidumbre en la planeación financiera y a sustentar con mayor evidencia las decisiones de compra, inventario y expansión comercial. El trabajo busca aportar un referente metodológico aplicable a microempresas que enfrentan restricciones de datos, recursos analíticos y alta variabilidad de la demanda.</w:t>
       </w:r>
     </w:p>
     <w:p>
@@ -10694,21 +10681,7 @@
         <w:rPr>
           <w:highlight w:val="yellow"/>
         </w:rPr>
-        <w:t xml:space="preserve"> explican que el proceso emprendedor es dinámico y se basa en el aprendizaje </w:t>
-      </w:r>
-      <w:proofErr w:type="gramStart"/>
-      <w:r>
-        <w:rPr>
-          <w:highlight w:val="yellow"/>
-        </w:rPr>
-        <w:t>continuo</w:t>
-      </w:r>
-      <w:proofErr w:type="gramEnd"/>
-      <w:r>
-        <w:rPr>
-          <w:highlight w:val="yellow"/>
-        </w:rPr>
-        <w:t xml:space="preserve"> derivado de la interacción con el entorno y la toma de decisiones bajo incertidumbre.</w:t>
+        <w:t xml:space="preserve"> explican que el proceso emprendedor es dinámico y se basa en el aprendizaje continuo derivado de la interacción con el entorno y la toma de decisiones bajo incertidumbre.</w:t>
       </w:r>
       <w:r>
         <w:t xml:space="preserve"> Asimismo, </w:t>
@@ -10736,18 +10709,8 @@
           <w:iCs/>
           <w:highlight w:val="yellow"/>
         </w:rPr>
-        <w:t xml:space="preserve">lean </w:t>
-      </w:r>
-      <w:proofErr w:type="gramStart"/>
-      <w:r>
-        <w:rPr>
-          <w:i/>
-          <w:iCs/>
-          <w:highlight w:val="yellow"/>
-        </w:rPr>
-        <w:t>startup</w:t>
-      </w:r>
-      <w:proofErr w:type="gramEnd"/>
+        <w:t>lean startup</w:t>
+      </w:r>
       <w:r>
         <w:rPr>
           <w:highlight w:val="yellow"/>
@@ -11996,14 +11959,27 @@
       <w:r>
         <w:t xml:space="preserve">Tabla </w:t>
       </w:r>
-      <w:fldSimple w:instr=" SEQ Tabla \* ARABIC ">
-        <w:r>
-          <w:rPr>
-            <w:noProof/>
-          </w:rPr>
-          <w:t>1</w:t>
-        </w:r>
-      </w:fldSimple>
+      <w:r>
+        <w:fldChar w:fldCharType="begin"/>
+      </w:r>
+      <w:r>
+        <w:instrText xml:space="preserve"> SEQ Tabla \* ARABIC </w:instrText>
+      </w:r>
+      <w:r>
+        <w:fldChar w:fldCharType="separate"/>
+      </w:r>
+      <w:r>
+        <w:rPr>
+          <w:noProof/>
+        </w:rPr>
+        <w:t>1</w:t>
+      </w:r>
+      <w:r>
+        <w:rPr>
+          <w:noProof/>
+        </w:rPr>
+        <w:fldChar w:fldCharType="end"/>
+      </w:r>
       <w:r>
         <w:rPr>
           <w:noProof/>
@@ -12363,11 +12339,9 @@
             <w:pPr>
               <w:pStyle w:val="TablaTesis"/>
             </w:pPr>
-            <w:proofErr w:type="gramStart"/>
             <w:r>
               <w:t>EE.UU.</w:t>
             </w:r>
-            <w:proofErr w:type="gramEnd"/>
           </w:p>
         </w:tc>
         <w:tc>
@@ -13544,11 +13518,9 @@
             <w:pPr>
               <w:pStyle w:val="TablaTesis"/>
             </w:pPr>
-            <w:proofErr w:type="gramStart"/>
             <w:r>
               <w:t>EE.UU.</w:t>
             </w:r>
-            <w:proofErr w:type="gramEnd"/>
           </w:p>
         </w:tc>
         <w:tc>
@@ -14467,15 +14439,7 @@
             </w:r>
             <w:proofErr w:type="spellEnd"/>
             <w:r>
-              <w:t xml:space="preserve"> </w:t>
-            </w:r>
-            <w:proofErr w:type="gramStart"/>
-            <w:r>
-              <w:t>continuo</w:t>
-            </w:r>
-            <w:proofErr w:type="gramEnd"/>
-            <w:r>
-              <w:t xml:space="preserve"> automatizado</w:t>
+              <w:t xml:space="preserve"> continuo automatizado</w:t>
             </w:r>
           </w:p>
         </w:tc>
@@ -14943,7 +14907,6 @@
             <w:pPr>
               <w:pStyle w:val="TablaTesis"/>
             </w:pPr>
-            <w:proofErr w:type="gramStart"/>
             <w:r>
               <w:t xml:space="preserve">Business </w:t>
             </w:r>
@@ -14952,7 +14915,6 @@
               <w:t>Intelligence</w:t>
             </w:r>
             <w:proofErr w:type="spellEnd"/>
-            <w:proofErr w:type="gramEnd"/>
             <w:r>
               <w:t xml:space="preserve">, </w:t>
             </w:r>
@@ -15487,7 +15449,6 @@
             <w:pPr>
               <w:pStyle w:val="TablaTesis"/>
             </w:pPr>
-            <w:proofErr w:type="gramStart"/>
             <w:r>
               <w:t xml:space="preserve">Business </w:t>
             </w:r>
@@ -15496,7 +15457,6 @@
               <w:t>Intelligence</w:t>
             </w:r>
             <w:proofErr w:type="spellEnd"/>
-            <w:proofErr w:type="gramEnd"/>
           </w:p>
         </w:tc>
         <w:tc>
@@ -16201,14 +16161,7 @@
         <w:rPr>
           <w:highlight w:val="blue"/>
         </w:rPr>
-        <w:t xml:space="preserve">en Tizayuca, </w:t>
-      </w:r>
-      <w:proofErr w:type="gramStart"/>
-      <w:r>
-        <w:rPr>
-          <w:highlight w:val="blue"/>
-        </w:rPr>
-        <w:t>Hidalgo</w:t>
+        <w:t>en Tizayuca, Hidalgo</w:t>
       </w:r>
       <w:r>
         <w:t xml:space="preserve">, </w:t>
@@ -16219,7 +16172,6 @@
         </w:rPr>
         <w:t>frente al método empírico utilizado históricamente?</w:t>
       </w:r>
-      <w:proofErr w:type="gramEnd"/>
     </w:p>
     <w:p>
       <w:pPr>
@@ -16384,21 +16336,7 @@
         <w:rPr>
           <w:color w:val="000000"/>
         </w:rPr>
-        <w:t xml:space="preserve"> un </w:t>
-      </w:r>
-      <w:proofErr w:type="spellStart"/>
-      <w:r>
-        <w:rPr>
-          <w:color w:val="000000"/>
-        </w:rPr>
-        <w:t>dataset</w:t>
-      </w:r>
-      <w:proofErr w:type="spellEnd"/>
-      <w:r>
-        <w:rPr>
-          <w:color w:val="000000"/>
-        </w:rPr>
-        <w:t xml:space="preserve"> maestro a partir de los orígenes de datos de ventas, compra de insumos con los que cuenta </w:t>
+        <w:t xml:space="preserve"> un dataset maestro a partir de los orígenes de datos de ventas, compra de insumos con los que cuenta </w:t>
       </w:r>
       <w:proofErr w:type="spellStart"/>
       <w:r>
@@ -17514,15 +17452,7 @@
     <w:p>
       <w:r>
         <w:lastRenderedPageBreak/>
-        <w:t xml:space="preserve">El emprendedor acumula experiencia a través de un proceso dinámico de aprendizaje </w:t>
-      </w:r>
-      <w:proofErr w:type="gramStart"/>
-      <w:r>
-        <w:t>continuo</w:t>
-      </w:r>
-      <w:proofErr w:type="gramEnd"/>
-      <w:r>
-        <w:t xml:space="preserve"> derivado de la interacción directa con su mercado </w:t>
+        <w:t xml:space="preserve">El emprendedor acumula experiencia a través de un proceso dinámico de aprendizaje continuo derivado de la interacción directa con su mercado </w:t>
       </w:r>
       <w:r>
         <w:rPr>
@@ -18213,7 +18143,6 @@
       <w:r>
         <w:t>La evolución del pensamiento administrativo y tecnológico ha consolidado a la Inteligencia de Negocios (</w:t>
       </w:r>
-      <w:proofErr w:type="gramStart"/>
       <w:r>
         <w:rPr>
           <w:i/>
@@ -18230,7 +18159,6 @@
         <w:t>Intelligence</w:t>
       </w:r>
       <w:proofErr w:type="spellEnd"/>
-      <w:proofErr w:type="gramEnd"/>
       <w:r>
         <w:t xml:space="preserve">, BI) no como una mera herramienta de visualización de datos, sino como un marco arquitectónico, metodológico y conceptual de transformación corporativa. Para rastrear los fundamentos de BI, es indispensable acudir a la evolución de los Sistemas de Soporte a la Decisión (DSS, por sus siglas en inglés), cuya conceptualización formal fue estructurada por </w:t>
       </w:r>
@@ -18998,19 +18926,11 @@
         </w:pBdr>
         <w:spacing w:before="0"/>
       </w:pPr>
-      <w:proofErr w:type="gramStart"/>
       <w:r>
         <w:rPr>
           <w:color w:val="000000"/>
         </w:rPr>
-        <w:t>Prever con antelación</w:t>
-      </w:r>
-      <w:proofErr w:type="gramEnd"/>
-      <w:r>
-        <w:rPr>
-          <w:color w:val="000000"/>
-        </w:rPr>
-        <w:t xml:space="preserve"> matemática los periodos de contracción de la demanda estacional (los "valles" de venta), permitiendo construir reservas de liquidez precautorias.</w:t>
+        <w:t>Prever con antelación matemática los periodos de contracción de la demanda estacional (los "valles" de venta), permitiendo construir reservas de liquidez precautorias.</w:t>
       </w:r>
     </w:p>
     <w:p>
@@ -19710,21 +19630,12 @@
       <w:r>
         <w:t xml:space="preserve">Un modelo </w:t>
       </w:r>
-      <w:proofErr w:type="gramStart"/>
       <w:r>
         <w:rPr>
           <w:i/>
           <w:iCs/>
         </w:rPr>
-        <w:t>ARIMA(</w:t>
-      </w:r>
-      <w:proofErr w:type="gramEnd"/>
-      <w:r>
-        <w:rPr>
-          <w:i/>
-          <w:iCs/>
-        </w:rPr>
-        <w:t>p, d, q)</w:t>
+        <w:t>ARIMA(p, d, q)</w:t>
       </w:r>
       <w:r>
         <w:t xml:space="preserve"> descompone la dinámica de una serie temporal en tres componentes matemáticos esenciales:</w:t>
@@ -20114,31 +20025,7 @@
           <w:i/>
           <w:iCs/>
         </w:rPr>
-        <w:t xml:space="preserve">SARIMA (p, d, </w:t>
-      </w:r>
-      <w:proofErr w:type="gramStart"/>
-      <w:r>
-        <w:rPr>
-          <w:i/>
-          <w:iCs/>
-        </w:rPr>
-        <w:t>q)(</w:t>
-      </w:r>
-      <w:proofErr w:type="gramEnd"/>
-      <w:r>
-        <w:rPr>
-          <w:i/>
-          <w:iCs/>
-        </w:rPr>
-        <w:t xml:space="preserve">P, D, </w:t>
-      </w:r>
-      <w:proofErr w:type="gramStart"/>
-      <w:r>
-        <w:rPr>
-          <w:i/>
-          <w:iCs/>
-        </w:rPr>
-        <w:t>Q)</w:t>
+        <w:t>SARIMA (p, d, q)(P, D, Q)</w:t>
       </w:r>
       <w:r>
         <w:rPr>
@@ -20149,11 +20036,7 @@
         <w:t>s</w:t>
       </w:r>
       <w:r>
-        <w:t>.</w:t>
-      </w:r>
-      <w:proofErr w:type="gramEnd"/>
-      <w:r>
-        <w:t xml:space="preserve"> En esta formulación, los operadores estacionales de orden superior </w:t>
+        <w:t xml:space="preserve">. En esta formulación, los operadores estacionales de orden superior </w:t>
       </w:r>
       <w:r>
         <w:rPr>
@@ -21594,15 +21477,7 @@
       </w:r>
       <w:proofErr w:type="spellEnd"/>
       <w:r>
-        <w:t xml:space="preserve"> y S. Usha (2023) identifican </w:t>
-      </w:r>
-      <w:proofErr w:type="gramStart"/>
-      <w:r>
-        <w:t>que</w:t>
-      </w:r>
-      <w:proofErr w:type="gramEnd"/>
-      <w:r>
-        <w:t xml:space="preserve"> en la industria de la panificación y la repostería, la ventana de comercialización óptima suele medirse en horas o, en el mejor de los casos, en un par de días. Una vez superado este umbral temporal, el valor de recuperación del inventario (</w:t>
+        <w:t xml:space="preserve"> y S. Usha (2023) identifican que en la industria de la panificación y la repostería, la ventana de comercialización óptima suele medirse en horas o, en el mejor de los casos, en un par de días. Una vez superado este umbral temporal, el valor de recuperación del inventario (</w:t>
       </w:r>
       <w:proofErr w:type="spellStart"/>
       <w:r>
@@ -22781,15 +22656,7 @@
       </w:r>
       <w:proofErr w:type="spellEnd"/>
       <w:r>
-        <w:t xml:space="preserve"> para generar una "explosión de materiales": el sistema no solo predice la demanda del producto final, sino que indica a la administración la cantidad exacta en kilogramos de harina, azúcar, huevos y empaques que deben ser solicitados al proveedor local el </w:t>
-      </w:r>
-      <w:proofErr w:type="gramStart"/>
-      <w:r>
-        <w:t>día lunes</w:t>
-      </w:r>
-      <w:proofErr w:type="gramEnd"/>
-      <w:r>
-        <w:t>, respetando los plazos de entrega (</w:t>
+        <w:t xml:space="preserve"> para generar una "explosión de materiales": el sistema no solo predice la demanda del producto final, sino que indica a la administración la cantidad exacta en kilogramos de harina, azúcar, huevos y empaques que deben ser solicitados al proveedor local el día lunes, respetando los plazos de entrega (</w:t>
       </w:r>
       <w:r>
         <w:rPr>
@@ -24609,15 +24476,7 @@
       </w:r>
       <w:proofErr w:type="spellEnd"/>
       <w:r>
-        <w:t xml:space="preserve"> presenta fuerte dependencia del día de la semana y el mes del año. No obstante, introducir estas variables como etiquetas numéricas ordinales simples (ej. Lunes = 1, Domingo = 7) es un error matemático grave, pues el algoritmo no entenderá que el Domingo (7) y el </w:t>
-      </w:r>
-      <w:proofErr w:type="gramStart"/>
-      <w:r>
-        <w:t>Lunes</w:t>
-      </w:r>
-      <w:proofErr w:type="gramEnd"/>
-      <w:r>
-        <w:t xml:space="preserve"> (1) son días temporalmente adyacentes. La Ingeniería de Características soluciona esto mediante codificación trigonométrica, proyectando la variable temporal en un círculo de dos dimensiones usando </w:t>
+        <w:t xml:space="preserve"> presenta fuerte dependencia del día de la semana y el mes del año. No obstante, introducir estas variables como etiquetas numéricas ordinales simples (ej. Lunes = 1, Domingo = 7) es un error matemático grave, pues el algoritmo no entenderá que el Domingo (7) y el Lunes (1) son días temporalmente adyacentes. La Ingeniería de Características soluciona esto mediante codificación trigonométrica, proyectando la variable temporal en un círculo de dos dimensiones usando </w:t>
       </w:r>
       <w:r>
         <w:t>la</w:t>
@@ -25334,15 +25193,7 @@
         <w:t>Leonard Tashman (2000)</w:t>
       </w:r>
       <w:r>
-        <w:t xml:space="preserve"> subraya </w:t>
-      </w:r>
-      <w:proofErr w:type="gramStart"/>
-      <w:r>
-        <w:t>que</w:t>
-      </w:r>
-      <w:proofErr w:type="gramEnd"/>
-      <w:r>
-        <w:t xml:space="preserve"> en entornos de pequeñas organizaciones, se puede optar por una </w:t>
+        <w:t xml:space="preserve"> subraya que en entornos de pequeñas organizaciones, se puede optar por una </w:t>
       </w:r>
       <w:r>
         <w:rPr>
@@ -25835,14 +25686,27 @@
       <w:r>
         <w:t xml:space="preserve">Ecuación </w:t>
       </w:r>
-      <w:fldSimple w:instr=" SEQ Ecuación \* ARABIC ">
-        <w:r>
-          <w:rPr>
-            <w:noProof/>
-          </w:rPr>
-          <w:t>5</w:t>
-        </w:r>
-      </w:fldSimple>
+      <w:r>
+        <w:fldChar w:fldCharType="begin"/>
+      </w:r>
+      <w:r>
+        <w:instrText xml:space="preserve"> SEQ Ecuación \* ARABIC </w:instrText>
+      </w:r>
+      <w:r>
+        <w:fldChar w:fldCharType="separate"/>
+      </w:r>
+      <w:r>
+        <w:rPr>
+          <w:noProof/>
+        </w:rPr>
+        <w:t>5</w:t>
+      </w:r>
+      <w:r>
+        <w:rPr>
+          <w:noProof/>
+        </w:rPr>
+        <w:fldChar w:fldCharType="end"/>
+      </w:r>
       <w:bookmarkEnd w:id="110"/>
       <w:r>
         <w:t xml:space="preserve"> - Error Absoluto Medio (MAE)</w:t>
@@ -26141,14 +26005,27 @@
       <w:r>
         <w:t xml:space="preserve">Ecuación </w:t>
       </w:r>
-      <w:fldSimple w:instr=" SEQ Ecuación \* ARABIC ">
-        <w:r>
-          <w:rPr>
-            <w:noProof/>
-          </w:rPr>
-          <w:t>6</w:t>
-        </w:r>
-      </w:fldSimple>
+      <w:r>
+        <w:fldChar w:fldCharType="begin"/>
+      </w:r>
+      <w:r>
+        <w:instrText xml:space="preserve"> SEQ Ecuación \* ARABIC </w:instrText>
+      </w:r>
+      <w:r>
+        <w:fldChar w:fldCharType="separate"/>
+      </w:r>
+      <w:r>
+        <w:rPr>
+          <w:noProof/>
+        </w:rPr>
+        <w:t>6</w:t>
+      </w:r>
+      <w:r>
+        <w:rPr>
+          <w:noProof/>
+        </w:rPr>
+        <w:fldChar w:fldCharType="end"/>
+      </w:r>
       <w:bookmarkEnd w:id="112"/>
       <w:r>
         <w:t xml:space="preserve"> - Raíz del Error Cuadrático Medio (RMSE)</w:t>
@@ -26457,14 +26334,27 @@
       <w:r>
         <w:t xml:space="preserve">Ecuación </w:t>
       </w:r>
-      <w:fldSimple w:instr=" SEQ Ecuación \* ARABIC ">
-        <w:r>
-          <w:rPr>
-            <w:noProof/>
-          </w:rPr>
-          <w:t>7</w:t>
-        </w:r>
-      </w:fldSimple>
+      <w:r>
+        <w:fldChar w:fldCharType="begin"/>
+      </w:r>
+      <w:r>
+        <w:instrText xml:space="preserve"> SEQ Ecuación \* ARABIC </w:instrText>
+      </w:r>
+      <w:r>
+        <w:fldChar w:fldCharType="separate"/>
+      </w:r>
+      <w:r>
+        <w:rPr>
+          <w:noProof/>
+        </w:rPr>
+        <w:t>7</w:t>
+      </w:r>
+      <w:r>
+        <w:rPr>
+          <w:noProof/>
+        </w:rPr>
+        <w:fldChar w:fldCharType="end"/>
+      </w:r>
       <w:bookmarkEnd w:id="114"/>
       <w:r>
         <w:t xml:space="preserve"> - E</w:t>
@@ -27100,14 +26990,27 @@
       <w:r>
         <w:t xml:space="preserve">Ecuación </w:t>
       </w:r>
-      <w:fldSimple w:instr=" SEQ Ecuación \* ARABIC ">
-        <w:r>
-          <w:rPr>
-            <w:noProof/>
-          </w:rPr>
-          <w:t>8</w:t>
-        </w:r>
-      </w:fldSimple>
+      <w:r>
+        <w:fldChar w:fldCharType="begin"/>
+      </w:r>
+      <w:r>
+        <w:instrText xml:space="preserve"> SEQ Ecuación \* ARABIC </w:instrText>
+      </w:r>
+      <w:r>
+        <w:fldChar w:fldCharType="separate"/>
+      </w:r>
+      <w:r>
+        <w:rPr>
+          <w:noProof/>
+        </w:rPr>
+        <w:t>8</w:t>
+      </w:r>
+      <w:r>
+        <w:rPr>
+          <w:noProof/>
+        </w:rPr>
+        <w:fldChar w:fldCharType="end"/>
+      </w:r>
       <w:bookmarkEnd w:id="120"/>
       <w:r>
         <w:t xml:space="preserve"> Error Absoluto Medio (MAE)</w:t>
@@ -27591,14 +27494,27 @@
       <w:r>
         <w:t xml:space="preserve">Ecuación </w:t>
       </w:r>
-      <w:fldSimple w:instr=" SEQ Ecuación \* ARABIC ">
-        <w:r>
-          <w:rPr>
-            <w:noProof/>
-          </w:rPr>
-          <w:t>9</w:t>
-        </w:r>
-      </w:fldSimple>
+      <w:r>
+        <w:fldChar w:fldCharType="begin"/>
+      </w:r>
+      <w:r>
+        <w:instrText xml:space="preserve"> SEQ Ecuación \* ARABIC </w:instrText>
+      </w:r>
+      <w:r>
+        <w:fldChar w:fldCharType="separate"/>
+      </w:r>
+      <w:r>
+        <w:rPr>
+          <w:noProof/>
+        </w:rPr>
+        <w:t>9</w:t>
+      </w:r>
+      <w:r>
+        <w:rPr>
+          <w:noProof/>
+        </w:rPr>
+        <w:fldChar w:fldCharType="end"/>
+      </w:r>
       <w:bookmarkEnd w:id="124"/>
       <w:r>
         <w:t xml:space="preserve"> - Raíz del Error Cuadrático Medio (RMSE)</w:t>
@@ -28005,14 +27921,27 @@
       <w:r>
         <w:t xml:space="preserve">Ecuación </w:t>
       </w:r>
-      <w:fldSimple w:instr=" SEQ Ecuación \* ARABIC ">
-        <w:r>
-          <w:rPr>
-            <w:noProof/>
-          </w:rPr>
-          <w:t>10</w:t>
-        </w:r>
-      </w:fldSimple>
+      <w:r>
+        <w:fldChar w:fldCharType="begin"/>
+      </w:r>
+      <w:r>
+        <w:instrText xml:space="preserve"> SEQ Ecuación \* ARABIC </w:instrText>
+      </w:r>
+      <w:r>
+        <w:fldChar w:fldCharType="separate"/>
+      </w:r>
+      <w:r>
+        <w:rPr>
+          <w:noProof/>
+        </w:rPr>
+        <w:t>10</w:t>
+      </w:r>
+      <w:r>
+        <w:rPr>
+          <w:noProof/>
+        </w:rPr>
+        <w:fldChar w:fldCharType="end"/>
+      </w:r>
       <w:bookmarkEnd w:id="128"/>
       <w:r>
         <w:t xml:space="preserve"> - Error Porcentual Absoluto Medio (MAPE)</w:t>
@@ -28932,14 +28861,27 @@
       <w:r>
         <w:t xml:space="preserve">Ecuación </w:t>
       </w:r>
-      <w:fldSimple w:instr=" SEQ Ecuación \* ARABIC ">
-        <w:r>
-          <w:rPr>
-            <w:noProof/>
-          </w:rPr>
-          <w:t>11</w:t>
-        </w:r>
-      </w:fldSimple>
+      <w:r>
+        <w:fldChar w:fldCharType="begin"/>
+      </w:r>
+      <w:r>
+        <w:instrText xml:space="preserve"> SEQ Ecuación \* ARABIC </w:instrText>
+      </w:r>
+      <w:r>
+        <w:fldChar w:fldCharType="separate"/>
+      </w:r>
+      <w:r>
+        <w:rPr>
+          <w:noProof/>
+        </w:rPr>
+        <w:t>11</w:t>
+      </w:r>
+      <w:r>
+        <w:rPr>
+          <w:noProof/>
+        </w:rPr>
+        <w:fldChar w:fldCharType="end"/>
+      </w:r>
       <w:bookmarkEnd w:id="134"/>
       <w:r>
         <w:t xml:space="preserve"> - Delta de las métricas de error</w:t>
@@ -31535,7 +31477,6 @@
         <w:lastRenderedPageBreak/>
         <w:t>En el marco de este estudio, el proceso deductivo parte de los principios generales y abstractos de la Ciencia de Datos, las teorías del Aprendizaje Automático Supervisado y los fundamentos de la Inteligencia de Negocios (</w:t>
       </w:r>
-      <w:proofErr w:type="gramStart"/>
       <w:r>
         <w:rPr>
           <w:i/>
@@ -31552,7 +31493,6 @@
         <w:t>Intelligence</w:t>
       </w:r>
       <w:proofErr w:type="spellEnd"/>
-      <w:proofErr w:type="gramEnd"/>
       <w:r>
         <w:t>). La literatura científica contemporánea postula, de forma generalizada, que la modelación matemática de patrones no lineales mediante algoritmos predictivos supera consistentemente a la heurística humana y a los métodos tradicionales en entornos caracterizados por la volatilidad y la alta incertidumbre.</w:t>
       </w:r>
@@ -31753,15 +31693,7 @@
         <w:t>Small Data</w:t>
       </w:r>
       <w:r>
-        <w:t>, el proceso requiere la consolidación de registros fragmentados para construir un conjunto de datos (</w:t>
-      </w:r>
-      <w:proofErr w:type="spellStart"/>
-      <w:r>
-        <w:t>dataset</w:t>
-      </w:r>
-      <w:proofErr w:type="spellEnd"/>
-      <w:r>
-        <w:t xml:space="preserve">) estructurado y relacional. Se integrarán </w:t>
+        <w:t xml:space="preserve">, el proceso requiere la consolidación de registros fragmentados para construir un conjunto de datos (dataset) estructurado y relacional. Se integrarán </w:t>
       </w:r>
       <w:r>
         <w:t xml:space="preserve">dos conjuntos de datos con </w:t>
@@ -32376,8 +32308,8 @@
       <w:r>
         <w:fldChar w:fldCharType="separate"/>
       </w:r>
-      <w:bookmarkStart w:id="182" w:name="_Toc238129922"/>
-      <w:bookmarkStart w:id="183" w:name="_Toc233383640"/>
+      <w:bookmarkStart w:id="182" w:name="_Toc233383640"/>
+      <w:bookmarkStart w:id="183" w:name="_Toc238129922"/>
       <w:r>
         <w:t>DESARROLLO</w:t>
       </w:r>
@@ -32472,14 +32404,27 @@
       <w:r>
         <w:t xml:space="preserve">Imagen </w:t>
       </w:r>
-      <w:fldSimple w:instr=" SEQ Imagen \* ARABIC ">
-        <w:r>
-          <w:rPr>
-            <w:noProof/>
-          </w:rPr>
-          <w:t>1</w:t>
-        </w:r>
-      </w:fldSimple>
+      <w:r>
+        <w:fldChar w:fldCharType="begin"/>
+      </w:r>
+      <w:r>
+        <w:instrText xml:space="preserve"> SEQ Imagen \* ARABIC </w:instrText>
+      </w:r>
+      <w:r>
+        <w:fldChar w:fldCharType="separate"/>
+      </w:r>
+      <w:r>
+        <w:rPr>
+          <w:noProof/>
+        </w:rPr>
+        <w:t>1</w:t>
+      </w:r>
+      <w:r>
+        <w:rPr>
+          <w:noProof/>
+        </w:rPr>
+        <w:fldChar w:fldCharType="end"/>
+      </w:r>
       <w:r>
         <w:t xml:space="preserve"> - Repositorio </w:t>
       </w:r>
@@ -32534,7 +32479,13 @@
         <w:t xml:space="preserve">En </w:t>
       </w:r>
       <w:r>
-        <w:t xml:space="preserve">2022 </w:t>
+        <w:t>2022</w:t>
+      </w:r>
+      <w:r>
+        <w:t>,</w:t>
+      </w:r>
+      <w:r>
+        <w:t xml:space="preserve"> </w:t>
       </w:r>
       <w:proofErr w:type="spellStart"/>
       <w:r>
@@ -32560,7 +32511,15 @@
         <w:t xml:space="preserve">de las ventas en </w:t>
       </w:r>
       <w:r>
-        <w:t>un archivo de Excel, posteriormente adquirió una herramienta de uso comercial denominada KYTE</w:t>
+        <w:t>un archivo de Excel,</w:t>
+      </w:r>
+      <w:r>
+        <w:t xml:space="preserve"> en dicho archivo se registraban datos que en su momento eran considerados necesarios para la operación </w:t>
+      </w:r>
+    </w:p>
+    <w:p>
+      <w:r>
+        <w:t xml:space="preserve"> posteriormente adquirió una herramienta de uso comercial denominada KYTE</w:t>
       </w:r>
       <w:r>
         <w:t xml:space="preserve"> </w:t>
@@ -32569,28 +32528,125 @@
         <w:t xml:space="preserve">lo cual le permitió generar un catálogo de productos y facilitó la </w:t>
       </w:r>
       <w:r>
-        <w:t xml:space="preserve">exhibición de su catálogo de productos a través de una plataforma web de acceso libre a su vez le permitía </w:t>
+        <w:t>exhibición de su catálogo de productos a través de una plataforma web</w:t>
+      </w:r>
+      <w:r>
+        <w:t xml:space="preserve">, </w:t>
+      </w:r>
+      <w:r>
+        <w:t xml:space="preserve">a su vez le permitía </w:t>
       </w:r>
       <w:r>
         <w:t xml:space="preserve">la gestión de ventas </w:t>
       </w:r>
       <w:r>
-        <w:t>dado que, para generar confianza en el cliente final, al realizar un pedido se le entrega un recibo digital. Para contar con la información unificada, se migró la información del archivo de Excel a la base de datos de la plataforma KYTE.</w:t>
-      </w:r>
-      <w:r>
-        <w:t xml:space="preserve"> Dicha plataforma permite generar un reporte de ventas diarias el cual se emplea como </w:t>
-      </w:r>
-      <w:proofErr w:type="gramStart"/>
-      <w:r>
-        <w:t>primer fuente</w:t>
-      </w:r>
-      <w:proofErr w:type="gramEnd"/>
+        <w:t xml:space="preserve">dado que, </w:t>
+      </w:r>
+      <w:r>
+        <w:t>al realizar un pedido se le entrega un recibo digital</w:t>
+      </w:r>
+      <w:r>
+        <w:t xml:space="preserve"> lo cual </w:t>
+      </w:r>
+      <w:r>
+        <w:t>genera</w:t>
+      </w:r>
+      <w:r>
+        <w:t xml:space="preserve"> </w:t>
+      </w:r>
+      <w:r>
+        <w:t xml:space="preserve">confianza en el cliente final. Para contar con la información unificada, se </w:t>
+      </w:r>
+      <w:r>
+        <w:t>integró</w:t>
+      </w:r>
+      <w:r>
+        <w:t xml:space="preserve"> la información </w:t>
+      </w:r>
+      <w:r>
+        <w:t xml:space="preserve">al </w:t>
+      </w:r>
+      <w:r>
+        <w:t xml:space="preserve">archivo de Excel </w:t>
+      </w:r>
+      <w:r>
+        <w:t xml:space="preserve">que proviene </w:t>
+      </w:r>
+      <w:r>
+        <w:t>de la plataforma KYTE</w:t>
+      </w:r>
+      <w:r>
+        <w:t xml:space="preserve"> como reporte en formato (.</w:t>
+      </w:r>
+      <w:proofErr w:type="spellStart"/>
+      <w:r>
+        <w:t>csv</w:t>
+      </w:r>
+      <w:proofErr w:type="spellEnd"/>
+      <w:r>
+        <w:t>)</w:t>
+      </w:r>
+      <w:r>
+        <w:t>.</w:t>
+      </w:r>
+      <w:r>
+        <w:t xml:space="preserve"> </w:t>
+      </w:r>
+      <w:r>
+        <w:t xml:space="preserve">El </w:t>
+      </w:r>
+      <w:r>
+        <w:t xml:space="preserve">reporte de ventas diarias se emplea como </w:t>
+      </w:r>
+      <w:r>
+        <w:t>primera fuente</w:t>
+      </w:r>
       <w:r>
         <w:t xml:space="preserve"> de datos.</w:t>
       </w:r>
     </w:p>
     <w:p>
       <w:r>
+        <w:lastRenderedPageBreak/>
+        <w:drawing>
+          <wp:inline distT="0" distB="0" distL="0" distR="0" wp14:anchorId="1B2AF8D6" wp14:editId="1B933CF9">
+            <wp:extent cx="6332220" cy="3403600"/>
+            <wp:effectExtent l="0" t="0" r="0" b="6350"/>
+            <wp:docPr id="222608505" name="Imagen 1"/>
+            <wp:cNvGraphicFramePr>
+              <a:graphicFrameLocks xmlns:a="http://schemas.openxmlformats.org/drawingml/2006/main" noChangeAspect="1"/>
+            </wp:cNvGraphicFramePr>
+            <a:graphic xmlns:a="http://schemas.openxmlformats.org/drawingml/2006/main">
+              <a:graphicData uri="http://schemas.openxmlformats.org/drawingml/2006/picture">
+                <pic:pic xmlns:pic="http://schemas.openxmlformats.org/drawingml/2006/picture">
+                  <pic:nvPicPr>
+                    <pic:cNvPr id="222608505" name=""/>
+                    <pic:cNvPicPr/>
+                  </pic:nvPicPr>
+                  <pic:blipFill>
+                    <a:blip r:embed="rId14"/>
+                    <a:stretch>
+                      <a:fillRect/>
+                    </a:stretch>
+                  </pic:blipFill>
+                  <pic:spPr>
+                    <a:xfrm>
+                      <a:off x="0" y="0"/>
+                      <a:ext cx="6332220" cy="3403600"/>
+                    </a:xfrm>
+                    <a:prstGeom prst="rect">
+                      <a:avLst/>
+                    </a:prstGeom>
+                  </pic:spPr>
+                </pic:pic>
+              </a:graphicData>
+            </a:graphic>
+          </wp:inline>
+        </w:drawing>
+      </w:r>
+    </w:p>
+    <w:p>
+      <w:r>
         <w:t xml:space="preserve">Por otro lado, </w:t>
       </w:r>
       <w:r>
@@ -32606,15 +32662,7 @@
         <w:t xml:space="preserve">, con ello, la información se ha ido acumulando al pasar los años. </w:t>
       </w:r>
       <w:r>
-        <w:t xml:space="preserve">El acceso a la información es </w:t>
-      </w:r>
-      <w:proofErr w:type="gramStart"/>
-      <w:r>
-        <w:t>directa</w:t>
-      </w:r>
-      <w:proofErr w:type="gramEnd"/>
-      <w:r>
-        <w:t xml:space="preserve"> pues fue un diseño propio.</w:t>
+        <w:t>El acceso a la información es directa pues fue un diseño propio.</w:t>
       </w:r>
     </w:p>
     <w:p>
@@ -32631,17 +32679,29 @@
       <w:bookmarkStart w:id="189" w:name="_Ref235634813"/>
       <w:bookmarkStart w:id="190" w:name="_Toc235867484"/>
       <w:r>
-        <w:lastRenderedPageBreak/>
         <w:t xml:space="preserve">Tabla </w:t>
       </w:r>
-      <w:fldSimple w:instr=" SEQ Tabla \* ARABIC ">
-        <w:r>
-          <w:rPr>
-            <w:noProof/>
-          </w:rPr>
-          <w:t>2</w:t>
-        </w:r>
-      </w:fldSimple>
+      <w:r>
+        <w:fldChar w:fldCharType="begin"/>
+      </w:r>
+      <w:r>
+        <w:instrText xml:space="preserve"> SEQ Tabla \* ARABIC </w:instrText>
+      </w:r>
+      <w:r>
+        <w:fldChar w:fldCharType="separate"/>
+      </w:r>
+      <w:r>
+        <w:rPr>
+          <w:noProof/>
+        </w:rPr>
+        <w:t>2</w:t>
+      </w:r>
+      <w:r>
+        <w:rPr>
+          <w:noProof/>
+        </w:rPr>
+        <w:fldChar w:fldCharType="end"/>
+      </w:r>
       <w:bookmarkEnd w:id="189"/>
       <w:r>
         <w:t xml:space="preserve"> - </w:t>
@@ -32813,11 +32873,9 @@
             <w:pPr>
               <w:pStyle w:val="TablaTesis"/>
             </w:pPr>
-            <w:proofErr w:type="gramStart"/>
             <w:r>
               <w:t>Status</w:t>
             </w:r>
-            <w:proofErr w:type="gramEnd"/>
           </w:p>
         </w:tc>
         <w:tc>
@@ -33679,12 +33737,10 @@
               <w:pStyle w:val="TablaTesis"/>
             </w:pPr>
             <w:proofErr w:type="spellStart"/>
-            <w:proofErr w:type="gramStart"/>
             <w:r>
               <w:t>Pastel,Galletas</w:t>
             </w:r>
             <w:proofErr w:type="spellEnd"/>
-            <w:proofErr w:type="gramEnd"/>
             <w:r>
               <w:t xml:space="preserve">, </w:t>
             </w:r>
@@ -33726,7 +33782,6 @@
         </w:tc>
       </w:tr>
     </w:tbl>
-    <w:p/>
     <w:p>
       <w:r>
         <w:t>Como se observa en la</w:t>
@@ -33793,37 +33848,20 @@
         <w:t xml:space="preserve">de línea y </w:t>
       </w:r>
       <w:r>
-        <w:t xml:space="preserve">personalizados). El </w:t>
+        <w:t>personalizados). El dataset está estructurado en formato tabular (.</w:t>
       </w:r>
       <w:proofErr w:type="spellStart"/>
       <w:r>
-        <w:t>dataset</w:t>
+        <w:t>csv</w:t>
       </w:r>
       <w:proofErr w:type="spellEnd"/>
       <w:r>
-        <w:t xml:space="preserve"> está estructurado en formato tabular (.</w:t>
-      </w:r>
-      <w:proofErr w:type="spellStart"/>
-      <w:r>
-        <w:t>csv</w:t>
-      </w:r>
-      <w:proofErr w:type="spellEnd"/>
-      <w:r>
         <w:t>) y cada fila representa un pedido o venta individual, capturando detalles operativos, financieros, temporales y logísticos.</w:t>
       </w:r>
     </w:p>
     <w:p>
       <w:r>
-        <w:lastRenderedPageBreak/>
-        <w:t xml:space="preserve">Este </w:t>
-      </w:r>
-      <w:proofErr w:type="spellStart"/>
-      <w:r>
-        <w:t>dataset</w:t>
-      </w:r>
-      <w:proofErr w:type="spellEnd"/>
-      <w:r>
-        <w:t xml:space="preserve"> es fundamental para el estudio, ya que permite comprender la dinámica comercial, la rentabilidad y el comportamiento de consumo de los clientes a lo largo del tiempo.</w:t>
+        <w:t>Este dataset es fundamental para el estudio, ya que permite comprender la dinámica comercial, la rentabilidad y el comportamiento de consumo de los clientes a lo largo del tiempo.</w:t>
       </w:r>
     </w:p>
     <w:p>
@@ -33843,15 +33881,7 @@
     </w:p>
     <w:p>
       <w:r>
-        <w:t xml:space="preserve">El </w:t>
-      </w:r>
-      <w:proofErr w:type="spellStart"/>
-      <w:r>
-        <w:t>dataset</w:t>
-      </w:r>
-      <w:proofErr w:type="spellEnd"/>
-      <w:r>
-        <w:t xml:space="preserve"> cuenta con un amplio conjunto de características (columnas) que se pueden agrupar en cinco dimensiones principales para su análisis:</w:t>
+        <w:t>El dataset cuenta con un amplio conjunto de características (columnas) que se pueden agrupar en cinco dimensiones principales para su análisis:</w:t>
       </w:r>
     </w:p>
     <w:p>
@@ -33931,23 +33961,13 @@
         </w:pBdr>
         <w:spacing w:before="0" w:after="0"/>
       </w:pPr>
-      <w:proofErr w:type="gramStart"/>
       <w:r>
         <w:rPr>
           <w:b/>
           <w:bCs/>
           <w:color w:val="000000"/>
         </w:rPr>
-        <w:t>Status</w:t>
-      </w:r>
-      <w:proofErr w:type="gramEnd"/>
-      <w:r>
-        <w:rPr>
-          <w:b/>
-          <w:bCs/>
-          <w:color w:val="000000"/>
-        </w:rPr>
-        <w:t>:</w:t>
+        <w:t>Status:</w:t>
       </w:r>
       <w:r>
         <w:rPr>
@@ -33992,6 +34012,7 @@
           <w:bCs/>
           <w:color w:val="000000"/>
         </w:rPr>
+        <w:lastRenderedPageBreak/>
         <w:t>Pedido:</w:t>
       </w:r>
       <w:r>
@@ -34222,7 +34243,6 @@
           <w:b/>
           <w:bCs/>
         </w:rPr>
-        <w:lastRenderedPageBreak/>
         <w:t>4. Variables Descriptivas y de Entidades:</w:t>
       </w:r>
     </w:p>
@@ -34398,6 +34418,7 @@
           <w:b/>
           <w:bCs/>
         </w:rPr>
+        <w:lastRenderedPageBreak/>
         <w:t xml:space="preserve">Pastel, Galletas, </w:t>
       </w:r>
       <w:proofErr w:type="spellStart"/>
@@ -34441,15 +34462,7 @@
         <w:spacing w:before="0" w:after="0"/>
       </w:pPr>
       <w:r>
-        <w:t xml:space="preserve">La riqueza de este </w:t>
-      </w:r>
-      <w:proofErr w:type="spellStart"/>
-      <w:r>
-        <w:t>dataset</w:t>
-      </w:r>
-      <w:proofErr w:type="spellEnd"/>
-      <w:r>
-        <w:t xml:space="preserve"> permite realizar diversos análisis cuantitativos y cualitativos, tales como:</w:t>
+        <w:t>La riqueza de este dataset permite realizar diversos análisis cuantitativos y cualitativos, tales como:</w:t>
       </w:r>
     </w:p>
     <w:p>
@@ -34470,15 +34483,7 @@
         <w:t>Análisis de Rentabilidad:</w:t>
       </w:r>
       <w:r>
-        <w:t xml:space="preserve"> Evaluación de los márgenes de ganancia por </w:t>
-      </w:r>
-      <w:proofErr w:type="gramStart"/>
-      <w:r>
-        <w:t>línea</w:t>
-      </w:r>
-      <w:proofErr w:type="gramEnd"/>
-      <w:r>
-        <w:t xml:space="preserve"> de producto o por canal de venta.</w:t>
+        <w:t xml:space="preserve"> Evaluación de los márgenes de ganancia por línea de producto o por canal de venta.</w:t>
       </w:r>
     </w:p>
     <w:p>
@@ -34556,7 +34561,6 @@
         </w:numPr>
       </w:pPr>
       <w:r>
-        <w:lastRenderedPageBreak/>
         <w:t>Descripción General del Conjunto de Datos de Compras (Egresos)</w:t>
       </w:r>
     </w:p>
@@ -34575,15 +34579,7 @@
     </w:p>
     <w:p>
       <w:r>
-        <w:t xml:space="preserve">Este </w:t>
-      </w:r>
-      <w:proofErr w:type="spellStart"/>
-      <w:r>
-        <w:t>dataset</w:t>
-      </w:r>
-      <w:proofErr w:type="spellEnd"/>
-      <w:r>
-        <w:t xml:space="preserve"> es un pilar fundamental para la investigación, ya que permite modelar el flujo de salida de capital y la recurrencia de adquisición de insumos, elementos críticos para estructurar modelos orientados a la optimización de la cadena de suministro en el rubro de la repostería creativa.</w:t>
+        <w:t>Este dataset es un pilar fundamental para la investigación, ya que permite modelar el flujo de salida de capital y la recurrencia de adquisición de insumos, elementos críticos para estructurar modelos orientados a la optimización de la cadena de suministro en el rubro de la repostería creativa.</w:t>
       </w:r>
     </w:p>
     <w:p>
@@ -34632,6 +34628,7 @@
           <w:b/>
           <w:bCs/>
         </w:rPr>
+        <w:lastRenderedPageBreak/>
         <w:t>Number / Id:</w:t>
       </w:r>
       <w:r>
@@ -34647,21 +34644,12 @@
         </w:numPr>
         <w:spacing w:before="0"/>
       </w:pPr>
-      <w:proofErr w:type="gramStart"/>
-      <w:r>
-        <w:rPr>
-          <w:b/>
-          <w:bCs/>
-        </w:rPr>
-        <w:t>Status</w:t>
-      </w:r>
-      <w:proofErr w:type="gramEnd"/>
-      <w:r>
-        <w:rPr>
-          <w:b/>
-          <w:bCs/>
-        </w:rPr>
-        <w:t>:</w:t>
+      <w:r>
+        <w:rPr>
+          <w:b/>
+          <w:bCs/>
+        </w:rPr>
+        <w:t>Status:</w:t>
       </w:r>
       <w:r>
         <w:t xml:space="preserve"> Clasificador del estado operativo de la transacción (</w:t>
@@ -34769,7 +34757,6 @@
           <w:b/>
           <w:bCs/>
         </w:rPr>
-        <w:lastRenderedPageBreak/>
         <w:t>Cantidad / Total de ítems:</w:t>
       </w:r>
       <w:r>
@@ -34939,6 +34926,7 @@
           <w:b/>
           <w:bCs/>
         </w:rPr>
+        <w:lastRenderedPageBreak/>
         <w:t>Nombre:</w:t>
       </w:r>
       <w:r>
@@ -34990,23 +34978,7 @@
     </w:p>
     <w:p>
       <w:r>
-        <w:t xml:space="preserve">La integración armónica de este </w:t>
-      </w:r>
-      <w:proofErr w:type="spellStart"/>
-      <w:r>
-        <w:t>dataset</w:t>
-      </w:r>
-      <w:proofErr w:type="spellEnd"/>
-      <w:r>
-        <w:t xml:space="preserve"> de compras con el de ventas permite una visión holística del ciclo de vida del producto. Desde una perspectiva analítica y de optimización, el </w:t>
-      </w:r>
-      <w:proofErr w:type="spellStart"/>
-      <w:r>
-        <w:t>dataset</w:t>
-      </w:r>
-      <w:proofErr w:type="spellEnd"/>
-      <w:r>
-        <w:t xml:space="preserve"> facilita:</w:t>
+        <w:t>La integración armónica de este dataset de compras con el de ventas permite una visión holística del ciclo de vida del producto. Desde una perspectiva analítica y de optimización, el dataset facilita:</w:t>
       </w:r>
     </w:p>
     <w:p>
@@ -35052,11 +35024,7 @@
         <w:t>Análisis de Eficiencia en Costos:</w:t>
       </w:r>
       <w:r>
-        <w:t xml:space="preserve"> La separación explícita a través de la variable Costo fijo permite aislar los costos variables (insumos y empaques) para calcular el margen </w:t>
-      </w:r>
-      <w:r>
-        <w:lastRenderedPageBreak/>
-        <w:t>de contribución unitario y evaluar el impacto real de la inflación o el costo logístico (Envío) en la rentabilidad.</w:t>
+        <w:t xml:space="preserve"> La separación explícita a través de la variable Costo fijo permite aislar los costos variables (insumos y empaques) para calcular el margen de contribución unitario y evaluar el impacto real de la inflación o el costo logístico (Envío) en la rentabilidad.</w:t>
       </w:r>
     </w:p>
     <w:p>
@@ -35164,14 +35132,27 @@
       <w:r>
         <w:t xml:space="preserve">Tabla </w:t>
       </w:r>
-      <w:fldSimple w:instr=" SEQ Tabla \* ARABIC ">
-        <w:r>
-          <w:rPr>
-            <w:noProof/>
-          </w:rPr>
-          <w:t>3</w:t>
-        </w:r>
-      </w:fldSimple>
+      <w:r>
+        <w:fldChar w:fldCharType="begin"/>
+      </w:r>
+      <w:r>
+        <w:instrText xml:space="preserve"> SEQ Tabla \* ARABIC </w:instrText>
+      </w:r>
+      <w:r>
+        <w:fldChar w:fldCharType="separate"/>
+      </w:r>
+      <w:r>
+        <w:rPr>
+          <w:noProof/>
+        </w:rPr>
+        <w:t>3</w:t>
+      </w:r>
+      <w:r>
+        <w:rPr>
+          <w:noProof/>
+        </w:rPr>
+        <w:fldChar w:fldCharType="end"/>
+      </w:r>
       <w:bookmarkEnd w:id="193"/>
       <w:r>
         <w:t xml:space="preserve"> - </w:t>
@@ -35565,15 +35546,7 @@
     </w:tbl>
     <w:p>
       <w:r>
-        <w:t xml:space="preserve">A diferencia de los registros transaccionales internos, este </w:t>
-      </w:r>
-      <w:proofErr w:type="spellStart"/>
-      <w:r>
-        <w:t>dataset</w:t>
-      </w:r>
-      <w:proofErr w:type="spellEnd"/>
-      <w:r>
-        <w:t xml:space="preserve"> captura el entorno en el que opera la sucursal. Su función en la investigación es actuar como un bloque de variables independientes (características o </w:t>
+        <w:t xml:space="preserve">A diferencia de los registros transaccionales internos, este dataset captura el entorno en el que opera la sucursal. Su función en la investigación es actuar como un bloque de variables independientes (características o </w:t>
       </w:r>
       <w:proofErr w:type="spellStart"/>
       <w:r>
@@ -35605,15 +35578,7 @@
     </w:p>
     <w:p>
       <w:r>
-        <w:t xml:space="preserve">Las variables que conforman este </w:t>
-      </w:r>
-      <w:proofErr w:type="spellStart"/>
-      <w:r>
-        <w:t>dataset</w:t>
-      </w:r>
-      <w:proofErr w:type="spellEnd"/>
-      <w:r>
-        <w:t xml:space="preserve"> se pueden agrupar en cuatro dimensiones contextuales:</w:t>
+        <w:t>Las variables que conforman este dataset se pueden agrupar en cuatro dimensiones contextuales:</w:t>
       </w:r>
     </w:p>
     <w:p>
@@ -35639,19 +35604,10 @@
           <w:b/>
           <w:bCs/>
         </w:rPr>
-        <w:lastRenderedPageBreak/>
         <w:t>Fecha:</w:t>
       </w:r>
       <w:r>
-        <w:t xml:space="preserve"> Marca cronológica diaria (YYYY-MM-DD). Esta es la variable fundamental (llave primaria) que permite fusionar este </w:t>
-      </w:r>
-      <w:proofErr w:type="spellStart"/>
-      <w:r>
-        <w:t>dataset</w:t>
-      </w:r>
-      <w:proofErr w:type="spellEnd"/>
-      <w:r>
-        <w:t xml:space="preserve"> con los registros transaccionales de Ventas y Compras para crear un modelo de datos unificado.</w:t>
+        <w:t xml:space="preserve"> Marca cronológica diaria (YYYY-MM-DD). Esta es la variable fundamental (llave primaria) que permite fusionar este dataset con los registros transaccionales de Ventas y Compras para crear un modelo de datos unificado.</w:t>
       </w:r>
     </w:p>
     <w:p>
@@ -35819,6 +35775,7 @@
           <w:b/>
           <w:bCs/>
         </w:rPr>
+        <w:lastRenderedPageBreak/>
         <w:t>4. Variables Sociodemográficas (Proxys de Demanda):</w:t>
       </w:r>
     </w:p>
@@ -35867,15 +35824,7 @@
     </w:p>
     <w:p>
       <w:r>
-        <w:t xml:space="preserve">La incorporación de este </w:t>
-      </w:r>
-      <w:proofErr w:type="spellStart"/>
-      <w:r>
-        <w:t>dataset</w:t>
-      </w:r>
-      <w:proofErr w:type="spellEnd"/>
-      <w:r>
-        <w:t xml:space="preserve"> al ecosistema de datos del proyecto es el diferenciador metodológico para la optimización de la cadena de suministro mediante Inteligencia Artificial:</w:t>
+        <w:t>La incorporación de este dataset al ecosistema de datos del proyecto es el diferenciador metodológico para la optimización de la cadena de suministro mediante Inteligencia Artificial:</w:t>
       </w:r>
     </w:p>
     <w:p>
@@ -35926,11 +35875,7 @@
       </w:r>
       <w:proofErr w:type="spellEnd"/>
       <w:r>
-        <w:t xml:space="preserve"> requieren de este tipo de regresores externos para no solo "adivinar" </w:t>
-      </w:r>
-      <w:r>
-        <w:lastRenderedPageBreak/>
-        <w:t xml:space="preserve">el futuro basado en el pasado, sino "entender" que un pico de ventas se debió a una combinación de factores (ej. </w:t>
+        <w:t xml:space="preserve"> requieren de este tipo de regresores externos para no solo "adivinar" el futuro basado en el pasado, sino "entender" que un pico de ventas se debió a una combinación de factores (ej. </w:t>
       </w:r>
       <w:r>
         <w:rPr>
@@ -36052,14 +35997,27 @@
       <w:r>
         <w:t xml:space="preserve">Tabla </w:t>
       </w:r>
-      <w:fldSimple w:instr=" SEQ Tabla \* ARABIC ">
-        <w:r>
-          <w:rPr>
-            <w:noProof/>
-          </w:rPr>
-          <w:t>4</w:t>
-        </w:r>
-      </w:fldSimple>
+      <w:r>
+        <w:fldChar w:fldCharType="begin"/>
+      </w:r>
+      <w:r>
+        <w:instrText xml:space="preserve"> SEQ Tabla \* ARABIC </w:instrText>
+      </w:r>
+      <w:r>
+        <w:fldChar w:fldCharType="separate"/>
+      </w:r>
+      <w:r>
+        <w:rPr>
+          <w:noProof/>
+        </w:rPr>
+        <w:t>4</w:t>
+      </w:r>
+      <w:r>
+        <w:rPr>
+          <w:noProof/>
+        </w:rPr>
+        <w:fldChar w:fldCharType="end"/>
+      </w:r>
       <w:bookmarkEnd w:id="195"/>
       <w:r>
         <w:t xml:space="preserve"> - Inflación histórica en México (INPC</w:t>
@@ -36267,6 +36225,7 @@
               <w:rPr>
                 <w:szCs w:val="18"/>
               </w:rPr>
+              <w:lastRenderedPageBreak/>
               <w:t>Indicador Macroeconómico</w:t>
             </w:r>
           </w:p>
@@ -36380,11 +36339,7 @@
       </w:r>
       <w:proofErr w:type="spellEnd"/>
       <w:r>
-        <w:t xml:space="preserve"> </w:t>
-      </w:r>
-      <w:r>
-        <w:lastRenderedPageBreak/>
-        <w:t>operativos internos (Ventas y Compras), requiere un proceso de transformación (</w:t>
+        <w:t xml:space="preserve"> operativos internos (Ventas y Compras), requiere un proceso de transformación (</w:t>
       </w:r>
       <w:r>
         <w:rPr>
@@ -36438,15 +36393,7 @@
     </w:p>
     <w:p>
       <w:r>
-        <w:t xml:space="preserve">Desde la perspectiva de la Inteligencia Artificial y la ciencia de datos aplicada a la cadena de suministro, este </w:t>
-      </w:r>
-      <w:proofErr w:type="spellStart"/>
-      <w:r>
-        <w:t>dataset</w:t>
-      </w:r>
-      <w:proofErr w:type="spellEnd"/>
-      <w:r>
-        <w:t xml:space="preserve"> proporciona ventajas metodológicas clave:</w:t>
+        <w:t>Desde la perspectiva de la Inteligencia Artificial y la ciencia de datos aplicada a la cadena de suministro, este dataset proporciona ventajas metodológicas clave:</w:t>
       </w:r>
     </w:p>
     <w:p>
@@ -36482,11 +36429,9 @@
       <w:r>
         <w:t xml:space="preserve"> (INPC) con el </w:t>
       </w:r>
-      <w:proofErr w:type="spellStart"/>
       <w:r>
         <w:t>dataset</w:t>
       </w:r>
-      <w:proofErr w:type="spellEnd"/>
       <w:r>
         <w:t xml:space="preserve"> de Compras, los modelos predictivos (como redes neuronales </w:t>
       </w:r>
@@ -36531,6 +36476,7 @@
           <w:b/>
           <w:bCs/>
         </w:rPr>
+        <w:lastRenderedPageBreak/>
         <w:t>Ajuste Dinámico de Márgenes de Ganancia:</w:t>
       </w:r>
       <w:r>
@@ -36544,15 +36490,7 @@
         <w:t>Ganancia</w:t>
       </w:r>
       <w:r>
-        <w:t xml:space="preserve"> en el </w:t>
-      </w:r>
-      <w:proofErr w:type="spellStart"/>
-      <w:r>
-        <w:t>dataset</w:t>
-      </w:r>
-      <w:proofErr w:type="spellEnd"/>
-      <w:r>
-        <w:t xml:space="preserve"> de Ventas frente a los periodos de mayor presión inflacionaria, fundamentando la toma de decisiones prescriptivas para el ajuste estratégico de precios sin afectar severamente la demanda en la región de Tizayuca.</w:t>
+        <w:t xml:space="preserve"> en el dataset de Ventas frente a los periodos de mayor presión inflacionaria, fundamentando la toma de decisiones prescriptivas para el ajuste estratégico de precios sin afectar severamente la demanda en la región de Tizayuca.</w:t>
       </w:r>
     </w:p>
     <w:p>
@@ -36572,15 +36510,7 @@
         <w:spacing w:before="0" w:after="0"/>
       </w:pPr>
       <w:r>
-        <w:t xml:space="preserve">Dado que el </w:t>
-      </w:r>
-      <w:proofErr w:type="spellStart"/>
-      <w:r>
-        <w:t>dataset</w:t>
-      </w:r>
-      <w:proofErr w:type="spellEnd"/>
-      <w:r>
-        <w:t xml:space="preserve"> de INPC </w:t>
+        <w:t xml:space="preserve">Dado que el dataset de INPC </w:t>
       </w:r>
       <w:r>
         <w:t>(</w:t>
@@ -36720,6 +36650,7 @@
     </w:p>
     <w:p>
       <w:r>
+        <w:lastRenderedPageBreak/>
         <w:t>El presente conjunto de datos recopila la serie histórica y proyectada (2022-2026) de las temperaturas medias mensuales a nivel estatal en la República Mexicana, sirviendo como proxy climático para el área de influencia comercial del proyecto. Estructurado en formato tabular (.</w:t>
       </w:r>
       <w:proofErr w:type="spellStart"/>
@@ -36751,7 +36682,6 @@
         <w:rPr>
           <w:noProof/>
         </w:rPr>
-        <w:lastRenderedPageBreak/>
         <w:drawing>
           <wp:inline distT="0" distB="0" distL="0" distR="0" wp14:anchorId="6A17A013" wp14:editId="28E9A1B1">
             <wp:extent cx="6332220" cy="4370070"/>
@@ -36768,7 +36698,7 @@
                     <pic:cNvPicPr/>
                   </pic:nvPicPr>
                   <pic:blipFill>
-                    <a:blip r:embed="rId14"/>
+                    <a:blip r:embed="rId15"/>
                     <a:stretch>
                       <a:fillRect/>
                     </a:stretch>
@@ -36796,14 +36726,27 @@
       <w:r>
         <w:t xml:space="preserve">Imagen </w:t>
       </w:r>
-      <w:fldSimple w:instr=" SEQ Imagen \* ARABIC ">
-        <w:r>
-          <w:rPr>
-            <w:noProof/>
-          </w:rPr>
-          <w:t>2</w:t>
-        </w:r>
-      </w:fldSimple>
+      <w:r>
+        <w:fldChar w:fldCharType="begin"/>
+      </w:r>
+      <w:r>
+        <w:instrText xml:space="preserve"> SEQ Imagen \* ARABIC </w:instrText>
+      </w:r>
+      <w:r>
+        <w:fldChar w:fldCharType="separate"/>
+      </w:r>
+      <w:r>
+        <w:rPr>
+          <w:noProof/>
+        </w:rPr>
+        <w:t>2</w:t>
+      </w:r>
+      <w:r>
+        <w:rPr>
+          <w:noProof/>
+        </w:rPr>
+        <w:fldChar w:fldCharType="end"/>
+      </w:r>
       <w:r>
         <w:t xml:space="preserve"> - Temperatura Media por Entidad Federativa y Nacional, contenido en PDF</w:t>
       </w:r>
@@ -36812,7 +36755,6 @@
       <w:r>
         <w:t xml:space="preserve">Para los fines de la investigación, este </w:t>
       </w:r>
-      <w:proofErr w:type="spellStart"/>
       <w:r>
         <w:rPr>
           <w:i/>
@@ -36820,7 +36762,6 @@
         </w:rPr>
         <w:t>dataset</w:t>
       </w:r>
-      <w:proofErr w:type="spellEnd"/>
       <w:r>
         <w:t xml:space="preserve"> </w:t>
       </w:r>
@@ -36870,16 +36811,30 @@
       <w:bookmarkStart w:id="197" w:name="_Ref235635193"/>
       <w:bookmarkStart w:id="198" w:name="_Toc235867487"/>
       <w:r>
+        <w:lastRenderedPageBreak/>
         <w:t xml:space="preserve">Tabla </w:t>
       </w:r>
-      <w:fldSimple w:instr=" SEQ Tabla \* ARABIC ">
-        <w:r>
-          <w:rPr>
-            <w:noProof/>
-          </w:rPr>
-          <w:t>5</w:t>
-        </w:r>
-      </w:fldSimple>
+      <w:r>
+        <w:fldChar w:fldCharType="begin"/>
+      </w:r>
+      <w:r>
+        <w:instrText xml:space="preserve"> SEQ Tabla \* ARABIC </w:instrText>
+      </w:r>
+      <w:r>
+        <w:fldChar w:fldCharType="separate"/>
+      </w:r>
+      <w:r>
+        <w:rPr>
+          <w:noProof/>
+        </w:rPr>
+        <w:t>5</w:t>
+      </w:r>
+      <w:r>
+        <w:rPr>
+          <w:noProof/>
+        </w:rPr>
+        <w:fldChar w:fldCharType="end"/>
+      </w:r>
       <w:bookmarkEnd w:id="197"/>
       <w:r>
         <w:t xml:space="preserve"> - Temperatura mensual (Tizayuca, </w:t>
@@ -37213,7 +37168,6 @@
         <w:lastRenderedPageBreak/>
         <w:t xml:space="preserve">El </w:t>
       </w:r>
-      <w:proofErr w:type="spellStart"/>
       <w:r>
         <w:rPr>
           <w:i/>
@@ -37221,7 +37175,6 @@
         </w:rPr>
         <w:t>dataset</w:t>
       </w:r>
-      <w:proofErr w:type="spellEnd"/>
       <w:r>
         <w:t xml:space="preserve"> cuenta con una estructura limpia y estandarizada compuesta por las siguientes variables:</w:t>
       </w:r>
@@ -37500,7 +37453,6 @@
       <w:r>
         <w:t xml:space="preserve"> Conocer las proyecciones o tendencias de temperatura permite correlacionar el </w:t>
       </w:r>
-      <w:proofErr w:type="spellStart"/>
       <w:r>
         <w:rPr>
           <w:i/>
@@ -37508,7 +37460,6 @@
         </w:rPr>
         <w:t>dataset</w:t>
       </w:r>
-      <w:proofErr w:type="spellEnd"/>
       <w:r>
         <w:t xml:space="preserve"> de Compras para identificar si en los meses con picos de calor se incrementan los costos logísticos (envíos refrigerados o mermas en almacén de materias primas sensibles como lácteos y chocolates).</w:t>
       </w:r>
@@ -37549,15 +37500,7 @@
       <w:bookmarkStart w:id="199" w:name="_Toc233383644"/>
       <w:bookmarkStart w:id="200" w:name="_Toc238129927"/>
       <w:r>
-        <w:t xml:space="preserve">El proceso de construcción del </w:t>
-      </w:r>
-      <w:proofErr w:type="spellStart"/>
-      <w:r>
-        <w:t>dataset</w:t>
-      </w:r>
-      <w:proofErr w:type="spellEnd"/>
-      <w:r>
-        <w:t xml:space="preserve"> maestro</w:t>
+        <w:t>El proceso de construcción del dataset maestro</w:t>
       </w:r>
       <w:bookmarkEnd w:id="199"/>
       <w:bookmarkEnd w:id="200"/>
@@ -37628,15 +37571,7 @@
     </w:p>
     <w:p>
       <w:r>
-        <w:t xml:space="preserve">La salida final se preparó como un </w:t>
-      </w:r>
-      <w:proofErr w:type="spellStart"/>
-      <w:r>
-        <w:t>dataset</w:t>
-      </w:r>
-      <w:proofErr w:type="spellEnd"/>
-      <w:r>
-        <w:t xml:space="preserve"> maestro con una fila por día, desde 2022-01-01 hasta 2026-05-31.</w:t>
+        <w:t>La salida final se preparó como un dataset maestro con una fila por día, desde 2022-01-01 hasta 2026-05-31.</w:t>
       </w:r>
     </w:p>
     <w:p>
@@ -38280,14 +38215,27 @@
       <w:r>
         <w:t xml:space="preserve">Tabla </w:t>
       </w:r>
-      <w:fldSimple w:instr=" SEQ Tabla \* ARABIC ">
-        <w:r>
-          <w:rPr>
-            <w:noProof/>
-          </w:rPr>
-          <w:t>6</w:t>
-        </w:r>
-      </w:fldSimple>
+      <w:r>
+        <w:fldChar w:fldCharType="begin"/>
+      </w:r>
+      <w:r>
+        <w:instrText xml:space="preserve"> SEQ Tabla \* ARABIC </w:instrText>
+      </w:r>
+      <w:r>
+        <w:fldChar w:fldCharType="separate"/>
+      </w:r>
+      <w:r>
+        <w:rPr>
+          <w:noProof/>
+        </w:rPr>
+        <w:t>6</w:t>
+      </w:r>
+      <w:r>
+        <w:rPr>
+          <w:noProof/>
+        </w:rPr>
+        <w:fldChar w:fldCharType="end"/>
+      </w:r>
       <w:r>
         <w:t xml:space="preserve"> - </w:t>
       </w:r>
@@ -38947,15 +38895,7 @@
               <w:pStyle w:val="TablaTesis"/>
             </w:pPr>
             <w:r>
-              <w:t xml:space="preserve">• Homologación de nombres y </w:t>
-            </w:r>
-            <w:proofErr w:type="gramStart"/>
-            <w:r>
-              <w:t>formatos.•</w:t>
-            </w:r>
-            <w:proofErr w:type="gramEnd"/>
-            <w:r>
-              <w:t xml:space="preserve"> Ajuste de montos y precios unitarios mediante el INPC.</w:t>
+              <w:t>• Homologación de nombres y formatos.• Ajuste de montos y precios unitarios mediante el INPC.</w:t>
             </w:r>
           </w:p>
           <w:p>
@@ -39586,17 +39526,15 @@
     </w:p>
     <w:p>
       <w:pPr>
-        <w:pStyle w:val="Ttulo4"/>
+        <w:ind w:left="851" w:hanging="851"/>
       </w:pPr>
       <w:r>
         <w:lastRenderedPageBreak/>
-        <w:t xml:space="preserve">6. Construcción del </w:t>
-      </w:r>
-      <w:proofErr w:type="spellStart"/>
+        <w:t xml:space="preserve">Construcción del </w:t>
+      </w:r>
       <w:r>
         <w:t>dataset</w:t>
       </w:r>
-      <w:proofErr w:type="spellEnd"/>
       <w:r>
         <w:t xml:space="preserve"> maestro</w:t>
       </w:r>
@@ -39604,10 +39542,7 @@
     </w:p>
     <w:p>
       <w:pPr>
-        <w:tabs>
-          <w:tab w:val="left" w:pos="2003"/>
-        </w:tabs>
-        <w:spacing w:before="0" w:after="0"/>
+        <w:ind w:left="851" w:hanging="851"/>
       </w:pPr>
       <w:r>
         <w:t>Se generó un archivo final llamado dataset_maestro_diario.xlsx con una única hoja:</w:t>
@@ -39615,14 +39550,7 @@
     </w:p>
     <w:p>
       <w:pPr>
-        <w:numPr>
-          <w:ilvl w:val="0"/>
-          <w:numId w:val="32"/>
-        </w:numPr>
-        <w:tabs>
-          <w:tab w:val="left" w:pos="2003"/>
-        </w:tabs>
-        <w:spacing w:before="0" w:after="0"/>
+        <w:ind w:left="851" w:hanging="851"/>
       </w:pPr>
       <w:r>
         <w:t>maestro</w:t>
@@ -39630,7 +39558,7 @@
     </w:p>
     <w:p>
       <w:pPr>
-        <w:pStyle w:val="Ttulo4"/>
+        <w:ind w:left="851" w:hanging="851"/>
       </w:pPr>
       <w:r>
         <w:t>Variables incluidas</w:t>
@@ -39638,21 +39566,10 @@
     </w:p>
     <w:p>
       <w:pPr>
-        <w:tabs>
-          <w:tab w:val="left" w:pos="2003"/>
-        </w:tabs>
-        <w:spacing w:before="0" w:after="0"/>
-      </w:pPr>
-      <w:r>
-        <w:t xml:space="preserve">El </w:t>
-      </w:r>
-      <w:proofErr w:type="spellStart"/>
-      <w:r>
-        <w:t>dataset</w:t>
-      </w:r>
-      <w:proofErr w:type="spellEnd"/>
-      <w:r>
-        <w:t xml:space="preserve"> final contiene variables agrupadas en cuatro bloques:</w:t>
+        <w:ind w:left="851" w:hanging="851"/>
+      </w:pPr>
+      <w:r>
+        <w:t>El dataset final contiene variables agrupadas en cuatro bloques:</w:t>
       </w:r>
     </w:p>
     <w:tbl>
@@ -39677,10 +39594,9 @@
           </w:tcPr>
           <w:p>
             <w:pPr>
-              <w:tabs>
-                <w:tab w:val="left" w:pos="2003"/>
-              </w:tabs>
-              <w:ind w:left="360"/>
+              <w:spacing w:line="360" w:lineRule="auto"/>
+              <w:ind w:left="851" w:hanging="851"/>
+              <w:jc w:val="both"/>
               <w:rPr>
                 <w:b/>
                 <w:bCs/>
@@ -39703,10 +39619,9 @@
           </w:tcPr>
           <w:p>
             <w:pPr>
-              <w:tabs>
-                <w:tab w:val="left" w:pos="2003"/>
-              </w:tabs>
-              <w:ind w:left="360"/>
+              <w:spacing w:line="360" w:lineRule="auto"/>
+              <w:ind w:left="851" w:hanging="851"/>
+              <w:jc w:val="both"/>
               <w:rPr>
                 <w:b/>
                 <w:bCs/>
@@ -39735,9 +39650,9 @@
           </w:tcPr>
           <w:p>
             <w:pPr>
-              <w:tabs>
-                <w:tab w:val="left" w:pos="2003"/>
-              </w:tabs>
+              <w:spacing w:line="360" w:lineRule="auto"/>
+              <w:ind w:left="851" w:hanging="851"/>
+              <w:jc w:val="both"/>
               <w:rPr>
                 <w:b/>
                 <w:bCs/>
@@ -39760,9 +39675,9 @@
           </w:tcPr>
           <w:p>
             <w:pPr>
-              <w:tabs>
-                <w:tab w:val="left" w:pos="2003"/>
-              </w:tabs>
+              <w:spacing w:line="360" w:lineRule="auto"/>
+              <w:ind w:left="851" w:hanging="851"/>
+              <w:jc w:val="both"/>
               <w:rPr>
                 <w:b/>
                 <w:bCs/>
@@ -39789,10 +39704,9 @@
           </w:tcPr>
           <w:p>
             <w:pPr>
-              <w:tabs>
-                <w:tab w:val="left" w:pos="2003"/>
-              </w:tabs>
-              <w:ind w:left="360"/>
+              <w:spacing w:line="360" w:lineRule="auto"/>
+              <w:ind w:left="851" w:hanging="851"/>
+              <w:jc w:val="both"/>
               <w:rPr>
                 <w:szCs w:val="18"/>
               </w:rPr>
@@ -39805,9 +39719,9 @@
           </w:tcPr>
           <w:p>
             <w:pPr>
-              <w:tabs>
-                <w:tab w:val="left" w:pos="2003"/>
-              </w:tabs>
+              <w:spacing w:line="360" w:lineRule="auto"/>
+              <w:ind w:left="851" w:hanging="851"/>
+              <w:jc w:val="both"/>
               <w:rPr>
                 <w:szCs w:val="18"/>
               </w:rPr>
@@ -39834,10 +39748,9 @@
           </w:tcPr>
           <w:p>
             <w:pPr>
-              <w:tabs>
-                <w:tab w:val="left" w:pos="2003"/>
-              </w:tabs>
-              <w:ind w:left="360"/>
+              <w:spacing w:line="360" w:lineRule="auto"/>
+              <w:ind w:left="851" w:hanging="851"/>
+              <w:jc w:val="both"/>
               <w:rPr>
                 <w:szCs w:val="18"/>
               </w:rPr>
@@ -39850,9 +39763,9 @@
           </w:tcPr>
           <w:p>
             <w:pPr>
-              <w:tabs>
-                <w:tab w:val="left" w:pos="2003"/>
-              </w:tabs>
+              <w:spacing w:line="360" w:lineRule="auto"/>
+              <w:ind w:left="851" w:hanging="851"/>
+              <w:jc w:val="both"/>
               <w:rPr>
                 <w:szCs w:val="18"/>
               </w:rPr>
@@ -39879,10 +39792,9 @@
           </w:tcPr>
           <w:p>
             <w:pPr>
-              <w:tabs>
-                <w:tab w:val="left" w:pos="2003"/>
-              </w:tabs>
-              <w:ind w:left="360"/>
+              <w:spacing w:line="360" w:lineRule="auto"/>
+              <w:ind w:left="851" w:hanging="851"/>
+              <w:jc w:val="both"/>
               <w:rPr>
                 <w:szCs w:val="18"/>
               </w:rPr>
@@ -39895,9 +39807,9 @@
           </w:tcPr>
           <w:p>
             <w:pPr>
-              <w:tabs>
-                <w:tab w:val="left" w:pos="2003"/>
-              </w:tabs>
+              <w:spacing w:line="360" w:lineRule="auto"/>
+              <w:ind w:left="851" w:hanging="851"/>
+              <w:jc w:val="both"/>
               <w:rPr>
                 <w:szCs w:val="18"/>
               </w:rPr>
@@ -39924,10 +39836,9 @@
           </w:tcPr>
           <w:p>
             <w:pPr>
-              <w:tabs>
-                <w:tab w:val="left" w:pos="2003"/>
-              </w:tabs>
-              <w:ind w:left="360"/>
+              <w:spacing w:line="360" w:lineRule="auto"/>
+              <w:ind w:left="851" w:hanging="851"/>
+              <w:jc w:val="both"/>
               <w:rPr>
                 <w:szCs w:val="18"/>
               </w:rPr>
@@ -39940,9 +39851,9 @@
           </w:tcPr>
           <w:p>
             <w:pPr>
-              <w:tabs>
-                <w:tab w:val="left" w:pos="2003"/>
-              </w:tabs>
+              <w:spacing w:line="360" w:lineRule="auto"/>
+              <w:ind w:left="851" w:hanging="851"/>
+              <w:jc w:val="both"/>
               <w:rPr>
                 <w:szCs w:val="18"/>
               </w:rPr>
@@ -39969,10 +39880,9 @@
           </w:tcPr>
           <w:p>
             <w:pPr>
-              <w:tabs>
-                <w:tab w:val="left" w:pos="2003"/>
-              </w:tabs>
-              <w:ind w:left="360"/>
+              <w:spacing w:line="360" w:lineRule="auto"/>
+              <w:ind w:left="851" w:hanging="851"/>
+              <w:jc w:val="both"/>
               <w:rPr>
                 <w:szCs w:val="18"/>
               </w:rPr>
@@ -39985,9 +39895,9 @@
           </w:tcPr>
           <w:p>
             <w:pPr>
-              <w:tabs>
-                <w:tab w:val="left" w:pos="2003"/>
-              </w:tabs>
+              <w:spacing w:line="360" w:lineRule="auto"/>
+              <w:ind w:left="851" w:hanging="851"/>
+              <w:jc w:val="both"/>
               <w:rPr>
                 <w:szCs w:val="18"/>
               </w:rPr>
@@ -40014,9 +39924,9 @@
           </w:tcPr>
           <w:p>
             <w:pPr>
-              <w:tabs>
-                <w:tab w:val="left" w:pos="2003"/>
-              </w:tabs>
+              <w:spacing w:line="360" w:lineRule="auto"/>
+              <w:ind w:left="851" w:hanging="851"/>
+              <w:jc w:val="both"/>
               <w:rPr>
                 <w:b/>
                 <w:bCs/>
@@ -40039,9 +39949,9 @@
           </w:tcPr>
           <w:p>
             <w:pPr>
-              <w:tabs>
-                <w:tab w:val="left" w:pos="2003"/>
-              </w:tabs>
+              <w:spacing w:line="360" w:lineRule="auto"/>
+              <w:ind w:left="851" w:hanging="851"/>
+              <w:jc w:val="both"/>
               <w:rPr>
                 <w:b/>
                 <w:bCs/>
@@ -40070,10 +39980,9 @@
           </w:tcPr>
           <w:p>
             <w:pPr>
-              <w:tabs>
-                <w:tab w:val="left" w:pos="2003"/>
-              </w:tabs>
-              <w:ind w:left="360"/>
+              <w:spacing w:line="360" w:lineRule="auto"/>
+              <w:ind w:left="851" w:hanging="851"/>
+              <w:jc w:val="both"/>
               <w:rPr>
                 <w:szCs w:val="18"/>
               </w:rPr>
@@ -40086,9 +39995,9 @@
           </w:tcPr>
           <w:p>
             <w:pPr>
-              <w:tabs>
-                <w:tab w:val="left" w:pos="2003"/>
-              </w:tabs>
+              <w:spacing w:line="360" w:lineRule="auto"/>
+              <w:ind w:left="851" w:hanging="851"/>
+              <w:jc w:val="both"/>
               <w:rPr>
                 <w:szCs w:val="18"/>
               </w:rPr>
@@ -40115,10 +40024,9 @@
           </w:tcPr>
           <w:p>
             <w:pPr>
-              <w:tabs>
-                <w:tab w:val="left" w:pos="2003"/>
-              </w:tabs>
-              <w:ind w:left="360"/>
+              <w:spacing w:line="360" w:lineRule="auto"/>
+              <w:ind w:left="851" w:hanging="851"/>
+              <w:jc w:val="both"/>
               <w:rPr>
                 <w:szCs w:val="18"/>
               </w:rPr>
@@ -40131,9 +40039,9 @@
           </w:tcPr>
           <w:p>
             <w:pPr>
-              <w:tabs>
-                <w:tab w:val="left" w:pos="2003"/>
-              </w:tabs>
+              <w:spacing w:line="360" w:lineRule="auto"/>
+              <w:ind w:left="851" w:hanging="851"/>
+              <w:jc w:val="both"/>
               <w:rPr>
                 <w:szCs w:val="18"/>
               </w:rPr>
@@ -40158,10 +40066,9 @@
           </w:tcPr>
           <w:p>
             <w:pPr>
-              <w:tabs>
-                <w:tab w:val="left" w:pos="2003"/>
-              </w:tabs>
-              <w:ind w:left="360"/>
+              <w:spacing w:line="360" w:lineRule="auto"/>
+              <w:ind w:left="851" w:hanging="851"/>
+              <w:jc w:val="both"/>
               <w:rPr>
                 <w:szCs w:val="18"/>
               </w:rPr>
@@ -40174,9 +40081,9 @@
           </w:tcPr>
           <w:p>
             <w:pPr>
-              <w:tabs>
-                <w:tab w:val="left" w:pos="2003"/>
-              </w:tabs>
+              <w:spacing w:line="360" w:lineRule="auto"/>
+              <w:ind w:left="851" w:hanging="851"/>
+              <w:jc w:val="both"/>
               <w:rPr>
                 <w:szCs w:val="18"/>
               </w:rPr>
@@ -40201,10 +40108,9 @@
           </w:tcPr>
           <w:p>
             <w:pPr>
-              <w:tabs>
-                <w:tab w:val="left" w:pos="2003"/>
-              </w:tabs>
-              <w:ind w:left="360"/>
+              <w:spacing w:line="360" w:lineRule="auto"/>
+              <w:ind w:left="851" w:hanging="851"/>
+              <w:jc w:val="both"/>
               <w:rPr>
                 <w:szCs w:val="18"/>
               </w:rPr>
@@ -40217,9 +40123,9 @@
           </w:tcPr>
           <w:p>
             <w:pPr>
-              <w:tabs>
-                <w:tab w:val="left" w:pos="2003"/>
-              </w:tabs>
+              <w:spacing w:line="360" w:lineRule="auto"/>
+              <w:ind w:left="851" w:hanging="851"/>
+              <w:jc w:val="both"/>
               <w:rPr>
                 <w:szCs w:val="18"/>
               </w:rPr>
@@ -40244,10 +40150,9 @@
           </w:tcPr>
           <w:p>
             <w:pPr>
-              <w:tabs>
-                <w:tab w:val="left" w:pos="2003"/>
-              </w:tabs>
-              <w:ind w:left="360"/>
+              <w:spacing w:line="360" w:lineRule="auto"/>
+              <w:ind w:left="851" w:hanging="851"/>
+              <w:jc w:val="both"/>
               <w:rPr>
                 <w:szCs w:val="18"/>
               </w:rPr>
@@ -40260,9 +40165,9 @@
           </w:tcPr>
           <w:p>
             <w:pPr>
-              <w:tabs>
-                <w:tab w:val="left" w:pos="2003"/>
-              </w:tabs>
+              <w:spacing w:line="360" w:lineRule="auto"/>
+              <w:ind w:left="851" w:hanging="851"/>
+              <w:jc w:val="both"/>
               <w:rPr>
                 <w:szCs w:val="18"/>
               </w:rPr>
@@ -40287,10 +40192,9 @@
           </w:tcPr>
           <w:p>
             <w:pPr>
-              <w:tabs>
-                <w:tab w:val="left" w:pos="2003"/>
-              </w:tabs>
-              <w:ind w:left="360"/>
+              <w:spacing w:line="360" w:lineRule="auto"/>
+              <w:ind w:left="851" w:hanging="851"/>
+              <w:jc w:val="both"/>
               <w:rPr>
                 <w:szCs w:val="18"/>
               </w:rPr>
@@ -40303,9 +40207,9 @@
           </w:tcPr>
           <w:p>
             <w:pPr>
-              <w:tabs>
-                <w:tab w:val="left" w:pos="2003"/>
-              </w:tabs>
+              <w:spacing w:line="360" w:lineRule="auto"/>
+              <w:ind w:left="851" w:hanging="851"/>
+              <w:jc w:val="both"/>
               <w:rPr>
                 <w:szCs w:val="18"/>
               </w:rPr>
@@ -40332,10 +40236,9 @@
           </w:tcPr>
           <w:p>
             <w:pPr>
-              <w:tabs>
-                <w:tab w:val="left" w:pos="2003"/>
-              </w:tabs>
-              <w:ind w:left="360"/>
+              <w:spacing w:line="360" w:lineRule="auto"/>
+              <w:ind w:left="851" w:hanging="851"/>
+              <w:jc w:val="both"/>
               <w:rPr>
                 <w:szCs w:val="18"/>
               </w:rPr>
@@ -40348,9 +40251,9 @@
           </w:tcPr>
           <w:p>
             <w:pPr>
-              <w:tabs>
-                <w:tab w:val="left" w:pos="2003"/>
-              </w:tabs>
+              <w:spacing w:line="360" w:lineRule="auto"/>
+              <w:ind w:left="851" w:hanging="851"/>
+              <w:jc w:val="both"/>
               <w:rPr>
                 <w:szCs w:val="18"/>
               </w:rPr>
@@ -40377,10 +40280,9 @@
           </w:tcPr>
           <w:p>
             <w:pPr>
-              <w:tabs>
-                <w:tab w:val="left" w:pos="2003"/>
-              </w:tabs>
-              <w:ind w:left="360"/>
+              <w:spacing w:line="360" w:lineRule="auto"/>
+              <w:ind w:left="851" w:hanging="851"/>
+              <w:jc w:val="both"/>
               <w:rPr>
                 <w:szCs w:val="18"/>
               </w:rPr>
@@ -40393,9 +40295,9 @@
           </w:tcPr>
           <w:p>
             <w:pPr>
-              <w:tabs>
-                <w:tab w:val="left" w:pos="2003"/>
-              </w:tabs>
+              <w:spacing w:line="360" w:lineRule="auto"/>
+              <w:ind w:left="851" w:hanging="851"/>
+              <w:jc w:val="both"/>
               <w:rPr>
                 <w:szCs w:val="18"/>
               </w:rPr>
@@ -40422,10 +40324,9 @@
           </w:tcPr>
           <w:p>
             <w:pPr>
-              <w:tabs>
-                <w:tab w:val="left" w:pos="2003"/>
-              </w:tabs>
-              <w:ind w:left="360"/>
+              <w:spacing w:line="360" w:lineRule="auto"/>
+              <w:ind w:left="851" w:hanging="851"/>
+              <w:jc w:val="both"/>
               <w:rPr>
                 <w:szCs w:val="18"/>
               </w:rPr>
@@ -40438,9 +40339,9 @@
           </w:tcPr>
           <w:p>
             <w:pPr>
-              <w:tabs>
-                <w:tab w:val="left" w:pos="2003"/>
-              </w:tabs>
+              <w:spacing w:line="360" w:lineRule="auto"/>
+              <w:ind w:left="851" w:hanging="851"/>
+              <w:jc w:val="both"/>
               <w:rPr>
                 <w:szCs w:val="18"/>
               </w:rPr>
@@ -40467,10 +40368,9 @@
           </w:tcPr>
           <w:p>
             <w:pPr>
-              <w:tabs>
-                <w:tab w:val="left" w:pos="2003"/>
-              </w:tabs>
-              <w:ind w:left="360"/>
+              <w:spacing w:line="360" w:lineRule="auto"/>
+              <w:ind w:left="851" w:hanging="851"/>
+              <w:jc w:val="both"/>
               <w:rPr>
                 <w:szCs w:val="18"/>
               </w:rPr>
@@ -40483,9 +40383,9 @@
           </w:tcPr>
           <w:p>
             <w:pPr>
-              <w:tabs>
-                <w:tab w:val="left" w:pos="2003"/>
-              </w:tabs>
+              <w:spacing w:line="360" w:lineRule="auto"/>
+              <w:ind w:left="851" w:hanging="851"/>
+              <w:jc w:val="both"/>
               <w:rPr>
                 <w:szCs w:val="18"/>
               </w:rPr>
@@ -40512,10 +40412,9 @@
           </w:tcPr>
           <w:p>
             <w:pPr>
-              <w:tabs>
-                <w:tab w:val="left" w:pos="2003"/>
-              </w:tabs>
-              <w:ind w:left="360"/>
+              <w:spacing w:line="360" w:lineRule="auto"/>
+              <w:ind w:left="851" w:hanging="851"/>
+              <w:jc w:val="both"/>
               <w:rPr>
                 <w:szCs w:val="18"/>
               </w:rPr>
@@ -40528,9 +40427,9 @@
           </w:tcPr>
           <w:p>
             <w:pPr>
-              <w:tabs>
-                <w:tab w:val="left" w:pos="2003"/>
-              </w:tabs>
+              <w:spacing w:line="360" w:lineRule="auto"/>
+              <w:ind w:left="851" w:hanging="851"/>
+              <w:jc w:val="both"/>
               <w:rPr>
                 <w:szCs w:val="18"/>
               </w:rPr>
@@ -40557,10 +40456,9 @@
           </w:tcPr>
           <w:p>
             <w:pPr>
-              <w:tabs>
-                <w:tab w:val="left" w:pos="2003"/>
-              </w:tabs>
-              <w:ind w:left="360"/>
+              <w:spacing w:line="360" w:lineRule="auto"/>
+              <w:ind w:left="851" w:hanging="851"/>
+              <w:jc w:val="both"/>
               <w:rPr>
                 <w:szCs w:val="18"/>
               </w:rPr>
@@ -40573,9 +40471,9 @@
           </w:tcPr>
           <w:p>
             <w:pPr>
-              <w:tabs>
-                <w:tab w:val="left" w:pos="2003"/>
-              </w:tabs>
+              <w:spacing w:line="360" w:lineRule="auto"/>
+              <w:ind w:left="851" w:hanging="851"/>
+              <w:jc w:val="both"/>
               <w:rPr>
                 <w:szCs w:val="18"/>
               </w:rPr>
@@ -40602,10 +40500,9 @@
           </w:tcPr>
           <w:p>
             <w:pPr>
-              <w:tabs>
-                <w:tab w:val="left" w:pos="2003"/>
-              </w:tabs>
-              <w:ind w:left="360"/>
+              <w:spacing w:line="360" w:lineRule="auto"/>
+              <w:ind w:left="851" w:hanging="851"/>
+              <w:jc w:val="both"/>
               <w:rPr>
                 <w:szCs w:val="18"/>
               </w:rPr>
@@ -40618,9 +40515,9 @@
           </w:tcPr>
           <w:p>
             <w:pPr>
-              <w:tabs>
-                <w:tab w:val="left" w:pos="2003"/>
-              </w:tabs>
+              <w:spacing w:line="360" w:lineRule="auto"/>
+              <w:ind w:left="851" w:hanging="851"/>
+              <w:jc w:val="both"/>
               <w:rPr>
                 <w:szCs w:val="18"/>
               </w:rPr>
@@ -40647,9 +40544,9 @@
           </w:tcPr>
           <w:p>
             <w:pPr>
-              <w:tabs>
-                <w:tab w:val="left" w:pos="2003"/>
-              </w:tabs>
+              <w:spacing w:line="360" w:lineRule="auto"/>
+              <w:ind w:left="851" w:hanging="851"/>
+              <w:jc w:val="both"/>
               <w:rPr>
                 <w:b/>
                 <w:bCs/>
@@ -40672,9 +40569,9 @@
           </w:tcPr>
           <w:p>
             <w:pPr>
-              <w:tabs>
-                <w:tab w:val="left" w:pos="2003"/>
-              </w:tabs>
+              <w:spacing w:line="360" w:lineRule="auto"/>
+              <w:ind w:left="851" w:hanging="851"/>
+              <w:jc w:val="both"/>
               <w:rPr>
                 <w:b/>
                 <w:bCs/>
@@ -40703,10 +40600,9 @@
           </w:tcPr>
           <w:p>
             <w:pPr>
-              <w:tabs>
-                <w:tab w:val="left" w:pos="2003"/>
-              </w:tabs>
-              <w:ind w:left="360"/>
+              <w:spacing w:line="360" w:lineRule="auto"/>
+              <w:ind w:left="851" w:hanging="851"/>
+              <w:jc w:val="both"/>
               <w:rPr>
                 <w:szCs w:val="18"/>
               </w:rPr>
@@ -40719,9 +40615,9 @@
           </w:tcPr>
           <w:p>
             <w:pPr>
-              <w:tabs>
-                <w:tab w:val="left" w:pos="2003"/>
-              </w:tabs>
+              <w:spacing w:line="360" w:lineRule="auto"/>
+              <w:ind w:left="851" w:hanging="851"/>
+              <w:jc w:val="both"/>
               <w:rPr>
                 <w:szCs w:val="18"/>
               </w:rPr>
@@ -40746,10 +40642,9 @@
           </w:tcPr>
           <w:p>
             <w:pPr>
-              <w:tabs>
-                <w:tab w:val="left" w:pos="2003"/>
-              </w:tabs>
-              <w:ind w:left="360"/>
+              <w:spacing w:line="360" w:lineRule="auto"/>
+              <w:ind w:left="851" w:hanging="851"/>
+              <w:jc w:val="both"/>
               <w:rPr>
                 <w:szCs w:val="18"/>
               </w:rPr>
@@ -40762,9 +40657,9 @@
           </w:tcPr>
           <w:p>
             <w:pPr>
-              <w:tabs>
-                <w:tab w:val="left" w:pos="2003"/>
-              </w:tabs>
+              <w:spacing w:line="360" w:lineRule="auto"/>
+              <w:ind w:left="851" w:hanging="851"/>
+              <w:jc w:val="both"/>
               <w:rPr>
                 <w:szCs w:val="18"/>
               </w:rPr>
@@ -40791,10 +40686,9 @@
           </w:tcPr>
           <w:p>
             <w:pPr>
-              <w:tabs>
-                <w:tab w:val="left" w:pos="2003"/>
-              </w:tabs>
-              <w:ind w:left="360"/>
+              <w:spacing w:line="360" w:lineRule="auto"/>
+              <w:ind w:left="851" w:hanging="851"/>
+              <w:jc w:val="both"/>
               <w:rPr>
                 <w:szCs w:val="18"/>
               </w:rPr>
@@ -40807,9 +40701,9 @@
           </w:tcPr>
           <w:p>
             <w:pPr>
-              <w:tabs>
-                <w:tab w:val="left" w:pos="2003"/>
-              </w:tabs>
+              <w:spacing w:line="360" w:lineRule="auto"/>
+              <w:ind w:left="851" w:hanging="851"/>
+              <w:jc w:val="both"/>
               <w:rPr>
                 <w:szCs w:val="18"/>
               </w:rPr>
@@ -40834,10 +40728,9 @@
           </w:tcPr>
           <w:p>
             <w:pPr>
-              <w:tabs>
-                <w:tab w:val="left" w:pos="2003"/>
-              </w:tabs>
-              <w:ind w:left="360"/>
+              <w:spacing w:line="360" w:lineRule="auto"/>
+              <w:ind w:left="851" w:hanging="851"/>
+              <w:jc w:val="both"/>
               <w:rPr>
                 <w:szCs w:val="18"/>
               </w:rPr>
@@ -40850,9 +40743,9 @@
           </w:tcPr>
           <w:p>
             <w:pPr>
-              <w:tabs>
-                <w:tab w:val="left" w:pos="2003"/>
-              </w:tabs>
+              <w:spacing w:line="360" w:lineRule="auto"/>
+              <w:ind w:left="851" w:hanging="851"/>
+              <w:jc w:val="both"/>
               <w:rPr>
                 <w:szCs w:val="18"/>
               </w:rPr>
@@ -40877,10 +40770,9 @@
           </w:tcPr>
           <w:p>
             <w:pPr>
-              <w:tabs>
-                <w:tab w:val="left" w:pos="2003"/>
-              </w:tabs>
-              <w:ind w:left="1080"/>
+              <w:spacing w:line="360" w:lineRule="auto"/>
+              <w:ind w:left="851" w:hanging="851"/>
+              <w:jc w:val="both"/>
               <w:rPr>
                 <w:szCs w:val="18"/>
               </w:rPr>
@@ -40893,9 +40785,9 @@
           </w:tcPr>
           <w:p>
             <w:pPr>
-              <w:tabs>
-                <w:tab w:val="left" w:pos="2003"/>
-              </w:tabs>
+              <w:spacing w:line="360" w:lineRule="auto"/>
+              <w:ind w:left="851" w:hanging="851"/>
+              <w:jc w:val="both"/>
               <w:rPr>
                 <w:szCs w:val="18"/>
               </w:rPr>
@@ -40920,10 +40812,9 @@
           </w:tcPr>
           <w:p>
             <w:pPr>
-              <w:tabs>
-                <w:tab w:val="left" w:pos="2003"/>
-              </w:tabs>
-              <w:ind w:left="1080"/>
+              <w:spacing w:line="360" w:lineRule="auto"/>
+              <w:ind w:left="851" w:hanging="851"/>
+              <w:jc w:val="both"/>
               <w:rPr>
                 <w:szCs w:val="18"/>
               </w:rPr>
@@ -40936,9 +40827,9 @@
           </w:tcPr>
           <w:p>
             <w:pPr>
-              <w:tabs>
-                <w:tab w:val="left" w:pos="2003"/>
-              </w:tabs>
+              <w:spacing w:line="360" w:lineRule="auto"/>
+              <w:ind w:left="851" w:hanging="851"/>
+              <w:jc w:val="both"/>
               <w:rPr>
                 <w:szCs w:val="18"/>
               </w:rPr>
@@ -40963,10 +40854,9 @@
           </w:tcPr>
           <w:p>
             <w:pPr>
-              <w:tabs>
-                <w:tab w:val="left" w:pos="2003"/>
-              </w:tabs>
-              <w:ind w:left="1080"/>
+              <w:spacing w:line="360" w:lineRule="auto"/>
+              <w:ind w:left="851" w:hanging="851"/>
+              <w:jc w:val="both"/>
               <w:rPr>
                 <w:szCs w:val="18"/>
               </w:rPr>
@@ -40979,9 +40869,9 @@
           </w:tcPr>
           <w:p>
             <w:pPr>
-              <w:tabs>
-                <w:tab w:val="left" w:pos="2003"/>
-              </w:tabs>
+              <w:spacing w:line="360" w:lineRule="auto"/>
+              <w:ind w:left="851" w:hanging="851"/>
+              <w:jc w:val="both"/>
               <w:rPr>
                 <w:szCs w:val="18"/>
               </w:rPr>
@@ -41005,9 +40895,9 @@
           </w:tcPr>
           <w:p>
             <w:pPr>
-              <w:tabs>
-                <w:tab w:val="left" w:pos="2003"/>
-              </w:tabs>
+              <w:spacing w:line="360" w:lineRule="auto"/>
+              <w:ind w:left="851" w:hanging="851"/>
+              <w:jc w:val="both"/>
               <w:rPr>
                 <w:b/>
                 <w:bCs/>
@@ -41030,9 +40920,9 @@
           </w:tcPr>
           <w:p>
             <w:pPr>
-              <w:tabs>
-                <w:tab w:val="left" w:pos="2003"/>
-              </w:tabs>
+              <w:spacing w:line="360" w:lineRule="auto"/>
+              <w:ind w:left="851" w:hanging="851"/>
+              <w:jc w:val="both"/>
               <w:rPr>
                 <w:b/>
                 <w:bCs/>
@@ -41060,10 +40950,9 @@
           </w:tcPr>
           <w:p>
             <w:pPr>
-              <w:tabs>
-                <w:tab w:val="left" w:pos="2003"/>
-              </w:tabs>
-              <w:ind w:left="360"/>
+              <w:spacing w:line="360" w:lineRule="auto"/>
+              <w:ind w:left="851" w:hanging="851"/>
+              <w:jc w:val="both"/>
               <w:rPr>
                 <w:szCs w:val="18"/>
               </w:rPr>
@@ -41076,9 +40965,9 @@
           </w:tcPr>
           <w:p>
             <w:pPr>
-              <w:tabs>
-                <w:tab w:val="left" w:pos="2003"/>
-              </w:tabs>
+              <w:spacing w:line="360" w:lineRule="auto"/>
+              <w:ind w:left="851" w:hanging="851"/>
+              <w:jc w:val="both"/>
               <w:rPr>
                 <w:szCs w:val="18"/>
               </w:rPr>
@@ -41104,10 +40993,9 @@
           </w:tcPr>
           <w:p>
             <w:pPr>
-              <w:tabs>
-                <w:tab w:val="left" w:pos="2003"/>
-              </w:tabs>
-              <w:ind w:left="360"/>
+              <w:spacing w:line="360" w:lineRule="auto"/>
+              <w:ind w:left="851" w:hanging="851"/>
+              <w:jc w:val="both"/>
               <w:rPr>
                 <w:szCs w:val="18"/>
               </w:rPr>
@@ -41120,9 +41008,9 @@
           </w:tcPr>
           <w:p>
             <w:pPr>
-              <w:tabs>
-                <w:tab w:val="left" w:pos="2003"/>
-              </w:tabs>
+              <w:spacing w:line="360" w:lineRule="auto"/>
+              <w:ind w:left="851" w:hanging="851"/>
+              <w:jc w:val="both"/>
               <w:rPr>
                 <w:szCs w:val="18"/>
               </w:rPr>
@@ -41148,10 +41036,9 @@
           </w:tcPr>
           <w:p>
             <w:pPr>
-              <w:tabs>
-                <w:tab w:val="left" w:pos="2003"/>
-              </w:tabs>
-              <w:ind w:left="360"/>
+              <w:spacing w:line="360" w:lineRule="auto"/>
+              <w:ind w:left="851" w:hanging="851"/>
+              <w:jc w:val="both"/>
               <w:rPr>
                 <w:szCs w:val="18"/>
               </w:rPr>
@@ -41164,9 +41051,9 @@
           </w:tcPr>
           <w:p>
             <w:pPr>
-              <w:tabs>
-                <w:tab w:val="left" w:pos="2003"/>
-              </w:tabs>
+              <w:spacing w:line="360" w:lineRule="auto"/>
+              <w:ind w:left="851" w:hanging="851"/>
+              <w:jc w:val="both"/>
               <w:rPr>
                 <w:szCs w:val="18"/>
               </w:rPr>
@@ -41185,17 +41072,15 @@
     </w:tbl>
     <w:p>
       <w:pPr>
-        <w:pStyle w:val="Ttulo4"/>
+        <w:ind w:left="851" w:hanging="851"/>
       </w:pPr>
       <w:bookmarkStart w:id="209" w:name="_Toc233383651"/>
       <w:r>
-        <w:t xml:space="preserve">7. Resultados de calidad del </w:t>
-      </w:r>
-      <w:proofErr w:type="spellStart"/>
+        <w:t xml:space="preserve">Resultados de calidad del </w:t>
+      </w:r>
       <w:r>
         <w:t>dataset</w:t>
       </w:r>
-      <w:proofErr w:type="spellEnd"/>
       <w:r>
         <w:t xml:space="preserve"> final</w:t>
       </w:r>
@@ -41203,10 +41088,7 @@
     </w:p>
     <w:p>
       <w:pPr>
-        <w:tabs>
-          <w:tab w:val="left" w:pos="2003"/>
-        </w:tabs>
-        <w:spacing w:before="0" w:after="0"/>
+        <w:ind w:left="851" w:hanging="851"/>
       </w:pPr>
       <w:r>
         <w:t>Como resultado del proceso de depuración, homologación e integración, el dataset maestro final quedó conformado por 1,612 observaciones diarias y 65 variables. Cada fila representa un día del periodo comprendido entre el 1 de enero de 2022 y el 31 de mayo de 2026, por lo que se obtuvo una serie temporal continua de 1,612 días y una base homogénea para los análisis posteriores.</w:t>
@@ -41214,100 +41096,58 @@
     </w:p>
     <w:p>
       <w:pPr>
-        <w:numPr>
-          <w:ilvl w:val="0"/>
-          <w:numId w:val="37"/>
-        </w:numPr>
-        <w:tabs>
-          <w:tab w:val="left" w:pos="2003"/>
-        </w:tabs>
-        <w:spacing w:before="0" w:after="0"/>
+        <w:ind w:left="851" w:hanging="851"/>
+      </w:pPr>
+      <w:r>
+        <w:t>Las verificaciones de calidad confirmaron que no existen fechas omitidas dentro del intervalo analizado ni valores nulos en las columnas del archivo maestro. Esta completitud temporal y estructural reduce el riesgo de sesgos asociados con interrupciones en la serie y evita la necesidad de aplicar imputaciones adicionales antes de la ingeniería de características y del entrenamiento de los modelos. Los valores iguales a cero se conservaron cuando representan días sin actividad operativa y, por tanto, no deben interpretarse como datos ausentes.</w:t>
+      </w:r>
+    </w:p>
+    <w:p>
+      <w:pPr>
+        <w:ind w:left="851" w:hanging="851"/>
+      </w:pPr>
+      <w:bookmarkStart w:id="210" w:name="_Toc233383652"/>
+      <w:r>
+        <w:t>Archivos generados</w:t>
+      </w:r>
+      <w:bookmarkEnd w:id="210"/>
+    </w:p>
+    <w:p>
+      <w:pPr>
+        <w:ind w:left="851" w:hanging="851"/>
+      </w:pPr>
+      <w:r>
+        <w:t>Como evidencia del proceso de preparación y para asegurar la trazabilidad de las transformaciones, los productos finales se almacenaron en la carpeta outputs/. Cada archivo corresponde a una etapa específica de limpieza, corrección, integración o documentación del análisis:</w:t>
+      </w:r>
+    </w:p>
+    <w:p>
+      <w:pPr>
+        <w:ind w:left="851" w:hanging="851"/>
+      </w:pPr>
+      <w:r>
+        <w:t>dataset_maestro_diario.xlsx: base consolidada con granularidad diaria y todas las variables integradas.</w:t>
+      </w:r>
+    </w:p>
+    <w:p>
+      <w:pPr>
+        <w:ind w:left="851" w:hanging="851"/>
+      </w:pPr>
+      <w:r>
+        <w:t>ventas_limpias.xlsx: registros de ventas depurados y estandarizados.</w:t>
+      </w:r>
+    </w:p>
+    <w:p>
+      <w:pPr>
+        <w:ind w:left="851" w:hanging="851"/>
       </w:pPr>
       <w:r>
         <w:lastRenderedPageBreak/>
-        <w:t>Las verificaciones de calidad confirmaron que no existen fechas omitidas dentro del intervalo analizado ni valores nulos en las columnas del archivo maestro. Esta completitud temporal y estructural reduce el riesgo de sesgos asociados con interrupciones en la serie y evita la necesidad de aplicar imputaciones adicionales antes de la ingeniería de características y del entrenamiento de los modelos. Los valores iguales a cero se conservaron cuando representan días sin actividad operativa y, por tanto, no deben interpretarse como datos ausentes.</w:t>
-      </w:r>
-    </w:p>
-    <w:p>
-      <w:pPr>
-        <w:pStyle w:val="Ttulo4"/>
-      </w:pPr>
-      <w:bookmarkStart w:id="210" w:name="_Toc233383652"/>
-      <w:r>
-        <w:t>8. Archivos generados</w:t>
-      </w:r>
-      <w:bookmarkEnd w:id="210"/>
-    </w:p>
-    <w:p>
-      <w:pPr>
-        <w:tabs>
-          <w:tab w:val="left" w:pos="2003"/>
-        </w:tabs>
-        <w:spacing w:before="0" w:after="0"/>
-      </w:pPr>
-      <w:r>
-        <w:t>Como evidencia del proceso de preparación y para asegurar la trazabilidad de las transformaciones, los productos finales se almacenaron en la carpeta outputs/. Cada archivo corresponde a una etapa específica de limpieza, corrección, integración o documentación del análisis:</w:t>
-      </w:r>
-    </w:p>
-    <w:p>
-      <w:pPr>
-        <w:pStyle w:val="Prrafodelista"/>
-        <w:numPr>
-          <w:ilvl w:val="0"/>
-          <w:numId w:val="38"/>
-        </w:numPr>
-        <w:tabs>
-          <w:tab w:val="left" w:pos="2003"/>
-        </w:tabs>
-        <w:spacing w:before="0" w:after="0"/>
-      </w:pPr>
-      <w:r>
-        <w:t>dataset_maestro_diario.xlsx: base consolidada con granularidad diaria y todas las variables integradas.</w:t>
-      </w:r>
-    </w:p>
-    <w:p>
-      <w:pPr>
-        <w:pStyle w:val="Prrafodelista"/>
-        <w:numPr>
-          <w:ilvl w:val="0"/>
-          <w:numId w:val="38"/>
-        </w:numPr>
-        <w:tabs>
-          <w:tab w:val="left" w:pos="2003"/>
-        </w:tabs>
-        <w:spacing w:before="0" w:after="0"/>
-      </w:pPr>
-      <w:r>
-        <w:t>ventas_limpias.xlsx: registros de ventas depurados y estandarizados.</w:t>
-      </w:r>
-    </w:p>
-    <w:p>
-      <w:pPr>
-        <w:pStyle w:val="Prrafodelista"/>
-        <w:numPr>
-          <w:ilvl w:val="0"/>
-          <w:numId w:val="38"/>
-        </w:numPr>
-        <w:tabs>
-          <w:tab w:val="left" w:pos="2003"/>
-        </w:tabs>
-        <w:spacing w:before="0" w:after="0"/>
-      </w:pPr>
-      <w:r>
         <w:t>compras_limpias.xlsx: versión inicial de los registros de compras después del proceso de limpieza.</w:t>
       </w:r>
     </w:p>
     <w:p>
       <w:pPr>
-        <w:pStyle w:val="Prrafodelista"/>
-        <w:numPr>
-          <w:ilvl w:val="0"/>
-          <w:numId w:val="38"/>
-        </w:numPr>
-        <w:tabs>
-          <w:tab w:val="left" w:pos="2003"/>
-        </w:tabs>
-        <w:spacing w:before="0" w:after="0"/>
+        <w:ind w:left="851" w:hanging="851"/>
       </w:pPr>
       <w:r>
         <w:t>compras_limpias_corregidas.xlsx: versión corregida y validada de los registros de compras.</w:t>
@@ -41315,15 +41155,7 @@
     </w:p>
     <w:p>
       <w:pPr>
-        <w:pStyle w:val="Prrafodelista"/>
-        <w:numPr>
-          <w:ilvl w:val="0"/>
-          <w:numId w:val="38"/>
-        </w:numPr>
-        <w:tabs>
-          <w:tab w:val="left" w:pos="2003"/>
-        </w:tabs>
-        <w:spacing w:before="0" w:after="0"/>
+        <w:ind w:left="851" w:hanging="851"/>
       </w:pPr>
       <w:r>
         <w:t>dataset_tizayuca_limpio.xlsx: variables contextuales del municipio, preparadas para su integración.</w:t>
@@ -41331,15 +41163,7 @@
     </w:p>
     <w:p>
       <w:pPr>
-        <w:pStyle w:val="Prrafodelista"/>
-        <w:numPr>
-          <w:ilvl w:val="0"/>
-          <w:numId w:val="38"/>
-        </w:numPr>
-        <w:tabs>
-          <w:tab w:val="left" w:pos="2003"/>
-        </w:tabs>
-        <w:spacing w:before="0" w:after="0"/>
+        <w:ind w:left="851" w:hanging="851"/>
       </w:pPr>
       <w:r>
         <w:t>inpc_limpio.xlsx: serie del INPC homologada para el ajuste de los importes monetarios.</w:t>
@@ -41347,15 +41171,7 @@
     </w:p>
     <w:p>
       <w:pPr>
-        <w:pStyle w:val="Prrafodelista"/>
-        <w:numPr>
-          <w:ilvl w:val="0"/>
-          <w:numId w:val="38"/>
-        </w:numPr>
-        <w:tabs>
-          <w:tab w:val="left" w:pos="2003"/>
-        </w:tabs>
-        <w:spacing w:before="0" w:after="0"/>
+        <w:ind w:left="851" w:hanging="851"/>
       </w:pPr>
       <w:r>
         <w:t>temperatura_hidalgo_limpia.xlsx: serie climática filtrada y preparada para el estado de Hidalgo.</w:t>
@@ -41363,21 +41179,16 @@
     </w:p>
     <w:p>
       <w:pPr>
-        <w:pStyle w:val="Prrafodelista"/>
-        <w:numPr>
-          <w:ilvl w:val="0"/>
-          <w:numId w:val="38"/>
-        </w:numPr>
-        <w:tabs>
-          <w:tab w:val="left" w:pos="2003"/>
-        </w:tabs>
-        <w:spacing w:before="0" w:after="0"/>
+        <w:ind w:left="851" w:hanging="851"/>
       </w:pPr>
       <w:r>
         <w:t>eda_resumen.md: síntesis de los principales hallazgos del análisis exploratorio de datos.</w:t>
       </w:r>
     </w:p>
     <w:p>
+      <w:pPr>
+        <w:ind w:left="851" w:hanging="851"/>
+      </w:pPr>
       <w:r>
         <w:t>En conjunto, estos archivos constituyen la evidencia intermedia y final del flujo de procesamiento. Su conservación permite reproducir la construcción del dataset maestro, auditar las decisiones de limpieza y utilizar versiones consistentes de los datos en las etapas posteriores de modelado y evaluación.</w:t>
       </w:r>
@@ -41389,6 +41200,7 @@
           <w:ilvl w:val="2"/>
           <w:numId w:val="19"/>
         </w:numPr>
+        <w:ind w:left="851" w:hanging="851"/>
       </w:pPr>
       <w:bookmarkStart w:id="211" w:name="_Toc238129929"/>
       <w:r>
@@ -41415,6 +41227,7 @@
     <w:p>
       <w:pPr>
         <w:pStyle w:val="Ttulo4"/>
+        <w:ind w:left="851" w:hanging="851"/>
       </w:pPr>
       <w:r>
         <w:t>Resultado de la transformación</w:t>
@@ -41426,13 +41239,10 @@
           <w:ilvl w:val="0"/>
           <w:numId w:val="43"/>
         </w:numPr>
-      </w:pPr>
-      <w:r>
-        <w:t xml:space="preserve">La aplicación del proceso de ingeniería de características generó el archivo dataset_modelado_diario.xlsx, integrado por 1,584 observaciones diarias y 276 columnas. Su </w:t>
-      </w:r>
-      <w:r>
-        <w:lastRenderedPageBreak/>
-        <w:t>cobertura temporal comprende del 29 de enero de 2022 al 31 de mayo de 2026. En comparación con el dataset maestro, esta estructura conserva la granularidad diaria, pero amplía el espacio de variables mediante predictores derivados que representan el calendario, la estacionalidad, el contexto externo y el comportamiento histórico del negocio.</w:t>
+        <w:ind w:left="851" w:hanging="851"/>
+      </w:pPr>
+      <w:r>
+        <w:t>La aplicación del proceso de ingeniería de características generó el archivo dataset_modelado_diario.xlsx, integrado por 1,584 observaciones diarias y 276 columnas. Su cobertura temporal comprende del 29 de enero de 2022 al 31 de mayo de 2026. En comparación con el dataset maestro, esta estructura conserva la granularidad diaria, pero amplía el espacio de variables mediante predictores derivados que representan el calendario, la estacionalidad, el contexto externo y el comportamiento histórico del negocio.</w:t>
       </w:r>
     </w:p>
     <w:p>
@@ -41442,6 +41252,7 @@
           <w:ilvl w:val="0"/>
           <w:numId w:val="43"/>
         </w:numPr>
+        <w:ind w:left="851" w:hanging="851"/>
       </w:pPr>
       <w:r>
         <w:t>Variables objetivo</w:t>
@@ -41453,9 +41264,14 @@
           <w:ilvl w:val="0"/>
           <w:numId w:val="43"/>
         </w:numPr>
-      </w:pPr>
-      <w:r>
-        <w:t>Para el análisis se definieron como variables objetivo principales target_ventas_importe_real_2026_05 y target_compras_total_real_2026_05. La primera representa el importe diario de las ventas, mientras que la segunda corresponde al valor diario de las compras. Ambas se expresan en pesos reales de mayo de 2026, lo que permite realizar comparaciones temporales sin que la variación general de los precios distorsione el aprendizaje de los modelos.</w:t>
+        <w:ind w:left="851" w:hanging="851"/>
+      </w:pPr>
+      <w:r>
+        <w:t xml:space="preserve">Para el análisis se definieron como variables objetivo principales target_ventas_importe_real_2026_05 y target_compras_total_real_2026_05. La </w:t>
+      </w:r>
+      <w:r>
+        <w:lastRenderedPageBreak/>
+        <w:t>primera representa el importe diario de las ventas, mientras que la segunda corresponde al valor diario de las compras. Ambas se expresan en pesos reales de mayo de 2026, lo que permite realizar comparaciones temporales sin que la variación general de los precios distorsione el aprendizaje de los modelos.</w:t>
       </w:r>
     </w:p>
     <w:p>
@@ -41464,6 +41280,7 @@
           <w:ilvl w:val="0"/>
           <w:numId w:val="43"/>
         </w:numPr>
+        <w:ind w:left="851" w:hanging="851"/>
       </w:pPr>
       <w:r>
         <w:t>La consideración conjunta de ambos objetivos permite estudiar dos componentes relacionados de la operación: el comportamiento de la demanda y los requerimientos de abastecimiento. No obstante, cada variable se modela por separado para conservar una interpretación clara de sus determinantes y de sus respectivos errores de pronóstico.</w:t>
@@ -41472,6 +41289,7 @@
     <w:p>
       <w:pPr>
         <w:pStyle w:val="Ttulo4"/>
+        <w:ind w:left="851" w:hanging="851"/>
       </w:pPr>
       <w:r>
         <w:t>Estrategia de generación de características</w:t>
@@ -41483,6 +41301,7 @@
           <w:ilvl w:val="0"/>
           <w:numId w:val="43"/>
         </w:numPr>
+        <w:ind w:left="851" w:hanging="851"/>
       </w:pPr>
       <w:r>
         <w:t>La estrategia de modelado combina variables de calendario y estacionalidad con representaciones cíclicas del mes, el día de la semana y el día del año. Estas últimas se construyeron mediante funciones seno y coseno para conservar la continuidad natural de los ciclos temporales y evitar saltos artificiales entre periodos consecutivos, como diciembre y enero o domingo y lunes.</w:t>
@@ -41494,14 +41313,17 @@
           <w:ilvl w:val="0"/>
           <w:numId w:val="43"/>
         </w:numPr>
+        <w:ind w:left="851" w:hanging="851"/>
       </w:pPr>
       <w:r>
         <w:t>También se incorporaron indicadores de proximidad a días festivos y fechas de pago, debido a que estos eventos pueden modificar el momento y la intensidad de la demanda. Para representar la memoria temporal de las series se generaron rezagos de 1, 2, 3, 7, 14 y 28 días, además de estadísticos calculados en ventanas móviles de 7, 14 y 28 días. Esta combinación permite capturar efectos inmediatos, semanales y de mediano plazo.</w:t>
       </w:r>
     </w:p>
     <w:p>
-      <w:r>
-        <w:lastRenderedPageBreak/>
+      <w:pPr>
+        <w:ind w:left="851" w:hanging="851"/>
+      </w:pPr>
+      <w:r>
         <w:t>La representación se complementó con rezagos desagregados por categorías de ventas y compras, así como con variables de estabilidad, recencia y tendencia. De esta manera, el modelo puede distinguir entre patrones generales de la operación y comportamientos particulares de los distintos productos o insumos, sin limitarse al valor agregado diario.</w:t>
       </w:r>
     </w:p>
@@ -41512,8 +41334,10 @@
           <w:ilvl w:val="0"/>
           <w:numId w:val="43"/>
         </w:numPr>
-      </w:pPr>
-      <w:r>
+        <w:ind w:left="851" w:hanging="851"/>
+      </w:pPr>
+      <w:r>
+        <w:lastRenderedPageBreak/>
         <w:t>Tratamiento de la ventana inicial</w:t>
       </w:r>
     </w:p>
@@ -41523,6 +41347,7 @@
           <w:ilvl w:val="0"/>
           <w:numId w:val="43"/>
         </w:numPr>
+        <w:ind w:left="851" w:hanging="851"/>
       </w:pPr>
       <w:r>
         <w:t>Debido a que el rezago máximo y la ventana móvil más extensa abarcan 28 días, se eliminaron las primeras 28 observaciones del dataset maestro. Esta decisión explica que el periodo efectivo de modelado comience el 29 de enero de 2022 y que el número de registros se reduzca de 1,612 a 1,584. La pérdida de observaciones es controlada y se concentra exclusivamente al inicio de la serie; no corresponde a fechas faltantes, sino a la necesidad de asegurar que todas las filas utilizadas por los modelos dispongan de un historial completo y comparable.</w:t>
@@ -41535,6 +41360,7 @@
           <w:ilvl w:val="0"/>
           <w:numId w:val="43"/>
         </w:numPr>
+        <w:ind w:left="851" w:hanging="851"/>
       </w:pPr>
       <w:r>
         <w:t>Desarrollo del proceso</w:t>
@@ -41546,6 +41372,7 @@
           <w:ilvl w:val="0"/>
           <w:numId w:val="43"/>
         </w:numPr>
+        <w:ind w:left="851" w:hanging="851"/>
       </w:pPr>
       <w:r>
         <w:t>El procedimiento se implementó mediante el script feature_engineering_profesional.py, que transforma el dataset maestro diario en un panel temporal preparado para aprendizaje supervisado. El proceso no se limita a reorganizar la información: genera variables de calendario, integra factores exógenos e indicadores del contexto económico y operativo, y construye características históricas asociadas con las ventas y las compras.</w:t>
@@ -41557,6 +41384,7 @@
           <w:ilvl w:val="0"/>
           <w:numId w:val="43"/>
         </w:numPr>
+        <w:ind w:left="851" w:hanging="851"/>
       </w:pPr>
       <w:r>
         <w:t>Para preservar la validez temporal del experimento, cada predictor se calculó únicamente con información disponible antes de la fecha que se desea pronosticar. Este desplazamiento evita la fuga de información y permite que el desempeño obtenido represente de forma más realista las condiciones de uso del modelo. Las transformaciones específicas aplicadas al dataset original se describen a continuación.</w:t>
@@ -41568,6 +41396,7 @@
         <w:tabs>
           <w:tab w:val="left" w:pos="2003"/>
         </w:tabs>
+        <w:ind w:left="851" w:hanging="851"/>
         <w:rPr>
           <w:b/>
           <w:bCs/>
@@ -41586,6 +41415,7 @@
         <w:tabs>
           <w:tab w:val="left" w:pos="2003"/>
         </w:tabs>
+        <w:ind w:left="851" w:hanging="851"/>
       </w:pPr>
       <w:r>
         <w:t>La transformación del dataset maestro se realizó de forma secuencial para conservar la relación temporal entre las observaciones y convertir los registros operativos en predictores adecuados para el aprendizaje supervisado. Las etapas aplicadas se describen a continuación.</w:t>
@@ -41601,6 +41431,7 @@
         <w:tabs>
           <w:tab w:val="left" w:pos="2003"/>
         </w:tabs>
+        <w:ind w:left="851" w:hanging="851"/>
       </w:pPr>
       <w:r>
         <w:lastRenderedPageBreak/>
@@ -41616,6 +41447,7 @@
         <w:tabs>
           <w:tab w:val="left" w:pos="2003"/>
         </w:tabs>
+        <w:ind w:left="851" w:hanging="851"/>
       </w:pPr>
       <w:r>
         <w:t>En primer lugar, el dataset maestro diario se ordenó cronológicamente. La columna fecha se convirtió al tipo datetime y se utilizó como referencia temporal para todas las transformaciones posteriores. Esta operación asegura que los rezagos, las ventanas móviles y las divisiones temporales respeten la secuencia real de los acontecimientos.</w:t>
@@ -41630,6 +41462,7 @@
         <w:tabs>
           <w:tab w:val="left" w:pos="2003"/>
         </w:tabs>
+        <w:ind w:left="851" w:hanging="851"/>
       </w:pPr>
       <w:r>
         <w:t>A partir de la fecha se obtuvieron variables de año, trimestre, mes, semana del año, día del mes, día de la semana y día del año. Asimismo, se crearon indicadores binarios para identificar fines de semana, inicios y cierres de mes, además de variables auxiliares como el número de días del mes, los días transcurridos desde su inicio y los días restantes hasta su conclusión. Estas características permiten representar regularidades calendarias que podrían influir en la demanda y en la programación de las compras.</w:t>
@@ -41645,6 +41478,7 @@
         <w:tabs>
           <w:tab w:val="left" w:pos="2003"/>
         </w:tabs>
+        <w:ind w:left="851" w:hanging="851"/>
       </w:pPr>
       <w:r>
         <w:t>Codificación cíclica de las variables temporales</w:t>
@@ -41659,6 +41493,7 @@
         <w:tabs>
           <w:tab w:val="left" w:pos="2003"/>
         </w:tabs>
+        <w:ind w:left="851" w:hanging="851"/>
       </w:pPr>
       <w:r>
         <w:t>El mes, el día de la semana y el día del año poseen una estructura periódica que no queda representada adecuadamente mediante números enteros. Por esta razón, dichas variables se transformaron en pares de componentes seno y coseno. Para una posición temporal x dentro de un ciclo de longitud P, la representación se obtiene mediante sen(2πx/P) y cos(2πx/P). Con ello se preserva la cercanía entre el final y el inicio de cada ciclo, como ocurre entre diciembre y enero o entre domingo y lunes, y se evitan discontinuidades artificiales que podrían dificultar el aprendizaje de los modelos.</w:t>
@@ -41674,6 +41509,7 @@
         <w:tabs>
           <w:tab w:val="left" w:pos="2003"/>
         </w:tabs>
+        <w:ind w:left="851" w:hanging="851"/>
       </w:pPr>
       <w:r>
         <w:t>Variables exógenas y proximidad a eventos</w:t>
@@ -41688,17 +41524,21 @@
         <w:tabs>
           <w:tab w:val="left" w:pos="2003"/>
         </w:tabs>
-      </w:pPr>
-      <w:r>
-        <w:t>El panel se enriqueció con información externa y contextual: días festivos mexicanos, fechas de pago, índice de nacimientos, temperatura promedio mensual, inflación mensual y variables indicadoras de las categorías climáticas. La inclusión de estos factores permite evaluar si parte de la variación de las ventas o de las compras se relaciona con condiciones económicas, ambientales o de calendario que no dependen directamente de la operación interna de Cup&amp;Cake.</w:t>
-      </w:r>
-    </w:p>
-    <w:p>
-      <w:pPr>
-        <w:ind w:left="360"/>
-      </w:pPr>
+        <w:ind w:left="851" w:hanging="851"/>
+      </w:pPr>
+      <w:r>
+        <w:t xml:space="preserve">El panel se enriqueció con información externa y contextual: días festivos mexicanos, fechas de pago, índice de nacimientos, temperatura promedio mensual, inflación mensual y variables indicadoras de las categorías climáticas. La inclusión de estos factores permite evaluar si parte de la variación de las ventas o de las compras se </w:t>
+      </w:r>
       <w:r>
         <w:lastRenderedPageBreak/>
+        <w:t>relaciona con condiciones económicas, ambientales o de calendario que no dependen directamente de la operación interna de Cup&amp;Cake.</w:t>
+      </w:r>
+    </w:p>
+    <w:p>
+      <w:pPr>
+        <w:ind w:left="851" w:hanging="851"/>
+      </w:pPr>
+      <w:r>
         <w:t>Para los festivos y las fechas de pago se calcularon tanto los días transcurridos desde el evento anterior como los días faltantes para el siguiente. También se generaron conteos acumulados en ventanas de 7 y 30 días, utilizando únicamente eventos anteriores para representar su intensidad reciente. Las variables que anticipan el siguiente evento no producen fuga de información, puesto que las fechas del calendario oficial y de pago se conocen antes del momento de elaborar el pronóstico.</w:t>
       </w:r>
     </w:p>
@@ -41712,6 +41552,7 @@
         <w:tabs>
           <w:tab w:val="left" w:pos="2003"/>
         </w:tabs>
+        <w:ind w:left="851" w:hanging="851"/>
       </w:pPr>
       <w:r>
         <w:t>Características históricas y composición por categoría</w:t>
@@ -41726,6 +41567,7 @@
         <w:tabs>
           <w:tab w:val="left" w:pos="2003"/>
         </w:tabs>
+        <w:ind w:left="851" w:hanging="851"/>
       </w:pPr>
       <w:r>
         <w:t>Para las series principales de ventas y compras se construyeron rezagos de 1, 2, 3, 7, 14 y 28 días. Además, se calcularon la media, la desviación estándar y la suma en ventanas móviles de 7, 14 y 28 días. Antes de calcular cada estadístico móvil, la serie se desplazó un día; por consiguiente, el valor asignado a una fecha determinada resume exclusivamente observaciones anteriores. Los distintos horizontes permiten capturar persistencia inmediata, patrones semanales, variaciones recientes y tendencias de mediano plazo.</w:t>
@@ -41740,6 +41582,7 @@
         <w:tabs>
           <w:tab w:val="left" w:pos="2003"/>
         </w:tabs>
+        <w:ind w:left="851" w:hanging="851"/>
       </w:pPr>
       <w:r>
         <w:t>La misma lógica se aplicó de forma desagregada a las categorías de venta de pasteles, galletas, cupcakes y otros productos, así como a los componentes monetarios de las compras. Para estas variables se generaron rezagos de 1 y 7 días y medias móviles de 7 días. Esta desagregación permite que el modelo reconozca comportamientos específicos de los productos e insumos que podrían quedar ocultos en los totales diarios.</w:t>
@@ -41755,6 +41598,7 @@
         <w:tabs>
           <w:tab w:val="left" w:pos="2003"/>
         </w:tabs>
+        <w:ind w:left="851" w:hanging="851"/>
       </w:pPr>
       <w:r>
         <w:t>Estabilidad y relación entre ventas y compras</w:t>
@@ -41769,9 +41613,14 @@
         <w:tabs>
           <w:tab w:val="left" w:pos="2003"/>
         </w:tabs>
-      </w:pPr>
-      <w:r>
-        <w:t>Con el propósito de representar el equilibrio operativo reciente, se calculó la razón entre las medias móviles de ventas y compras de siete días, junto con la diferencia monetaria entre ambas. También se incorporaron variables de recencia que cuantifican los días transcurridos desde la última venta y la última compra con valor distinto de cero. Estos indicadores aportan información sobre la continuidad de la actividad, los periodos de inactividad y la relación dinámica entre entradas y requerimientos de abastecimiento.</w:t>
+        <w:ind w:left="851" w:hanging="851"/>
+      </w:pPr>
+      <w:r>
+        <w:t xml:space="preserve">Con el propósito de representar el equilibrio operativo reciente, se calculó la razón entre las medias móviles de ventas y compras de siete días, junto con la diferencia monetaria entre ambas. También se incorporaron variables de recencia que cuantifican los días </w:t>
+      </w:r>
+      <w:r>
+        <w:lastRenderedPageBreak/>
+        <w:t>transcurridos desde la última venta y la última compra con valor distinto de cero. Estos indicadores aportan información sobre la continuidad de la actividad, los periodos de inactividad y la relación dinámica entre entradas y requerimientos de abastecimiento.</w:t>
       </w:r>
     </w:p>
     <w:p>
@@ -41784,9 +41633,9 @@
         <w:tabs>
           <w:tab w:val="left" w:pos="2003"/>
         </w:tabs>
-      </w:pPr>
-      <w:r>
-        <w:lastRenderedPageBreak/>
+        <w:ind w:left="851" w:hanging="851"/>
+      </w:pPr>
+      <w:r>
         <w:t>Objetivos predictivos y control de fuga de información</w:t>
       </w:r>
     </w:p>
@@ -41799,6 +41648,7 @@
         <w:tabs>
           <w:tab w:val="left" w:pos="2003"/>
         </w:tabs>
+        <w:ind w:left="851" w:hanging="851"/>
       </w:pPr>
       <w:r>
         <w:t>El procedimiento generó cuatro variables objetivo asociadas con el comportamiento diario de la operación: los importes reales de ventas y compras, y el número de registros de ventas y compras. Para la comparación principal de los modelos se priorizaron los objetivos monetarios, mientras que los conteos se conservaron como salidas auxiliares que permiten analizar la frecuencia de las transacciones.</w:t>
@@ -41813,6 +41663,7 @@
         <w:tabs>
           <w:tab w:val="left" w:pos="2003"/>
         </w:tabs>
+        <w:ind w:left="851" w:hanging="851"/>
       </w:pPr>
       <w:r>
         <w:t>El control de fuga de información se estableció mediante el desplazamiento temporal de los predictores históricos. Ningún rezago o estadístico móvil utiliza valores del día que se intenta estimar ni de fechas posteriores. Adicionalmente, se eliminaron las primeras 28 observaciones, ya que no disponían del historial completo requerido por la ventana máxima. De esta forma, cada fila del conjunto de modelado reproduce la información que habría estado disponible en una situación real de pronóstico.</w:t>
@@ -41828,6 +41679,7 @@
         <w:tabs>
           <w:tab w:val="left" w:pos="2003"/>
         </w:tabs>
+        <w:ind w:left="851" w:hanging="851"/>
       </w:pPr>
       <w:r>
         <w:t>Limpieza y exportación del resultado</w:t>
@@ -41842,6 +41694,7 @@
         <w:tabs>
           <w:tab w:val="left" w:pos="2003"/>
         </w:tabs>
+        <w:ind w:left="851" w:hanging="851"/>
       </w:pPr>
       <w:r>
         <w:t>Las divisiones entre cero producidas al calcular algunos cocientes se identificaron como valores infinitos y se convirtieron inicialmente en valores ausentes. Después, tanto estos casos como los valores no definidos derivados de las transformaciones se sustituyeron por cero, de acuerdo con la regla implementada en el pipeline, para obtener una matriz numérica completa y estable antes del entrenamiento.</w:t>
@@ -41856,9 +41709,14 @@
         <w:tabs>
           <w:tab w:val="left" w:pos="2003"/>
         </w:tabs>
-      </w:pPr>
-      <w:r>
-        <w:t>Finalmente, el resultado se exportó al archivo dataset_modelado_diario.xlsx. Este libro contiene las hojas modelo, diccionario y resumen: la primera almacena el panel preparado para el aprendizaje supervisado; la segunda documenta el nombre, la función y la clasificación de las variables; y la tercera registra las principales características de la ejecución. De manera complementaria, se generó un resumen en formato Markdown para conservar una evidencia legible del proceso y facilitar su incorporación a la documentación de la tesis.</w:t>
+        <w:ind w:left="851" w:hanging="851"/>
+      </w:pPr>
+      <w:r>
+        <w:t xml:space="preserve">Finalmente, el resultado se exportó al archivo dataset_modelado_diario.xlsx. Este libro contiene las hojas modelo, diccionario y resumen: la primera almacena el panel preparado para el aprendizaje supervisado; la segunda documenta el nombre, la función y la clasificación de las variables; y la tercera registra las principales características de la ejecución. De manera complementaria, se generó un resumen en </w:t>
+      </w:r>
+      <w:r>
+        <w:lastRenderedPageBreak/>
+        <w:t>formato Markdown para conservar una evidencia legible del proceso y facilitar su incorporación a la documentación de la tesis.</w:t>
       </w:r>
     </w:p>
     <w:p>
@@ -41867,17 +41725,17 @@
         <w:tabs>
           <w:tab w:val="left" w:pos="2003"/>
         </w:tabs>
-        <w:rPr>
-          <w:b/>
-          <w:bCs/>
-        </w:rPr>
-      </w:pPr>
-      <w:r>
-        <w:rPr>
-          <w:b/>
-          <w:bCs/>
-        </w:rPr>
-        <w:lastRenderedPageBreak/>
+        <w:ind w:left="851" w:hanging="851"/>
+        <w:rPr>
+          <w:b/>
+          <w:bCs/>
+        </w:rPr>
+      </w:pPr>
+      <w:r>
+        <w:rPr>
+          <w:b/>
+          <w:bCs/>
+        </w:rPr>
         <w:t>Valor metodológico del proceso</w:t>
       </w:r>
     </w:p>
@@ -41886,6 +41744,7 @@
         <w:tabs>
           <w:tab w:val="left" w:pos="2003"/>
         </w:tabs>
+        <w:ind w:left="851" w:hanging="851"/>
       </w:pPr>
       <w:r>
         <w:t>En términos metodológicos, la ingeniería de características convierte un conjunto de registros transaccionales en una representación analítica capaz de expresar relaciones que no aparecen de forma directa en las variables originales. Los rezagos, las ventanas móviles, la codificación cíclica y los indicadores de contexto hacen observables la dependencia temporal, la estacionalidad, la recencia de la actividad y la posible influencia de factores económicos, climáticos y comerciales. De esta manera, los modelos no se limitan a asociar valores contemporáneos, sino que disponen de información estructurada sobre el comportamiento previo del negocio.</w:t>
@@ -41896,6 +41755,7 @@
         <w:tabs>
           <w:tab w:val="left" w:pos="2003"/>
         </w:tabs>
+        <w:ind w:left="851" w:hanging="851"/>
       </w:pPr>
       <w:r>
         <w:t>Este enriquecimiento también introduce un reto metodológico: el número de predictores aumenta sin que crezca el número de observaciones. El dataset modelado contiene 1,584 registros y 276 columnas, lo que equivale aproximadamente a 5.7 observaciones por variable antes de separar los periodos de ajuste, validación y prueba. En un contexto de Small Data, esta relación incrementa el riesgo de redundancia, multicolinealidad y sobreajuste; por ello, la ampliación de variables debe complementarse con diagnóstico dimensional, selección de características y comparación con representaciones de menor dimensión.</w:t>
@@ -41906,6 +41766,7 @@
         <w:tabs>
           <w:tab w:val="left" w:pos="2003"/>
         </w:tabs>
+        <w:ind w:left="851" w:hanging="851"/>
       </w:pPr>
       <w:r>
         <w:t>El valor del procedimiento no depende únicamente de ampliar la capacidad predictiva. La construcción determinista de las variables, el orden cronológico de las observaciones y el desplazamiento de los predictores históricos fortalecen la reproducibilidad y la validez temporal del experimento. Estas condiciones permiten atribuir las diferencias de desempeño a los modelos y a las representaciones evaluadas, y no a la incorporación accidental de información futura.</w:t>
@@ -41917,8 +41778,10 @@
         <w:tabs>
           <w:tab w:val="left" w:pos="2003"/>
         </w:tabs>
-      </w:pPr>
-      <w:r>
+        <w:ind w:left="851" w:hanging="851"/>
+      </w:pPr>
+      <w:r>
+        <w:lastRenderedPageBreak/>
         <w:t>Metodología propuesta para el análisis dimensional y el modelado</w:t>
       </w:r>
     </w:p>
@@ -41928,6 +41791,7 @@
         <w:tabs>
           <w:tab w:val="left" w:pos="2003"/>
         </w:tabs>
+        <w:ind w:left="851" w:hanging="851"/>
       </w:pPr>
       <w:r>
         <w:t>Contexto y criterios de reducción dimensional</w:t>
@@ -41938,6 +41802,7 @@
         <w:tabs>
           <w:tab w:val="left" w:pos="2003"/>
         </w:tabs>
+        <w:ind w:left="851" w:hanging="851"/>
       </w:pPr>
       <w:r>
         <w:t>El archivo dataset_modelado_diario.xlsx integra variables calendáricas y exógenas, rezagos, estadísticas móviles, composición de ventas y compras, indicadores de estabilidad y cuatro variables objetivo. Esta diversidad permite representar el problema desde perspectivas temporales, operativas, financieras y contextuales; sin embargo, no implica que todas las columnas aporten información independiente o útil para cada objetivo de pronóstico.</w:t>
@@ -41948,9 +41813,9 @@
         <w:tabs>
           <w:tab w:val="left" w:pos="2003"/>
         </w:tabs>
-      </w:pPr>
-      <w:r>
-        <w:lastRenderedPageBreak/>
+        <w:ind w:left="851" w:hanging="851"/>
+      </w:pPr>
+      <w:r>
         <w:t>En consecuencia, la reducción dimensional no se planteó como una eliminación indiscriminada de variables, sino como una comparación controlada entre información disponible, relevancia predictiva e interpretabilidad. La decisión se fundamentó en tres criterios complementarios.</w:t>
       </w:r>
     </w:p>
@@ -41959,6 +41824,7 @@
         <w:tabs>
           <w:tab w:val="left" w:pos="2003"/>
         </w:tabs>
+        <w:ind w:left="851" w:hanging="851"/>
       </w:pPr>
       <w:r>
         <w:t>Capacidad predictiva. La representación reducida debe conservar las señales necesarias para pronosticar la demanda, los ingresos y las compras. Una disminución del número de variables solo es favorable si el desempeño fuera de muestra se mantiene o mejora frente al dataset completo.</w:t>
@@ -41969,6 +41835,7 @@
         <w:tabs>
           <w:tab w:val="left" w:pos="2003"/>
         </w:tabs>
+        <w:ind w:left="851" w:hanging="851"/>
       </w:pPr>
       <w:r>
         <w:t>Interpretabilidad financiera y operativa. Las variables seleccionadas deben permitir relacionar los resultados con decisiones comprensibles para Cup&amp;Cake, como la programación de compras, la evolución de los ingresos, la actividad por categoría y la respuesta ante eventos del calendario. Esta condición evita privilegiar una reducción numérica que elimine el significado empresarial del modelo.</w:t>
@@ -41979,6 +41846,7 @@
         <w:tabs>
           <w:tab w:val="left" w:pos="2003"/>
         </w:tabs>
+        <w:ind w:left="851" w:hanging="851"/>
       </w:pPr>
       <w:r>
         <w:t>Validez temporal. Toda comparación debe respetar el orden de la serie y mantener separados los periodos de entrenamiento, validación y prueba. Tanto la selección de características como el ajuste de hiperparámetros deben realizarse con información anterior al periodo evaluado para impedir la fuga de información y obtener una estimación realista de la capacidad de generalización.</w:t>
@@ -41990,8 +41858,10 @@
         <w:tabs>
           <w:tab w:val="left" w:pos="2003"/>
         </w:tabs>
-      </w:pPr>
-      <w:r>
+        <w:ind w:left="851" w:hanging="851"/>
+      </w:pPr>
+      <w:r>
+        <w:lastRenderedPageBreak/>
         <w:t>Secuencia reproducible de ejecución</w:t>
       </w:r>
     </w:p>
@@ -42000,6 +41870,7 @@
         <w:tabs>
           <w:tab w:val="left" w:pos="2003"/>
         </w:tabs>
+        <w:ind w:left="851" w:hanging="851"/>
       </w:pPr>
       <w:r>
         <w:t>El análisis dimensional y el modelado se organizaron como una cadena de etapas dependientes. Cada script recibe las salidas de la fase anterior y genera archivos de evidencia que permiten auditar las decisiones tomadas. La numeración que se presenta corresponde a los nombres vigentes dentro del pipeline maestro.</w:t>
@@ -42011,6 +41882,7 @@
         <w:tabs>
           <w:tab w:val="left" w:pos="2003"/>
         </w:tabs>
+        <w:ind w:left="851" w:hanging="851"/>
       </w:pPr>
       <w:r>
         <w:t>Etapa 0. Configuración metodológica</w:t>
@@ -42021,6 +41893,7 @@
         <w:tabs>
           <w:tab w:val="left" w:pos="2003"/>
         </w:tabs>
+        <w:ind w:left="851" w:hanging="851"/>
       </w:pPr>
       <w:r>
         <w:t>El archivo config_metodologia.py centraliza las rutas de entrada y salida, las variables objetivo, las particiones temporales y las reglas utilizadas para clasificar las columnas. Su función es mantener una configuración común entre los análisis y reducir inconsistencias derivadas de parámetros definidos de forma independiente en cada script.</w:t>
@@ -42032,9 +41905,9 @@
         <w:tabs>
           <w:tab w:val="left" w:pos="2003"/>
         </w:tabs>
-      </w:pPr>
-      <w:r>
-        <w:lastRenderedPageBreak/>
+        <w:ind w:left="851" w:hanging="851"/>
+      </w:pPr>
+      <w:r>
         <w:t>Etapa 1. Perfil del dataset y sus dimensiones</w:t>
       </w:r>
     </w:p>
@@ -42043,6 +41916,7 @@
         <w:tabs>
           <w:tab w:val="left" w:pos="2003"/>
         </w:tabs>
+        <w:ind w:left="851" w:hanging="851"/>
       </w:pPr>
       <w:r>
         <w:t>El script 03_perfil_dataset_y_dimensiones.py describe cada variable, agrupa las columnas por dimensión metodológica y cuantifica propiedades como la presencia de valores nulos, variables constantes y concentración de ceros. Este perfil constituye el inventario inicial del dataset y permite distinguir entre ausencia de información, intermitencia operativa y falta de variabilidad.</w:t>
@@ -42054,6 +41928,7 @@
         <w:tabs>
           <w:tab w:val="left" w:pos="2003"/>
         </w:tabs>
+        <w:ind w:left="851" w:hanging="851"/>
       </w:pPr>
       <w:r>
         <w:t>Etapa 2. Diagnóstico de multicolinealidad</w:t>
@@ -42064,6 +41939,7 @@
         <w:tabs>
           <w:tab w:val="left" w:pos="2003"/>
         </w:tabs>
+        <w:ind w:left="851" w:hanging="851"/>
       </w:pPr>
       <w:r>
         <w:t>Mediante 04_diagnostico_multicolinealidad.py se identifican predictores altamente correlacionados y se proponen variables que pueden conservarse o eliminarse para reducir redundancia. El diagnóstico se complementa con el factor de inflación de la varianza (VIF) cuando statsmodels está disponible. La correlación examina relaciones por pares, mientras que el VIF permite detectar dependencias de una variable respecto del conjunto de predictores.</w:t>
@@ -42075,8 +41951,10 @@
         <w:tabs>
           <w:tab w:val="left" w:pos="2003"/>
         </w:tabs>
-      </w:pPr>
-      <w:r>
+        <w:ind w:left="851" w:hanging="851"/>
+      </w:pPr>
+      <w:r>
+        <w:lastRenderedPageBreak/>
         <w:t>Etapa 3. Selección de características</w:t>
       </w:r>
     </w:p>
@@ -42085,6 +41963,7 @@
         <w:tabs>
           <w:tab w:val="left" w:pos="2003"/>
         </w:tabs>
+        <w:ind w:left="851" w:hanging="851"/>
       </w:pPr>
       <w:r>
         <w:t>El archivo 05_seleccion_caracteristicas_dataset_reducido.py genera un ranking específico para cada variable objetivo y construye una versión reducida del dataset. La selección considera la asociación con el objetivo y, cuando las dependencias necesarias están disponibles, incorpora métodos de aprendizaje automático y regularización. La ruta basada en correlación se conserva como mecanismo de contingencia, pero la evaluación temporal posterior determina si la reducción realmente aporta capacidad predictiva.</w:t>
@@ -42096,6 +41975,7 @@
         <w:tabs>
           <w:tab w:val="left" w:pos="2003"/>
         </w:tabs>
+        <w:ind w:left="851" w:hanging="851"/>
       </w:pPr>
       <w:r>
         <w:t>Etapa 4. Reducción mediante componentes principales</w:t>
@@ -42106,6 +41986,7 @@
         <w:tabs>
           <w:tab w:val="left" w:pos="2003"/>
         </w:tabs>
+        <w:ind w:left="851" w:hanging="851"/>
       </w:pPr>
       <w:r>
         <w:t>El script 06_pca_reduccion_componentes.py produce una representación alternativa mediante análisis de componentes principales (PCA). Esta técnica concentra la varianza de los predictores en componentes ortogonales y reduce los efectos de la multicolinealidad. Su principal ventaja es la compactación del espacio de entrada; su principal limitación es la pérdida de interpretabilidad directa, debido a que cada componente combina múltiples variables originales.</w:t>
@@ -42117,9 +41998,9 @@
         <w:tabs>
           <w:tab w:val="left" w:pos="2003"/>
         </w:tabs>
-      </w:pPr>
-      <w:r>
-        <w:lastRenderedPageBreak/>
+        <w:ind w:left="851" w:hanging="851"/>
+      </w:pPr>
+      <w:r>
         <w:t>Etapa 5. Modelos estadísticos y de aprendizaje automático</w:t>
       </w:r>
     </w:p>
@@ -42128,6 +42009,7 @@
         <w:tabs>
           <w:tab w:val="left" w:pos="2003"/>
         </w:tabs>
+        <w:ind w:left="851" w:hanging="851"/>
       </w:pPr>
       <w:r>
         <w:t>Con 07_modelos_estadisticos_ml_rolling_origin.py se comparan el método empírico, ARIMA y SARIMA, regresión lineal, árboles de decisión y bosque aleatorio. La evaluación utiliza validación Rolling-Origin para simular pronósticos sucesivos a lo largo del tiempo y reporta MAE, RMSE y MAPE. El ajuste de hiperparámetros se realiza con orígenes anteriores a los reservados para evaluación, de modo que las configuraciones finales se prueben en periodos no utilizados durante su selección.</w:t>
@@ -42139,6 +42021,7 @@
         <w:tabs>
           <w:tab w:val="left" w:pos="2003"/>
         </w:tabs>
+        <w:ind w:left="851" w:hanging="851"/>
       </w:pPr>
       <w:r>
         <w:t>Etapa 6. Redes neuronales recurrentes</w:t>
@@ -42149,9 +42032,14 @@
         <w:tabs>
           <w:tab w:val="left" w:pos="2003"/>
         </w:tabs>
-      </w:pPr>
-      <w:r>
-        <w:t>Finalmente, 08_rnn_lstm_dataset_reducido.py entrena arquitecturas RNN y LSTM mediante ventanas temporales. Estas redes se aplican a las versiones reducida y PCA, ya que el número limitado de observaciones hace poco conveniente alimentar las arquitecturas con todas las columnas originales. Las configuraciones se validan en un bloque temporal anterior a la prueba y las alternativas ganadoras se reentrenan con el historial de desarrollo disponible.</w:t>
+        <w:ind w:left="851" w:hanging="851"/>
+      </w:pPr>
+      <w:r>
+        <w:t xml:space="preserve">Finalmente, 08_rnn_lstm_dataset_reducido.py entrena arquitecturas RNN y LSTM mediante ventanas temporales. Estas redes se aplican a las versiones reducida y PCA, ya que el número limitado de observaciones hace poco conveniente alimentar las </w:t>
+      </w:r>
+      <w:r>
+        <w:lastRenderedPageBreak/>
+        <w:t>arquitecturas con todas las columnas originales. Las configuraciones se validan en un bloque temporal anterior a la prueba y las alternativas ganadoras se reentrenan con el historial de desarrollo disponible.</w:t>
       </w:r>
     </w:p>
     <w:p>
@@ -42159,6 +42047,7 @@
         <w:tabs>
           <w:tab w:val="left" w:pos="2003"/>
         </w:tabs>
+        <w:ind w:left="851" w:hanging="851"/>
       </w:pPr>
       <w:r>
         <w:t>En conjunto, esta secuencia genera tres representaciones comparables —dataset completo, dataset reducido y dataset PCA— y somete sus resultados a un mismo esquema temporal de evaluación. Así, la selección final puede sustentarse simultáneamente en precisión, estabilidad, parsimonia e interpretabilidad, en lugar de depender únicamente del mejor ajuste observado durante el entrenamiento.</w:t>
@@ -42170,6 +42059,7 @@
         <w:tabs>
           <w:tab w:val="left" w:pos="2003"/>
         </w:tabs>
+        <w:ind w:left="851" w:hanging="851"/>
         <w:rPr>
           <w:highlight w:val="yellow"/>
         </w:rPr>
@@ -42183,6 +42073,7 @@
         <w:tabs>
           <w:tab w:val="left" w:pos="2003"/>
         </w:tabs>
+        <w:ind w:left="851" w:hanging="851"/>
         <w:rPr>
           <w:highlight w:val="yellow"/>
         </w:rPr>
@@ -42191,21 +42082,7 @@
         <w:rPr>
           <w:highlight w:val="yellow"/>
         </w:rPr>
-        <w:t xml:space="preserve">Compara tres versiones del </w:t>
-      </w:r>
-      <w:proofErr w:type="spellStart"/>
-      <w:r>
-        <w:rPr>
-          <w:highlight w:val="yellow"/>
-        </w:rPr>
-        <w:t>dataset</w:t>
-      </w:r>
-      <w:proofErr w:type="spellEnd"/>
-      <w:r>
-        <w:rPr>
-          <w:highlight w:val="yellow"/>
-        </w:rPr>
-        <w:t>:</w:t>
+        <w:t>Compara tres versiones del dataset:</w:t>
       </w:r>
     </w:p>
     <w:p>
@@ -42213,6 +42090,7 @@
         <w:tabs>
           <w:tab w:val="left" w:pos="2003"/>
         </w:tabs>
+        <w:ind w:left="851" w:hanging="851"/>
         <w:rPr>
           <w:highlight w:val="yellow"/>
         </w:rPr>
@@ -42221,49 +42099,21 @@
         <w:rPr>
           <w:highlight w:val="yellow"/>
         </w:rPr>
-        <w:t xml:space="preserve">- </w:t>
+        <w:t xml:space="preserve">- Dataset completo: </w:t>
       </w:r>
       <w:proofErr w:type="spellStart"/>
       <w:r>
         <w:rPr>
           <w:highlight w:val="yellow"/>
         </w:rPr>
-        <w:t>Dataset</w:t>
+        <w:t>maxima</w:t>
       </w:r>
       <w:proofErr w:type="spellEnd"/>
       <w:r>
         <w:rPr>
           <w:highlight w:val="yellow"/>
         </w:rPr>
-        <w:t xml:space="preserve"> completo: </w:t>
-      </w:r>
-      <w:proofErr w:type="spellStart"/>
-      <w:r>
-        <w:rPr>
-          <w:highlight w:val="yellow"/>
-        </w:rPr>
-        <w:t>maxima</w:t>
-      </w:r>
-      <w:proofErr w:type="spellEnd"/>
-      <w:r>
-        <w:rPr>
-          <w:highlight w:val="yellow"/>
-        </w:rPr>
-        <w:t xml:space="preserve"> </w:t>
-      </w:r>
-      <w:proofErr w:type="spellStart"/>
-      <w:r>
-        <w:rPr>
-          <w:highlight w:val="yellow"/>
-        </w:rPr>
-        <w:t>informacion</w:t>
-      </w:r>
-      <w:proofErr w:type="spellEnd"/>
-      <w:r>
-        <w:rPr>
-          <w:highlight w:val="yellow"/>
-        </w:rPr>
-        <w:t>, mayor riesgo de redundancia.</w:t>
+        <w:t xml:space="preserve"> informacion, mayor riesgo de redundancia.</w:t>
       </w:r>
     </w:p>
     <w:p>
@@ -42271,6 +42121,7 @@
         <w:tabs>
           <w:tab w:val="left" w:pos="2003"/>
         </w:tabs>
+        <w:ind w:left="851" w:hanging="851"/>
         <w:rPr>
           <w:highlight w:val="yellow"/>
         </w:rPr>
@@ -42279,21 +42130,7 @@
         <w:rPr>
           <w:highlight w:val="yellow"/>
         </w:rPr>
-        <w:t xml:space="preserve">- </w:t>
-      </w:r>
-      <w:proofErr w:type="spellStart"/>
-      <w:r>
-        <w:rPr>
-          <w:highlight w:val="yellow"/>
-        </w:rPr>
-        <w:t>Dataset</w:t>
-      </w:r>
-      <w:proofErr w:type="spellEnd"/>
-      <w:r>
-        <w:rPr>
-          <w:highlight w:val="yellow"/>
-        </w:rPr>
-        <w:t xml:space="preserve"> reducido: mejor equilibrio entre interpretabilidad y </w:t>
+        <w:t xml:space="preserve">- Dataset reducido: mejor equilibrio entre interpretabilidad y </w:t>
       </w:r>
       <w:proofErr w:type="spellStart"/>
       <w:r>
@@ -42315,26 +42152,13 @@
         <w:tabs>
           <w:tab w:val="left" w:pos="2003"/>
         </w:tabs>
+        <w:ind w:left="851" w:hanging="851"/>
       </w:pPr>
       <w:r>
         <w:rPr>
           <w:highlight w:val="yellow"/>
         </w:rPr>
-        <w:t xml:space="preserve">- </w:t>
-      </w:r>
-      <w:proofErr w:type="spellStart"/>
-      <w:r>
-        <w:rPr>
-          <w:highlight w:val="yellow"/>
-        </w:rPr>
-        <w:t>Dataset</w:t>
-      </w:r>
-      <w:proofErr w:type="spellEnd"/>
-      <w:r>
-        <w:rPr>
-          <w:highlight w:val="yellow"/>
-        </w:rPr>
-        <w:t xml:space="preserve"> PCA: menor dimensionalidad, menor interpretabilidad.</w:t>
+        <w:t>- Dataset PCA: menor dimensionalidad, menor interpretabilidad.</w:t>
       </w:r>
     </w:p>
     <w:p>
@@ -42342,6 +42166,7 @@
         <w:tabs>
           <w:tab w:val="left" w:pos="2003"/>
         </w:tabs>
+        <w:ind w:left="851" w:hanging="851"/>
       </w:pPr>
       <w:r>
         <w:t xml:space="preserve">La </w:t>
@@ -42368,15 +42193,7 @@
       </w:r>
       <w:proofErr w:type="spellEnd"/>
       <w:r>
-        <w:t xml:space="preserve"> el modelo/</w:t>
-      </w:r>
-      <w:proofErr w:type="spellStart"/>
-      <w:r>
-        <w:t>dataset</w:t>
-      </w:r>
-      <w:proofErr w:type="spellEnd"/>
-      <w:r>
-        <w:t xml:space="preserve"> que reduzca MAE, RMSE y MAPE frente al </w:t>
+        <w:t xml:space="preserve"> el modelo/dataset que reduzca MAE, RMSE y MAPE frente al </w:t>
       </w:r>
       <w:proofErr w:type="spellStart"/>
       <w:r>
@@ -42416,6 +42233,7 @@
         <w:tabs>
           <w:tab w:val="left" w:pos="2003"/>
         </w:tabs>
+        <w:ind w:left="851" w:hanging="851"/>
         <w:rPr>
           <w:lang w:val="en-US"/>
         </w:rPr>
@@ -42425,7 +42243,6 @@
         <w:rPr>
           <w:lang w:val="en-US"/>
         </w:rPr>
-        <w:lastRenderedPageBreak/>
         <w:t>Dependencias</w:t>
       </w:r>
       <w:proofErr w:type="spellEnd"/>
@@ -42449,6 +42266,7 @@
         <w:tabs>
           <w:tab w:val="left" w:pos="2003"/>
         </w:tabs>
+        <w:ind w:left="851" w:hanging="851"/>
         <w:rPr>
           <w:lang w:val="en-US"/>
         </w:rPr>
@@ -42465,6 +42283,7 @@
         <w:tabs>
           <w:tab w:val="left" w:pos="2003"/>
         </w:tabs>
+        <w:ind w:left="851" w:hanging="851"/>
         <w:rPr>
           <w:lang w:val="en-US"/>
         </w:rPr>
@@ -42531,6 +42350,7 @@
         <w:tabs>
           <w:tab w:val="left" w:pos="2003"/>
         </w:tabs>
+        <w:ind w:left="851" w:hanging="851"/>
         <w:rPr>
           <w:lang w:val="en-US"/>
         </w:rPr>
@@ -42541,6 +42361,7 @@
         <w:tabs>
           <w:tab w:val="left" w:pos="2003"/>
         </w:tabs>
+        <w:ind w:left="851" w:hanging="851"/>
       </w:pPr>
       <w:r>
         <w:t>Si no se usaran redes neuronales, `</w:t>
@@ -42552,6 +42373,333 @@
       <w:proofErr w:type="spellEnd"/>
       <w:r>
         <w:t>` puede omitirse.</w:t>
+      </w:r>
+    </w:p>
+    <w:p>
+      <w:pPr>
+        <w:pStyle w:val="Ttulo2"/>
+        <w:numPr>
+          <w:ilvl w:val="2"/>
+          <w:numId w:val="19"/>
+        </w:numPr>
+        <w:ind w:left="851" w:hanging="851"/>
+      </w:pPr>
+      <w:bookmarkStart w:id="212" w:name="_Toc233383653"/>
+      <w:bookmarkStart w:id="213" w:name="_Toc238129930"/>
+      <w:r>
+        <w:lastRenderedPageBreak/>
+        <w:t>Diagnóstico de la Línea Base y Evaluación del Método Empírico (Preprueba)</w:t>
+      </w:r>
+      <w:bookmarkEnd w:id="212"/>
+      <w:bookmarkEnd w:id="213"/>
+      <w:r>
+        <w:t xml:space="preserve"> </w:t>
+      </w:r>
+    </w:p>
+    <w:p>
+      <w:pPr>
+        <w:pStyle w:val="Ttulo2"/>
+        <w:numPr>
+          <w:ilvl w:val="2"/>
+          <w:numId w:val="19"/>
+        </w:numPr>
+        <w:ind w:left="851" w:hanging="851"/>
+      </w:pPr>
+      <w:bookmarkStart w:id="214" w:name="_Toc233383654"/>
+      <w:bookmarkStart w:id="215" w:name="_Toc238129931"/>
+      <w:r>
+        <w:t>Auditoría, Depuración e Integración del Conjunto de Datos (Dataset)</w:t>
+      </w:r>
+      <w:bookmarkEnd w:id="214"/>
+      <w:bookmarkEnd w:id="215"/>
+      <w:r>
+        <w:t xml:space="preserve"> </w:t>
+      </w:r>
+    </w:p>
+    <w:p>
+      <w:pPr>
+        <w:pStyle w:val="Ttulo2"/>
+        <w:numPr>
+          <w:ilvl w:val="2"/>
+          <w:numId w:val="19"/>
+        </w:numPr>
+        <w:ind w:left="851" w:hanging="851"/>
+      </w:pPr>
+      <w:bookmarkStart w:id="216" w:name="_Toc233383655"/>
+      <w:bookmarkStart w:id="217" w:name="_Toc238129932"/>
+      <w:r>
+        <w:t>Ingeniería de Características (</w:t>
+      </w:r>
+      <w:proofErr w:type="spellStart"/>
+      <w:r>
+        <w:t>Feature</w:t>
+      </w:r>
+      <w:proofErr w:type="spellEnd"/>
+      <w:r>
+        <w:t xml:space="preserve"> </w:t>
+      </w:r>
+      <w:proofErr w:type="spellStart"/>
+      <w:r>
+        <w:t>Engineering</w:t>
+      </w:r>
+      <w:proofErr w:type="spellEnd"/>
+      <w:r>
+        <w:t>) y Variables Exógenas</w:t>
+      </w:r>
+      <w:bookmarkEnd w:id="216"/>
+      <w:bookmarkEnd w:id="217"/>
+      <w:r>
+        <w:t xml:space="preserve"> </w:t>
+      </w:r>
+    </w:p>
+    <w:p>
+      <w:pPr>
+        <w:pStyle w:val="Ttulo2"/>
+        <w:numPr>
+          <w:ilvl w:val="2"/>
+          <w:numId w:val="19"/>
+        </w:numPr>
+        <w:ind w:left="851" w:hanging="851"/>
+      </w:pPr>
+      <w:bookmarkStart w:id="218" w:name="_Toc233383656"/>
+      <w:bookmarkStart w:id="219" w:name="_Toc238129933"/>
+      <w:r>
+        <w:t>Desarrollo, Configuración y Entrenamiento de los Modelos Predictivos</w:t>
+      </w:r>
+      <w:bookmarkEnd w:id="218"/>
+      <w:bookmarkEnd w:id="219"/>
+      <w:r>
+        <w:t xml:space="preserve"> </w:t>
+      </w:r>
+    </w:p>
+    <w:p>
+      <w:pPr>
+        <w:pStyle w:val="Ttulo2"/>
+        <w:numPr>
+          <w:ilvl w:val="2"/>
+          <w:numId w:val="19"/>
+        </w:numPr>
+        <w:ind w:left="851" w:hanging="851"/>
+      </w:pPr>
+      <w:bookmarkStart w:id="220" w:name="_Toc233383657"/>
+      <w:bookmarkStart w:id="221" w:name="_Toc238129934"/>
+      <w:r>
+        <w:t>Evaluación Comparativa de Rendimiento Analítico (Posprueba vs. Control)</w:t>
+      </w:r>
+      <w:bookmarkEnd w:id="220"/>
+      <w:bookmarkEnd w:id="221"/>
+      <w:r>
+        <w:t xml:space="preserve"> </w:t>
+      </w:r>
+    </w:p>
+    <w:p>
+      <w:pPr>
+        <w:pStyle w:val="Ttulo2"/>
+        <w:numPr>
+          <w:ilvl w:val="2"/>
+          <w:numId w:val="19"/>
+        </w:numPr>
+        <w:ind w:left="851" w:hanging="851"/>
+      </w:pPr>
+      <w:bookmarkStart w:id="222" w:name="_Toc233383658"/>
+      <w:bookmarkStart w:id="223" w:name="_Toc238129935"/>
+      <w:r>
+        <w:t>Arquitectura e Integración del Tablero de Inteligencia de Negocios (DSS)</w:t>
+      </w:r>
+      <w:bookmarkEnd w:id="222"/>
+      <w:bookmarkEnd w:id="223"/>
+      <w:r>
+        <w:t xml:space="preserve"> </w:t>
+      </w:r>
+    </w:p>
+    <w:p>
+      <w:pPr>
+        <w:ind w:left="851" w:hanging="851"/>
+      </w:pPr>
+      <w:r>
+        <w:t>El tablero desarrollado para Cup&amp;Cake funciona como un sistema de soporte a la decisión (Decision Support System, DSS) que integra los resultados del pipeline predictivo y los transforma en información comprensible para la planeación financiera y de abastecimiento. Su propósito no es sustituir el criterio de la persona responsable del negocio, sino reducir la complejidad de los resultados estadísticos, hacer explícitas sus limitaciones y facilitar decisiones sustentadas en evidencia.</w:t>
+      </w:r>
+    </w:p>
+    <w:p>
+      <w:pPr>
+        <w:pStyle w:val="Ttulo3"/>
+        <w:ind w:left="851" w:hanging="851"/>
+      </w:pPr>
+      <w:r>
+        <w:t>Arquitectura tecnológica</w:t>
+      </w:r>
+    </w:p>
+    <w:p>
+      <w:pPr>
+        <w:ind w:left="851" w:hanging="851"/>
+      </w:pPr>
+      <w:r>
+        <w:t xml:space="preserve">La implementación se encuentra en la carpeta dashboard del proyecto. La versión operativa de la interfaz está contenida en public/index.html y utiliza HTML, hojas de estilo y JavaScript ejecutado en el navegador. El archivo app/page.tsx actúa como punto de entrada del proyecto y remite a la versión estática publicada. Esta decisión reduce </w:t>
+      </w:r>
+      <w:r>
+        <w:lastRenderedPageBreak/>
+        <w:t>dependencias durante la consulta, facilita la portabilidad y permite reproducir la misma vista de resultados en diferentes equipos.</w:t>
+      </w:r>
+    </w:p>
+    <w:p>
+      <w:pPr>
+        <w:ind w:left="851" w:hanging="851"/>
+      </w:pPr>
+      <w:r>
+        <w:t>Para su distribución, scripts/build-static.mjs empaqueta el documento HTML y genera un servicio compatible con Cloudflare Workers. El servicio entrega la aplicación con encabezados de seguridad, control de caché y una ruta de verificación de disponibilidad. La interfaz es adaptable a distintos tamaños de pantalla y contempla etiquetas semánticas, descripciones para la gráfica y contraste para temas claro y oscuro. Estas características favorecen el acceso al DSS desde computadoras o dispositivos móviles sin requerir software analítico especializado.</w:t>
+      </w:r>
+    </w:p>
+    <w:p>
+      <w:pPr>
+        <w:pStyle w:val="Ttulo3"/>
+        <w:ind w:left="851" w:hanging="851"/>
+      </w:pPr>
+      <w:r>
+        <w:t>Integración de los resultados predictivos</w:t>
+      </w:r>
+    </w:p>
+    <w:p>
+      <w:pPr>
+        <w:ind w:left="851" w:hanging="851"/>
+      </w:pPr>
+      <w:r>
+        <w:t>Los resultados consolidados se incorporan al tablero como una estructura de datos en JavaScript. Para cada objetivo se almacenan el modelo ganador, la versión del dataset utilizada, los valores promedio de RMSE, MAE y MAPE, la cobertura temporal efectiva, las observaciones excluidas y los errores obtenidos en tres ventanas de evaluación Rolling-Origin. Esta organización conserva la relación entre la configuración seleccionada y la evidencia con la que fue evaluada.</w:t>
+      </w:r>
+    </w:p>
+    <w:p>
+      <w:pPr>
+        <w:ind w:left="851" w:hanging="851"/>
+      </w:pPr>
+      <w:r>
+        <w:t>El flujo de integración puede resumirse de la siguiente manera: las salidas del pipeline de modelado se consolidan por variable objetivo; posteriormente se seleccionan el modelo y el dataset con menor RMSE promedio; los resultados se incorporan a la estructura interna del tablero; y, finalmente, la interfaz calcula la mejora frente a la línea base elegida y actualiza los indicadores, la gráfica y la interpretación para la decisión. De esta forma, el tablero constituye la capa de presentación del proceso analítico y mantiene trazabilidad con la validación temporal.</w:t>
+      </w:r>
+    </w:p>
+    <w:p>
+      <w:pPr>
+        <w:pStyle w:val="Ttulo3"/>
+        <w:ind w:left="851" w:hanging="851"/>
+      </w:pPr>
+      <w:r>
+        <w:t>Filtros e indicadores para la decisión</w:t>
+      </w:r>
+    </w:p>
+    <w:p>
+      <w:pPr>
+        <w:ind w:left="851" w:hanging="851"/>
+      </w:pPr>
+      <w:r>
+        <w:t xml:space="preserve">La interfaz permite seleccionar cuatro objetivos: importe real de ventas, número de registros de venta, importe real de compras y número de registros de compra. También permite </w:t>
+      </w:r>
+      <w:r>
+        <w:lastRenderedPageBreak/>
+        <w:t>alternar entre dos referencias empíricas: el promedio móvil de siete días y el último valor observado. Esta combinación posibilita examinar el desempeño desde una perspectiva monetaria o de frecuencia operativa y comprobar si la conclusión se mantiene al cambiar el criterio de comparación.</w:t>
+      </w:r>
+    </w:p>
+    <w:p>
+      <w:pPr>
+        <w:ind w:left="851" w:hanging="851"/>
+      </w:pPr>
+      <w:r>
+        <w:t>Como indicadores principales, el tablero muestra el modelo ganador, el dataset asociado, el RMSE promedio, el MAE promedio y el porcentaje de reducción de RMSE respecto de la línea base. La mejora se calcula como la diferencia entre el RMSE de referencia y el RMSE del modelo, dividida entre el RMSE de referencia y expresada en porcentaje. Una barra de progreso y un estado cualitativo indican si se alcanza la reducción mínima de 20% establecida en la hipótesis H1.</w:t>
+      </w:r>
+    </w:p>
+    <w:p>
+      <w:pPr>
+        <w:ind w:left="851" w:hanging="851"/>
+      </w:pPr>
+      <w:r>
+        <w:t>La visualización central compara el RMSE del modelo y el método empírico en tres ventanas temporales. Esta desagregación evita que un promedio global oculte periodos con errores elevados y permite valorar la estabilidad del pronóstico. El panel lateral complementa la gráfica con una lectura ejecutiva, una advertencia metodológica, el MAPE, la cobertura efectiva y el número de días excluidos. Finalmente, una franja de calidad resume las dimensiones de los datasets, el periodo analizado y la ausencia de valores nulos en el maestro.</w:t>
+      </w:r>
+    </w:p>
+    <w:p>
+      <w:pPr>
+        <w:pStyle w:val="Ttulo3"/>
+        <w:ind w:left="851" w:hanging="851"/>
+      </w:pPr>
+      <w:r>
+        <w:t>Resultados incorporados al DSS</w:t>
+      </w:r>
+    </w:p>
+    <w:p>
+      <w:pPr>
+        <w:ind w:left="851" w:hanging="851"/>
+      </w:pPr>
+      <w:r>
+        <w:t>Para los objetivos de ventas, el tablero identifica modelos ARIMA sobre el dataset completo. El importe de ventas utiliza una configuración ARIMA (1,1,2), con RMSE promedio de 161.1493, mientras que el número de registros de venta utiliza ARIMA (1,1,1), con RMSE de 0.5251. Frente al promedio móvil de siete días, las reducciones aproximadas son 3.2% y 5.1%, respectivamente; por lo tanto, las mejoras no alcanzan el umbral de 20% establecido en H1.</w:t>
+      </w:r>
+    </w:p>
+    <w:p>
+      <w:pPr>
+        <w:ind w:left="851" w:hanging="851"/>
+      </w:pPr>
+      <w:r>
+        <w:t xml:space="preserve">En compras, los resultados favorecen a Random Forest entrenado con el dataset reducido. Para el importe real de compras se obtuvo un RMSE promedio de 213.0144 frente a 297.2899 de la línea base de siete días, equivalente a una reducción aproximada de </w:t>
+      </w:r>
+      <w:r>
+        <w:lastRenderedPageBreak/>
+        <w:t>28.3%. Para el número de registros de compra, el RMSE disminuyó de 3.3579 a 2.5932, lo que representa una mejora aproximada de 22.8%. Ambos objetivos superan la meta de H1 cuando se utiliza esta línea base.</w:t>
+      </w:r>
+    </w:p>
+    <w:p>
+      <w:pPr>
+        <w:ind w:left="851" w:hanging="851"/>
+      </w:pPr>
+      <w:r>
+        <w:t>La conclusión global presentada por el DSS es, por consiguiente, parcial: la evidencia apoya la hipótesis para las variables de compras, pero no para las de ventas. El tablero evita una aceptación general de H1 y muestra que la utilidad del aprendizaje automático depende del objetivo específico, del comportamiento de la serie y de la referencia empírica utilizada.</w:t>
+      </w:r>
+    </w:p>
+    <w:p>
+      <w:pPr>
+        <w:pStyle w:val="Ttulo3"/>
+        <w:ind w:left="851" w:hanging="851"/>
+      </w:pPr>
+      <w:r>
+        <w:t>Interpretación operativa y salvaguardas</w:t>
+      </w:r>
+    </w:p>
+    <w:p>
+      <w:pPr>
+        <w:ind w:left="851" w:hanging="851"/>
+      </w:pPr>
+      <w:r>
+        <w:t>El DSS traduce cada resultado en una recomendación operativa. Para las compras, la reducción de errores extremos respalda el uso de Random Forest como insumo para la presupuestación y la programación del abastecimiento. Para las ventas, la mejora moderada de ARIMA sugiere conservar políticas de seguridad y evitar asumir que una mayor complejidad garantiza un pronóstico superior. Asimismo, el tablero advierte que el MAPE puede resultar inestable en días con valores reales cercanos a cero, por lo que la interpretación principal se apoya en RMSE y MAE.</w:t>
+      </w:r>
+    </w:p>
+    <w:p>
+      <w:pPr>
+        <w:ind w:left="851" w:hanging="851"/>
+      </w:pPr>
+      <w:r>
+        <w:t>La cobertura temporal se presenta como una condición de uso y no como un dato secundario. Las variables de ventas abarcan hasta el 31 de mayo de 2026, mientras que la información de compras termina el 30 de julio de 2025 y deja 305 días sin cobertura. Esta advertencia impide interpretar las mejoras de compras como una autorización automática para desplegar el modelo con información desactualizada; antes de su utilización operativa es necesario actualizar la fuente y volver a ejecutar el proceso de validación.</w:t>
+      </w:r>
+    </w:p>
+    <w:p>
+      <w:pPr>
+        <w:pStyle w:val="Ttulo3"/>
+        <w:ind w:left="851" w:hanging="851"/>
+      </w:pPr>
+      <w:r>
+        <w:t>Alcance actual de la integración</w:t>
+      </w:r>
+    </w:p>
+    <w:p>
+      <w:pPr>
+        <w:ind w:left="851" w:hanging="851"/>
+      </w:pPr>
+      <w:r>
+        <w:t xml:space="preserve">En su estado actual, el tablero funciona como una instantánea reproducible de los resultados finales. El esquema de base de datos del proyecto permanece vacío y los indicadores </w:t>
+      </w:r>
+      <w:r>
+        <w:lastRenderedPageBreak/>
+        <w:t>están integrados directamente en el código de la interfaz; por ello, la aplicación no actualiza automáticamente sus valores cuando se incorporan nuevas ventas, compras o ejecuciones del pipeline. Esta arquitectura es adecuada para comunicar y auditar los resultados de la tesis, pero debe distinguirse de un sistema transaccional conectado en tiempo real.</w:t>
+      </w:r>
+    </w:p>
+    <w:p>
+      <w:pPr>
+        <w:ind w:left="851" w:hanging="851"/>
+      </w:pPr>
+      <w:r>
+        <w:t>Para una implementación continua en Cup&amp;Cake, la siguiente evolución consistiría en automatizar la exportación de los resultados ganadores hacia una fuente de datos consumida por el tablero, incorporar controles de actualización y registrar la fecha de la última ejecución. Aun con esta limitación, el prototipo cumple la función central de un DSS: integrar evidencia predictiva, compararla con la práctica empírica, comunicar incertidumbre y facilitar que la decisión final permanezca bajo responsabilidad del usuario del negocio.</w:t>
       </w:r>
     </w:p>
     <w:p>
@@ -42561,273 +42709,7 @@
           <w:ilvl w:val="1"/>
           <w:numId w:val="19"/>
         </w:numPr>
-      </w:pPr>
-      <w:bookmarkStart w:id="212" w:name="_Toc233383653"/>
-      <w:bookmarkStart w:id="213" w:name="_Toc238129930"/>
-      <w:r>
-        <w:t>Diagnóstico de la Línea Base y Evaluación del Método Empírico (Preprueba)</w:t>
-      </w:r>
-      <w:bookmarkEnd w:id="212"/>
-      <w:bookmarkEnd w:id="213"/>
-      <w:r>
-        <w:t xml:space="preserve"> </w:t>
-      </w:r>
-    </w:p>
-    <w:p>
-      <w:pPr>
-        <w:pStyle w:val="Ttulo2"/>
-        <w:numPr>
-          <w:ilvl w:val="1"/>
-          <w:numId w:val="19"/>
-        </w:numPr>
-      </w:pPr>
-      <w:bookmarkStart w:id="214" w:name="_Toc233383654"/>
-      <w:bookmarkStart w:id="215" w:name="_Toc238129931"/>
-      <w:r>
-        <w:t>Auditoría, Depuración e Integración del Conjunto de Datos (</w:t>
-      </w:r>
-      <w:proofErr w:type="spellStart"/>
-      <w:r>
-        <w:t>Dataset</w:t>
-      </w:r>
-      <w:proofErr w:type="spellEnd"/>
-      <w:r>
-        <w:t>)</w:t>
-      </w:r>
-      <w:bookmarkEnd w:id="214"/>
-      <w:bookmarkEnd w:id="215"/>
-      <w:r>
-        <w:t xml:space="preserve"> </w:t>
-      </w:r>
-    </w:p>
-    <w:p>
-      <w:pPr>
-        <w:pStyle w:val="Ttulo2"/>
-        <w:numPr>
-          <w:ilvl w:val="1"/>
-          <w:numId w:val="19"/>
-        </w:numPr>
-      </w:pPr>
-      <w:bookmarkStart w:id="216" w:name="_Toc233383655"/>
-      <w:bookmarkStart w:id="217" w:name="_Toc238129932"/>
-      <w:r>
-        <w:t>Ingeniería de Características (</w:t>
-      </w:r>
-      <w:proofErr w:type="spellStart"/>
-      <w:r>
-        <w:t>Feature</w:t>
-      </w:r>
-      <w:proofErr w:type="spellEnd"/>
-      <w:r>
-        <w:t xml:space="preserve"> </w:t>
-      </w:r>
-      <w:proofErr w:type="spellStart"/>
-      <w:r>
-        <w:t>Engineering</w:t>
-      </w:r>
-      <w:proofErr w:type="spellEnd"/>
-      <w:r>
-        <w:t>) y Variables Exógenas</w:t>
-      </w:r>
-      <w:bookmarkEnd w:id="216"/>
-      <w:bookmarkEnd w:id="217"/>
-      <w:r>
-        <w:t xml:space="preserve"> </w:t>
-      </w:r>
-    </w:p>
-    <w:p>
-      <w:pPr>
-        <w:pStyle w:val="Ttulo2"/>
-        <w:numPr>
-          <w:ilvl w:val="1"/>
-          <w:numId w:val="19"/>
-        </w:numPr>
-      </w:pPr>
-      <w:bookmarkStart w:id="218" w:name="_Toc233383656"/>
-      <w:bookmarkStart w:id="219" w:name="_Toc238129933"/>
-      <w:r>
-        <w:t>Desarrollo, Configuración y Entrenamiento de los Modelos Predictivos</w:t>
-      </w:r>
-      <w:bookmarkEnd w:id="218"/>
-      <w:bookmarkEnd w:id="219"/>
-      <w:r>
-        <w:t xml:space="preserve"> </w:t>
-      </w:r>
-    </w:p>
-    <w:p>
-      <w:pPr>
-        <w:pStyle w:val="Ttulo2"/>
-        <w:numPr>
-          <w:ilvl w:val="1"/>
-          <w:numId w:val="19"/>
-        </w:numPr>
-      </w:pPr>
-      <w:bookmarkStart w:id="220" w:name="_Toc233383657"/>
-      <w:bookmarkStart w:id="221" w:name="_Toc238129934"/>
-      <w:r>
-        <w:t>Evaluación Comparativa de Rendimiento Analítico (Posprueba vs. Control)</w:t>
-      </w:r>
-      <w:bookmarkEnd w:id="220"/>
-      <w:bookmarkEnd w:id="221"/>
-      <w:r>
-        <w:t xml:space="preserve"> </w:t>
-      </w:r>
-    </w:p>
-    <w:p>
-      <w:pPr>
-        <w:pStyle w:val="Ttulo2"/>
-        <w:numPr>
-          <w:ilvl w:val="1"/>
-          <w:numId w:val="19"/>
-        </w:numPr>
-      </w:pPr>
-      <w:bookmarkStart w:id="222" w:name="_Toc233383658"/>
-      <w:bookmarkStart w:id="223" w:name="_Toc238129935"/>
-      <w:r>
-        <w:t>Arquitectura e Integración del Tablero de Inteligencia de Negocios (DSS)</w:t>
-      </w:r>
-      <w:bookmarkEnd w:id="222"/>
-      <w:bookmarkEnd w:id="223"/>
-      <w:r>
-        <w:t xml:space="preserve"> </w:t>
-      </w:r>
-    </w:p>
-    <w:p>
-      <w:r>
-        <w:t>El tablero desarrollado para Cup&amp;Cake funciona como un sistema de soporte a la decisión (Decision Support System, DSS) que integra los resultados del pipeline predictivo y los transforma en información comprensible para la planeación financiera y de abastecimiento. Su propósito no es sustituir el criterio de la persona responsable del negocio, sino reducir la complejidad de los resultados estadísticos, hacer explícitas sus limitaciones y facilitar decisiones sustentadas en evidencia.</w:t>
-      </w:r>
-    </w:p>
-    <w:p>
-      <w:pPr>
-        <w:pStyle w:val="Ttulo3"/>
-      </w:pPr>
-      <w:r>
-        <w:t>Arquitectura tecnológica</w:t>
-      </w:r>
-    </w:p>
-    <w:p>
-      <w:r>
-        <w:t xml:space="preserve">La implementación se encuentra en la carpeta dashboard del proyecto. La versión operativa de la interfaz está contenida en public/index.html y utiliza HTML, hojas de estilo y JavaScript ejecutado en el navegador. El archivo app/page.tsx actúa como punto de entrada del proyecto y remite a la versión estática publicada. </w:t>
-      </w:r>
-      <w:r>
-        <w:lastRenderedPageBreak/>
-        <w:t>Esta decisión reduce dependencias durante la consulta, facilita la portabilidad y permite reproducir la misma vista de resultados en diferentes equipos.</w:t>
-      </w:r>
-    </w:p>
-    <w:p>
-      <w:r>
-        <w:t>Para su distribución, scripts/build-static.mjs empaqueta el documento HTML y genera un servicio compatible con Cloudflare Workers. El servicio entrega la aplicación con encabezados de seguridad, control de caché y una ruta de verificación de disponibilidad. La interfaz es adaptable a distintos tamaños de pantalla y contempla etiquetas semánticas, descripciones para la gráfica y contraste para temas claro y oscuro. Estas características favorecen el acceso al DSS desde computadoras o dispositivos móviles sin requerir software analítico especializado.</w:t>
-      </w:r>
-    </w:p>
-    <w:p>
-      <w:pPr>
-        <w:pStyle w:val="Ttulo3"/>
-      </w:pPr>
-      <w:r>
-        <w:t>Integración de los resultados predictivos</w:t>
-      </w:r>
-    </w:p>
-    <w:p>
-      <w:r>
-        <w:t>Los resultados consolidados se incorporan al tablero como una estructura de datos en JavaScript. Para cada objetivo se almacenan el modelo ganador, la versión del dataset utilizada, los valores promedio de RMSE, MAE y MAPE, la cobertura temporal efectiva, las observaciones excluidas y los errores obtenidos en tres ventanas de evaluación Rolling-Origin. Esta organización conserva la relación entre la configuración seleccionada y la evidencia con la que fue evaluada.</w:t>
-      </w:r>
-    </w:p>
-    <w:p>
-      <w:r>
-        <w:t>El flujo de integración puede resumirse de la siguiente manera: las salidas del pipeline de modelado se consolidan por variable objetivo; posteriormente se seleccionan el modelo y el dataset con menor RMSE promedio; los resultados se incorporan a la estructura interna del tablero; y, finalmente, la interfaz calcula la mejora frente a la línea base elegida y actualiza los indicadores, la gráfica y la interpretación para la decisión. De esta forma, el tablero constituye la capa de presentación del proceso analítico y mantiene trazabilidad con la validación temporal.</w:t>
-      </w:r>
-    </w:p>
-    <w:p>
-      <w:pPr>
-        <w:pStyle w:val="Ttulo3"/>
-      </w:pPr>
-      <w:r>
-        <w:t>Filtros e indicadores para la decisión</w:t>
-      </w:r>
-    </w:p>
-    <w:p>
-      <w:r>
-        <w:t>La interfaz permite seleccionar cuatro objetivos: importe real de ventas, número de registros de venta, importe real de compras y número de registros de compra. También permite alternar entre dos referencias empíricas: el promedio móvil de siete días y el último valor observado. Esta combinación posibilita examinar el desempeño desde una perspectiva monetaria o de frecuencia operativa y comprobar si la conclusión se mantiene al cambiar el criterio de comparación.</w:t>
-      </w:r>
-    </w:p>
-    <w:p>
-      <w:r>
-        <w:lastRenderedPageBreak/>
-        <w:t>Como indicadores principales, el tablero muestra el modelo ganador, el dataset asociado, el RMSE promedio, el MAE promedio y el porcentaje de reducción de RMSE respecto de la línea base. La mejora se calcula como la diferencia entre el RMSE de referencia y el RMSE del modelo, dividida entre el RMSE de referencia y expresada en porcentaje. Una barra de progreso y un estado cualitativo indican si se alcanza la reducción mínima de 20% establecida en la hipótesis H1.</w:t>
-      </w:r>
-    </w:p>
-    <w:p>
-      <w:r>
-        <w:t>La visualización central compara el RMSE del modelo y el método empírico en tres ventanas temporales. Esta desagregación evita que un promedio global oculte periodos con errores elevados y permite valorar la estabilidad del pronóstico. El panel lateral complementa la gráfica con una lectura ejecutiva, una advertencia metodológica, el MAPE, la cobertura efectiva y el número de días excluidos. Finalmente, una franja de calidad resume las dimensiones de los datasets, el periodo analizado y la ausencia de valores nulos en el maestro.</w:t>
-      </w:r>
-    </w:p>
-    <w:p>
-      <w:pPr>
-        <w:pStyle w:val="Ttulo3"/>
-      </w:pPr>
-      <w:r>
-        <w:t>Resultados incorporados al DSS</w:t>
-      </w:r>
-    </w:p>
-    <w:p>
-      <w:r>
-        <w:t>Para los objetivos de ventas, el tablero identifica modelos ARIMA sobre el dataset completo. El importe de ventas utiliza una configuración ARIMA (1,1,2), con RMSE promedio de 161.1493, mientras que el número de registros de venta utiliza ARIMA (1,1,1), con RMSE de 0.5251. Frente al promedio móvil de siete días, las reducciones aproximadas son 3.2% y 5.1%, respectivamente; por lo tanto, las mejoras no alcanzan el umbral de 20% establecido en H1.</w:t>
-      </w:r>
-    </w:p>
-    <w:p>
-      <w:r>
-        <w:t>En compras, los resultados favorecen a Random Forest entrenado con el dataset reducido. Para el importe real de compras se obtuvo un RMSE promedio de 213.0144 frente a 297.2899 de la línea base de siete días, equivalente a una reducción aproximada de 28.3%. Para el número de registros de compra, el RMSE disminuyó de 3.3579 a 2.5932, lo que representa una mejora aproximada de 22.8%. Ambos objetivos superan la meta de H1 cuando se utiliza esta línea base.</w:t>
-      </w:r>
-    </w:p>
-    <w:p>
-      <w:r>
-        <w:t>La conclusión global presentada por el DSS es, por consiguiente, parcial: la evidencia apoya la hipótesis para las variables de compras, pero no para las de ventas. El tablero evita una aceptación general de H1 y muestra que la utilidad del aprendizaje automático depende del objetivo específico, del comportamiento de la serie y de la referencia empírica utilizada.</w:t>
-      </w:r>
-    </w:p>
-    <w:p>
-      <w:pPr>
-        <w:pStyle w:val="Ttulo3"/>
-      </w:pPr>
-      <w:r>
-        <w:lastRenderedPageBreak/>
-        <w:t>Interpretación operativa y salvaguardas</w:t>
-      </w:r>
-    </w:p>
-    <w:p>
-      <w:r>
-        <w:t>El DSS traduce cada resultado en una recomendación operativa. Para las compras, la reducción de errores extremos respalda el uso de Random Forest como insumo para la presupuestación y la programación del abastecimiento. Para las ventas, la mejora moderada de ARIMA sugiere conservar políticas de seguridad y evitar asumir que una mayor complejidad garantiza un pronóstico superior. Asimismo, el tablero advierte que el MAPE puede resultar inestable en días con valores reales cercanos a cero, por lo que la interpretación principal se apoya en RMSE y MAE.</w:t>
-      </w:r>
-    </w:p>
-    <w:p>
-      <w:r>
-        <w:t>La cobertura temporal se presenta como una condición de uso y no como un dato secundario. Las variables de ventas abarcan hasta el 31 de mayo de 2026, mientras que la información de compras termina el 30 de julio de 2025 y deja 305 días sin cobertura. Esta advertencia impide interpretar las mejoras de compras como una autorización automática para desplegar el modelo con información desactualizada; antes de su utilización operativa es necesario actualizar la fuente y volver a ejecutar el proceso de validación.</w:t>
-      </w:r>
-    </w:p>
-    <w:p>
-      <w:pPr>
-        <w:pStyle w:val="Ttulo3"/>
-      </w:pPr>
-      <w:r>
-        <w:t>Alcance actual de la integración</w:t>
-      </w:r>
-    </w:p>
-    <w:p>
-      <w:r>
-        <w:t>En su estado actual, el tablero funciona como una instantánea reproducible de los resultados finales. El esquema de base de datos del proyecto permanece vacío y los indicadores están integrados directamente en el código de la interfaz; por ello, la aplicación no actualiza automáticamente sus valores cuando se incorporan nuevas ventas, compras o ejecuciones del pipeline. Esta arquitectura es adecuada para comunicar y auditar los resultados de la tesis, pero debe distinguirse de un sistema transaccional conectado en tiempo real.</w:t>
-      </w:r>
-    </w:p>
-    <w:p>
-      <w:r>
-        <w:t>Para una implementación continua en Cup&amp;Cake, la siguiente evolución consistiría en automatizar la exportación de los resultados ganadores hacia una fuente de datos consumida por el tablero, incorporar controles de actualización y registrar la fecha de la última ejecución. Aun con esta limitación, el prototipo cumple la función central de un DSS: integrar evidencia predictiva, compararla con la práctica empírica, comunicar incertidumbre y facilitar que la decisión final permanezca bajo responsabilidad del usuario del negocio.</w:t>
-      </w:r>
-    </w:p>
-    <w:p>
-      <w:pPr>
-        <w:pStyle w:val="Ttulo2"/>
-        <w:numPr>
-          <w:ilvl w:val="1"/>
-          <w:numId w:val="19"/>
-        </w:numPr>
+        <w:ind w:left="851" w:hanging="851"/>
         <w:rPr>
           <w:strike/>
         </w:rPr>
@@ -42838,7 +42720,6 @@
         <w:rPr>
           <w:strike/>
         </w:rPr>
-        <w:lastRenderedPageBreak/>
         <w:t>Simulación de Escenarios Financieros y de Abastecimiento Operativo</w:t>
       </w:r>
       <w:bookmarkEnd w:id="224"/>
@@ -42846,14 +42727,37 @@
     </w:p>
     <w:p>
       <w:pPr>
-        <w:tabs>
-          <w:tab w:val="left" w:pos="2003"/>
-        </w:tabs>
-        <w:rPr>
-          <w:color w:val="EE0000"/>
-        </w:rPr>
-      </w:pPr>
-    </w:p>
+        <w:ind w:left="851" w:hanging="851"/>
+      </w:pPr>
+      <w:r>
+        <w:t>Resultados.</w:t>
+      </w:r>
+    </w:p>
+    <w:p>
+      <w:pPr>
+        <w:ind w:left="851" w:hanging="851"/>
+      </w:pPr>
+      <w:r>
+        <w:t>Discusión.</w:t>
+      </w:r>
+    </w:p>
+    <w:p>
+      <w:pPr>
+        <w:ind w:left="851" w:hanging="851"/>
+      </w:pPr>
+      <w:r>
+        <w:t>Conclusiones.</w:t>
+      </w:r>
+    </w:p>
+    <w:p>
+      <w:pPr>
+        <w:ind w:left="851" w:hanging="851"/>
+      </w:pPr>
+      <w:r>
+        <w:t>Recomendaciones y trabajo futuro.</w:t>
+      </w:r>
+    </w:p>
+    <w:p/>
     <w:p>
       <w:pPr>
         <w:numPr>
@@ -42878,23 +42782,7 @@
           <w:strike/>
           <w:color w:val="000000"/>
         </w:rPr>
-        <w:t xml:space="preserve">Construir un </w:t>
-      </w:r>
-      <w:proofErr w:type="spellStart"/>
-      <w:r>
-        <w:rPr>
-          <w:strike/>
-          <w:color w:val="000000"/>
-        </w:rPr>
-        <w:t>dataset</w:t>
-      </w:r>
-      <w:proofErr w:type="spellEnd"/>
-      <w:r>
-        <w:rPr>
-          <w:strike/>
-          <w:color w:val="000000"/>
-        </w:rPr>
-        <w:t xml:space="preserve"> maestro a partir de los orígenes de datos de ventas, compra de insumos con los que cuenta </w:t>
+        <w:t xml:space="preserve">Construir un dataset maestro a partir de los orígenes de datos de ventas, compra de insumos con los que cuenta </w:t>
       </w:r>
       <w:proofErr w:type="spellStart"/>
       <w:r>
@@ -42965,7 +42853,17 @@
           <w:strike/>
           <w:color w:val="000000"/>
         </w:rPr>
-        <w:t xml:space="preserve"> Memory</w:t>
+        <w:t xml:space="preserve"> </w:t>
+      </w:r>
+      <w:r>
+        <w:rPr>
+          <w:i/>
+          <w:iCs/>
+          <w:strike/>
+          <w:color w:val="000000"/>
+        </w:rPr>
+        <w:lastRenderedPageBreak/>
+        <w:t>Memory</w:t>
       </w:r>
       <w:r>
         <w:rPr>
@@ -43608,6 +43506,7 @@
         <w:rPr>
           <w:lang w:val="en-US"/>
         </w:rPr>
+        <w:lastRenderedPageBreak/>
         <w:t>Bertsimas, D., Dunn, J., &amp; Pawlowski, C. (2021). Artificial intelligence for business decision support systems. Decision Analytics Journal, 1, 100003.</w:t>
       </w:r>
     </w:p>
@@ -43624,7 +43523,6 @@
         <w:rPr>
           <w:lang w:val="en-US"/>
         </w:rPr>
-        <w:lastRenderedPageBreak/>
         <w:t xml:space="preserve">Bontempi, G., Ben Taieb, S., &amp; Le Borgne, Y.-A. (2013). Machine learning strategies for time series forecasting. En M. </w:t>
       </w:r>
       <w:proofErr w:type="spellStart"/>
@@ -43669,21 +43567,7 @@
         <w:rPr>
           <w:lang w:val="en-US"/>
         </w:rPr>
-        <w:t xml:space="preserve">Box, G. E. P. (1976). Science and </w:t>
-      </w:r>
-      <w:proofErr w:type="gramStart"/>
-      <w:r>
-        <w:rPr>
-          <w:lang w:val="en-US"/>
-        </w:rPr>
-        <w:t>statistics</w:t>
-      </w:r>
-      <w:proofErr w:type="gramEnd"/>
-      <w:r>
-        <w:rPr>
-          <w:lang w:val="en-US"/>
-        </w:rPr>
-        <w:t>. Journal of the American Statistical Association, 71(356), 791–799. https://doi.org/10.1080/01621459.1976.10480949</w:t>
+        <w:t>Box, G. E. P. (1976). Science and statistics. Journal of the American Statistical Association, 71(356), 791–799. https://doi.org/10.1080/01621459.1976.10480949</w:t>
       </w:r>
     </w:p>
     <w:p>
@@ -43728,21 +43612,7 @@
         <w:rPr>
           <w:lang w:val="en-US"/>
         </w:rPr>
-        <w:t xml:space="preserve">Brynjolfsson, E., Hitt, L. M., &amp; Kim, H. H. (2011). Strength in numbers: How does data-driven </w:t>
-      </w:r>
-      <w:proofErr w:type="gramStart"/>
-      <w:r>
-        <w:rPr>
-          <w:lang w:val="en-US"/>
-        </w:rPr>
-        <w:t>decision making</w:t>
-      </w:r>
-      <w:proofErr w:type="gramEnd"/>
-      <w:r>
-        <w:rPr>
-          <w:lang w:val="en-US"/>
-        </w:rPr>
-        <w:t xml:space="preserve"> affect firm performance? </w:t>
+        <w:t xml:space="preserve">Brynjolfsson, E., Hitt, L. M., &amp; Kim, H. H. (2011). Strength in numbers: How does data-driven decision making affect firm performance? </w:t>
       </w:r>
       <w:r>
         <w:rPr>
@@ -43795,21 +43665,7 @@
         <w:rPr>
           <w:lang w:val="en-US"/>
         </w:rPr>
-        <w:t xml:space="preserve">The effects of ICTs as innovation facilitators for </w:t>
-      </w:r>
-      <w:proofErr w:type="gramStart"/>
-      <w:r>
-        <w:rPr>
-          <w:lang w:val="en-US"/>
-        </w:rPr>
-        <w:t>a greater</w:t>
-      </w:r>
-      <w:proofErr w:type="gramEnd"/>
-      <w:r>
-        <w:rPr>
-          <w:lang w:val="en-US"/>
-        </w:rPr>
-        <w:t xml:space="preserve"> business performance. Evidence from Mexico. Procedia Computer Science, 91, 47–56. https://doi.org/10.1016/j.procs.2016.07.040</w:t>
+        <w:t>The effects of ICTs as innovation facilitators for a greater business performance. Evidence from Mexico. Procedia Computer Science, 91, 47–56. https://doi.org/10.1016/j.procs.2016.07.040</w:t>
       </w:r>
     </w:p>
     <w:p>
@@ -43839,6 +43695,7 @@
         <w:rPr>
           <w:lang w:val="en-US"/>
         </w:rPr>
+        <w:lastRenderedPageBreak/>
         <w:t>Dubey, R., Bryde, D., Blome, C., Roubaud, D., &amp; Giannakis, M. (2021). Facilitating artificial intelligence powered supply chain analytics through alliance management during the pandemic crises in the B2B context. Industrial Marketing Management, 96, 135–146.</w:t>
       </w:r>
     </w:p>
@@ -43854,7 +43711,6 @@
         <w:rPr>
           <w:lang w:val="en-US"/>
         </w:rPr>
-        <w:lastRenderedPageBreak/>
         <w:t xml:space="preserve">Dubey, R., Gunasekaran, A., Childe, S. J., Bryde, D. J., Giannakis, M., &amp; </w:t>
       </w:r>
       <w:proofErr w:type="spellStart"/>
@@ -44013,21 +43869,7 @@
         <w:rPr>
           <w:lang w:val="en-US"/>
         </w:rPr>
-        <w:t xml:space="preserve">, H. (2020). Daily retail demand </w:t>
-      </w:r>
-      <w:proofErr w:type="gramStart"/>
-      <w:r>
-        <w:rPr>
-          <w:lang w:val="en-US"/>
-        </w:rPr>
-        <w:t>forecasting using</w:t>
-      </w:r>
-      <w:proofErr w:type="gramEnd"/>
-      <w:r>
-        <w:rPr>
-          <w:lang w:val="en-US"/>
-        </w:rPr>
-        <w:t xml:space="preserve"> machine learning with emphasis on calendric special days. International Journal of Forecasting, 135, 113322. https://doi.org/10.1016/j.ijforecast.2020.02.005.</w:t>
+        <w:t>, H. (2020). Daily retail demand forecasting using machine learning with emphasis on calendric special days. International Journal of Forecasting, 135, 113322. https://doi.org/10.1016/j.ijforecast.2020.02.005.</w:t>
       </w:r>
     </w:p>
     <w:p>
@@ -44071,6 +43913,7 @@
         <w:rPr>
           <w:lang w:val="en-US"/>
         </w:rPr>
+        <w:lastRenderedPageBreak/>
         <w:t xml:space="preserve">Hübner, N., Caspers, J., </w:t>
       </w:r>
       <w:proofErr w:type="spellStart"/>
@@ -44148,7 +43991,6 @@
         <w:rPr>
           <w:lang w:val="en-US"/>
         </w:rPr>
-        <w:lastRenderedPageBreak/>
         <w:t xml:space="preserve">James, G., Witten, D., Hastie, T., &amp; </w:t>
       </w:r>
       <w:proofErr w:type="spellStart"/>
@@ -44205,21 +44047,7 @@
         <w:rPr>
           <w:lang w:val="en-US"/>
         </w:rPr>
-        <w:t xml:space="preserve">Kahneman, D., &amp; Tversky, A. (1979). Prospect theory: An analysis of </w:t>
-      </w:r>
-      <w:proofErr w:type="gramStart"/>
-      <w:r>
-        <w:rPr>
-          <w:lang w:val="en-US"/>
-        </w:rPr>
-        <w:t>decision</w:t>
-      </w:r>
-      <w:proofErr w:type="gramEnd"/>
-      <w:r>
-        <w:rPr>
-          <w:lang w:val="en-US"/>
-        </w:rPr>
-        <w:t xml:space="preserve"> under risk. </w:t>
+        <w:t xml:space="preserve">Kahneman, D., &amp; Tversky, A. (1979). Prospect theory: An analysis of decision under risk. </w:t>
       </w:r>
       <w:proofErr w:type="spellStart"/>
       <w:r>
@@ -44360,6 +44188,7 @@
         <w:rPr>
           <w:lang w:val="en-US"/>
         </w:rPr>
+        <w:lastRenderedPageBreak/>
         <w:t>Makridakis</w:t>
       </w:r>
       <w:proofErr w:type="spellEnd"/>
@@ -44470,7 +44299,6 @@
         <w:rPr>
           <w:lang w:val="en-US"/>
         </w:rPr>
-        <w:lastRenderedPageBreak/>
         <w:t>Martins-Turner, K., von Massow, M., O’Rourke, S., &amp; Fraser, E. D. G. (2023). Machine learning based demand forecasting against food waste: Life cycle environmental impacts and benefits of a bakery case study. Journal of Cleaner Production, 384, 135539. https://doi.org/10.1016/j.jclepro.2022.135539</w:t>
       </w:r>
     </w:p>
@@ -44607,6 +44435,7 @@
         <w:rPr>
           <w:lang w:val="en-US"/>
         </w:rPr>
+        <w:lastRenderedPageBreak/>
         <w:t xml:space="preserve">OECD. (2022). Financing growth and turning data into business: Helping SMEs scale up. </w:t>
       </w:r>
       <w:r>
@@ -44715,7 +44544,6 @@
         <w:rPr>
           <w:lang w:val="en-US"/>
         </w:rPr>
-        <w:lastRenderedPageBreak/>
         <w:t>PraveenaSri</w:t>
       </w:r>
       <w:proofErr w:type="spellEnd"/>
@@ -44816,23 +44644,7 @@
           <w:i/>
           <w:iCs/>
         </w:rPr>
-        <w:t xml:space="preserve">El método Lean </w:t>
-      </w:r>
-      <w:proofErr w:type="gramStart"/>
-      <w:r>
-        <w:rPr>
-          <w:i/>
-          <w:iCs/>
-        </w:rPr>
-        <w:t>Startup</w:t>
-      </w:r>
-      <w:proofErr w:type="gramEnd"/>
-      <w:r>
-        <w:rPr>
-          <w:i/>
-          <w:iCs/>
-        </w:rPr>
-        <w:t>: Cómo crear empresas de éxito utilizando la innovación continua</w:t>
+        <w:t>El método Lean Startup: Cómo crear empresas de éxito utilizando la innovación continua</w:t>
       </w:r>
       <w:r>
         <w:t>. Deusto.</w:t>
@@ -44853,7 +44665,14 @@
         <w:rPr>
           <w:lang w:val="en-US"/>
         </w:rPr>
-        <w:t>Knowledge and innovation management model in the organizational environment. Information (Switzerland), 12(6), 225. https://doi.org/10.3390/info12060225</w:t>
+        <w:t xml:space="preserve">Knowledge and innovation management model in the organizational </w:t>
+      </w:r>
+      <w:r>
+        <w:rPr>
+          <w:lang w:val="en-US"/>
+        </w:rPr>
+        <w:lastRenderedPageBreak/>
+        <w:t>environment. Information (Switzerland), 12(6), 225. https://doi.org/10.3390/info12060225</w:t>
       </w:r>
     </w:p>
     <w:p>
@@ -44926,7 +44745,6 @@
         <w:rPr>
           <w:lang w:val="en-US"/>
         </w:rPr>
-        <w:lastRenderedPageBreak/>
         <w:t>Shmueli, G. (2010). To explain or to predict? Statistical Science, 25(3), 289–310. https://doi.org/10.1214/10-STS330</w:t>
       </w:r>
     </w:p>
@@ -45072,21 +44890,8 @@
         <w:rPr>
           <w:lang w:val="en-US"/>
         </w:rPr>
-        <w:t xml:space="preserve">Tashman, L. J. (2000). Out-of-sample tests of forecasting accuracy: </w:t>
-      </w:r>
-      <w:proofErr w:type="gramStart"/>
-      <w:r>
-        <w:rPr>
-          <w:lang w:val="en-US"/>
-        </w:rPr>
-        <w:t>an analysis</w:t>
-      </w:r>
-      <w:proofErr w:type="gramEnd"/>
-      <w:r>
-        <w:rPr>
-          <w:lang w:val="en-US"/>
-        </w:rPr>
-        <w:t xml:space="preserve"> and review. International Journal of Forecasting, 16(4), 437-450. https://doi.org/10.1016/S0169-2070(00)00065-0</w:t>
+        <w:lastRenderedPageBreak/>
+        <w:t>Tashman, L. J. (2000). Out-of-sample tests of forecasting accuracy: an analysis and review. International Journal of Forecasting, 16(4), 437-450. https://doi.org/10.1016/S0169-2070(00)00065-0</w:t>
       </w:r>
     </w:p>
     <w:p>
@@ -45129,7 +44934,7 @@
     </w:p>
     <w:sectPr>
       <w:pgSz w:w="12240" w:h="15840"/>
-      <w:pgMar w:top="567" w:right="567" w:bottom="567" w:left="567" w:header="709" w:footer="709" w:gutter="0"/>
+      <w:pgMar w:top="1134" w:right="1134" w:bottom="1134" w:left="1134" w:header="709" w:footer="709" w:gutter="0"/>
       <w:cols w:space="720"/>
       <w:docGrid w:linePitch="326"/>
     </w:sectPr>
@@ -45138,7 +44943,7 @@
 </file>
 
 <file path=word/endnotes.xml><?xml version="1.0" encoding="utf-8"?>
-<w:endnotes xmlns:wpc="http://schemas.microsoft.com/office/word/2010/wordprocessingCanvas" xmlns:cx="http://schemas.microsoft.com/office/drawing/2014/chartex" xmlns:cx1="http://schemas.microsoft.com/office/drawing/2015/9/8/chartex" xmlns:cx2="http://schemas.microsoft.com/office/drawing/2015/10/21/chartex" xmlns:cx3="http://schemas.microsoft.com/office/drawing/2016/5/9/chartex" xmlns:cx4="http://schemas.microsoft.com/office/drawing/2016/5/10/chartex" xmlns:cx5="http://schemas.microsoft.com/office/drawing/2016/5/11/chartex" xmlns:cx6="http://schemas.microsoft.com/office/drawing/2016/5/12/chartex" xmlns:cx7="http://schemas.microsoft.com/office/drawing/2016/5/13/chartex" xmlns:cx8="http://schemas.microsoft.com/office/drawing/2016/5/14/chartex" xmlns:mc="http://schemas.openxmlformats.org/markup-compatibility/2006" xmlns:aink="http://schemas.microsoft.com/office/drawing/2016/ink" xmlns:am3d="http://schemas.microsoft.com/office/drawing/2017/model3d" xmlns:o="urn:schemas-microsoft-com:office:office" xmlns:oel="http://schemas.microsoft.com/office/2019/extlst" xmlns:r="http://schemas.openxmlformats.org/officeDocument/2006/relationships" xmlns:m="http://schemas.openxmlformats.org/officeDocument/2006/math" xmlns:v="urn:schemas-microsoft-com:vml" xmlns:wp14="http://schemas.microsoft.com/office/word/2010/wordprocessingDrawing" xmlns:wp="http://schemas.openxmlformats.org/drawingml/2006/wordprocessingDrawing" xmlns:w10="urn:schemas-microsoft-com:office:word" xmlns:w="http://schemas.openxmlformats.org/wordprocessingml/2006/main" xmlns:w14="http://schemas.microsoft.com/office/word/2010/wordml" xmlns:w15="http://schemas.microsoft.com/office/word/2012/wordml" xmlns:w16cex="http://schemas.microsoft.com/office/word/2018/wordml/cex" xmlns:w16cid="http://schemas.microsoft.com/office/word/2016/wordml/cid" xmlns:w16="http://schemas.microsoft.com/office/word/2018/wordml" xmlns:w16du="http://schemas.microsoft.com/office/word/2023/wordml/word16du" xmlns:w16sdtdh="http://schemas.microsoft.com/office/word/2020/wordml/sdtdatahash" xmlns:w16sdtfl="http://schemas.microsoft.com/office/word/2024/wordml/sdtformatlock" xmlns:w16se="http://schemas.microsoft.com/office/word/2015/wordml/symex" xmlns:wpg="http://schemas.microsoft.com/office/word/2010/wordprocessingGroup" xmlns:wpi="http://schemas.microsoft.com/office/word/2010/wordprocessingInk" xmlns:wne="http://schemas.microsoft.com/office/word/2006/wordml" xmlns:wps="http://schemas.microsoft.com/office/word/2010/wordprocessingShape" mc:Ignorable="w14 w15 w16se w16cid w16 w16cex w16sdtdh w16sdtfl w16du wp14">
+<w:endnotes xmlns:wpc="http://schemas.microsoft.com/office/word/2010/wordprocessingCanvas" xmlns:cx="http://schemas.microsoft.com/office/drawing/2014/chartex" xmlns:cx1="http://schemas.microsoft.com/office/drawing/2015/9/8/chartex" xmlns:cx2="http://schemas.microsoft.com/office/drawing/2015/10/21/chartex" xmlns:cx3="http://schemas.microsoft.com/office/drawing/2016/5/9/chartex" xmlns:cx4="http://schemas.microsoft.com/office/drawing/2016/5/10/chartex" xmlns:cx5="http://schemas.microsoft.com/office/drawing/2016/5/11/chartex" xmlns:cx6="http://schemas.microsoft.com/office/drawing/2016/5/12/chartex" xmlns:cx7="http://schemas.microsoft.com/office/drawing/2016/5/13/chartex" xmlns:cx8="http://schemas.microsoft.com/office/drawing/2016/5/14/chartex" xmlns:mc="http://schemas.openxmlformats.org/markup-compatibility/2006" xmlns:aink="http://schemas.microsoft.com/office/drawing/2016/ink" xmlns:am3d="http://schemas.microsoft.com/office/drawing/2017/model3d" xmlns:o="urn:schemas-microsoft-com:office:office" xmlns:oel="http://schemas.microsoft.com/office/2019/extlst" xmlns:r="http://schemas.openxmlformats.org/officeDocument/2006/relationships" xmlns:m="http://schemas.openxmlformats.org/officeDocument/2006/math" xmlns:v="urn:schemas-microsoft-com:vml" xmlns:wp14="http://schemas.microsoft.com/office/word/2010/wordprocessingDrawing" xmlns:wp="http://schemas.openxmlformats.org/drawingml/2006/wordprocessingDrawing" xmlns:w10="urn:schemas-microsoft-com:office:word" xmlns:w="http://schemas.openxmlformats.org/wordprocessingml/2006/main" xmlns:w14="http://schemas.microsoft.com/office/word/2010/wordml" xmlns:w15="http://schemas.microsoft.com/office/word/2012/wordml" xmlns:w16cei="http://schemas.microsoft.com/office/word/2026/wordml/cei" xmlns:w16cex="http://schemas.microsoft.com/office/word/2018/wordml/cex" xmlns:w16cid="http://schemas.microsoft.com/office/word/2016/wordml/cid" xmlns:w16="http://schemas.microsoft.com/office/word/2018/wordml" xmlns:w16du="http://schemas.microsoft.com/office/word/2023/wordml/word16du" xmlns:w16sdtdh="http://schemas.microsoft.com/office/word/2020/wordml/sdtdatahash" xmlns:w16sdtfl="http://schemas.microsoft.com/office/word/2024/wordml/sdtformatlock" xmlns:w16se="http://schemas.microsoft.com/office/word/2015/wordml/symex" xmlns:wpg="http://schemas.microsoft.com/office/word/2010/wordprocessingGroup" xmlns:wpi="http://schemas.microsoft.com/office/word/2010/wordprocessingInk" xmlns:wne="http://schemas.microsoft.com/office/word/2006/wordml" xmlns:wps="http://schemas.microsoft.com/office/word/2010/wordprocessingShape" mc:Ignorable="w14 w15 w16se w16cid w16 w16cex w16sdtdh w16sdtfl w16du wp14">
   <w:endnote w:type="separator" w:id="-1">
     <w:p>
       <w:pPr>
@@ -45163,7 +44968,7 @@
 </file>
 
 <file path=word/footer1.xml><?xml version="1.0" encoding="utf-8"?>
-<w:ftr xmlns:wpc="http://schemas.microsoft.com/office/word/2010/wordprocessingCanvas" xmlns:cx="http://schemas.microsoft.com/office/drawing/2014/chartex" xmlns:cx1="http://schemas.microsoft.com/office/drawing/2015/9/8/chartex" xmlns:cx2="http://schemas.microsoft.com/office/drawing/2015/10/21/chartex" xmlns:cx3="http://schemas.microsoft.com/office/drawing/2016/5/9/chartex" xmlns:cx4="http://schemas.microsoft.com/office/drawing/2016/5/10/chartex" xmlns:cx5="http://schemas.microsoft.com/office/drawing/2016/5/11/chartex" xmlns:cx6="http://schemas.microsoft.com/office/drawing/2016/5/12/chartex" xmlns:cx7="http://schemas.microsoft.com/office/drawing/2016/5/13/chartex" xmlns:cx8="http://schemas.microsoft.com/office/drawing/2016/5/14/chartex" xmlns:mc="http://schemas.openxmlformats.org/markup-compatibility/2006" xmlns:aink="http://schemas.microsoft.com/office/drawing/2016/ink" xmlns:am3d="http://schemas.microsoft.com/office/drawing/2017/model3d" xmlns:o="urn:schemas-microsoft-com:office:office" xmlns:oel="http://schemas.microsoft.com/office/2019/extlst" xmlns:r="http://schemas.openxmlformats.org/officeDocument/2006/relationships" xmlns:m="http://schemas.openxmlformats.org/officeDocument/2006/math" xmlns:v="urn:schemas-microsoft-com:vml" xmlns:wp14="http://schemas.microsoft.com/office/word/2010/wordprocessingDrawing" xmlns:wp="http://schemas.openxmlformats.org/drawingml/2006/wordprocessingDrawing" xmlns:w10="urn:schemas-microsoft-com:office:word" xmlns:w="http://schemas.openxmlformats.org/wordprocessingml/2006/main" xmlns:w14="http://schemas.microsoft.com/office/word/2010/wordml" xmlns:w15="http://schemas.microsoft.com/office/word/2012/wordml" xmlns:w16cex="http://schemas.microsoft.com/office/word/2018/wordml/cex" xmlns:w16cid="http://schemas.microsoft.com/office/word/2016/wordml/cid" xmlns:w16="http://schemas.microsoft.com/office/word/2018/wordml" xmlns:w16du="http://schemas.microsoft.com/office/word/2023/wordml/word16du" xmlns:w16sdtdh="http://schemas.microsoft.com/office/word/2020/wordml/sdtdatahash" xmlns:w16sdtfl="http://schemas.microsoft.com/office/word/2024/wordml/sdtformatlock" xmlns:w16se="http://schemas.microsoft.com/office/word/2015/wordml/symex" xmlns:wpg="http://schemas.microsoft.com/office/word/2010/wordprocessingGroup" xmlns:wpi="http://schemas.microsoft.com/office/word/2010/wordprocessingInk" xmlns:wne="http://schemas.microsoft.com/office/word/2006/wordml" xmlns:wps="http://schemas.microsoft.com/office/word/2010/wordprocessingShape" mc:Ignorable="w14 w15 w16se w16cid w16 w16cex w16sdtdh w16sdtfl w16du wp14">
+<w:ftr xmlns:wpc="http://schemas.microsoft.com/office/word/2010/wordprocessingCanvas" xmlns:cx="http://schemas.microsoft.com/office/drawing/2014/chartex" xmlns:cx1="http://schemas.microsoft.com/office/drawing/2015/9/8/chartex" xmlns:cx2="http://schemas.microsoft.com/office/drawing/2015/10/21/chartex" xmlns:cx3="http://schemas.microsoft.com/office/drawing/2016/5/9/chartex" xmlns:cx4="http://schemas.microsoft.com/office/drawing/2016/5/10/chartex" xmlns:cx5="http://schemas.microsoft.com/office/drawing/2016/5/11/chartex" xmlns:cx6="http://schemas.microsoft.com/office/drawing/2016/5/12/chartex" xmlns:cx7="http://schemas.microsoft.com/office/drawing/2016/5/13/chartex" xmlns:cx8="http://schemas.microsoft.com/office/drawing/2016/5/14/chartex" xmlns:mc="http://schemas.openxmlformats.org/markup-compatibility/2006" xmlns:aink="http://schemas.microsoft.com/office/drawing/2016/ink" xmlns:am3d="http://schemas.microsoft.com/office/drawing/2017/model3d" xmlns:o="urn:schemas-microsoft-com:office:office" xmlns:oel="http://schemas.microsoft.com/office/2019/extlst" xmlns:r="http://schemas.openxmlformats.org/officeDocument/2006/relationships" xmlns:m="http://schemas.openxmlformats.org/officeDocument/2006/math" xmlns:v="urn:schemas-microsoft-com:vml" xmlns:wp14="http://schemas.microsoft.com/office/word/2010/wordprocessingDrawing" xmlns:wp="http://schemas.openxmlformats.org/drawingml/2006/wordprocessingDrawing" xmlns:w10="urn:schemas-microsoft-com:office:word" xmlns:w="http://schemas.openxmlformats.org/wordprocessingml/2006/main" xmlns:w14="http://schemas.microsoft.com/office/word/2010/wordml" xmlns:w15="http://schemas.microsoft.com/office/word/2012/wordml" xmlns:w16cei="http://schemas.microsoft.com/office/word/2026/wordml/cei" xmlns:w16cex="http://schemas.microsoft.com/office/word/2018/wordml/cex" xmlns:w16cid="http://schemas.microsoft.com/office/word/2016/wordml/cid" xmlns:w16="http://schemas.microsoft.com/office/word/2018/wordml" xmlns:w16du="http://schemas.microsoft.com/office/word/2023/wordml/word16du" xmlns:w16sdtdh="http://schemas.microsoft.com/office/word/2020/wordml/sdtdatahash" xmlns:w16sdtfl="http://schemas.microsoft.com/office/word/2024/wordml/sdtformatlock" xmlns:w16se="http://schemas.microsoft.com/office/word/2015/wordml/symex" xmlns:wpg="http://schemas.microsoft.com/office/word/2010/wordprocessingGroup" xmlns:wpi="http://schemas.microsoft.com/office/word/2010/wordprocessingInk" xmlns:wne="http://schemas.microsoft.com/office/word/2006/wordml" xmlns:wps="http://schemas.microsoft.com/office/word/2010/wordprocessingShape" mc:Ignorable="w14 w15 w16se w16cid w16 w16cex w16sdtdh w16sdtfl w16du wp14">
   <w:p>
     <w:pPr>
       <w:pBdr>
@@ -45234,7 +45039,7 @@
 </file>
 
 <file path=word/footer2.xml><?xml version="1.0" encoding="utf-8"?>
-<w:ftr xmlns:wpc="http://schemas.microsoft.com/office/word/2010/wordprocessingCanvas" xmlns:cx="http://schemas.microsoft.com/office/drawing/2014/chartex" xmlns:cx1="http://schemas.microsoft.com/office/drawing/2015/9/8/chartex" xmlns:cx2="http://schemas.microsoft.com/office/drawing/2015/10/21/chartex" xmlns:cx3="http://schemas.microsoft.com/office/drawing/2016/5/9/chartex" xmlns:cx4="http://schemas.microsoft.com/office/drawing/2016/5/10/chartex" xmlns:cx5="http://schemas.microsoft.com/office/drawing/2016/5/11/chartex" xmlns:cx6="http://schemas.microsoft.com/office/drawing/2016/5/12/chartex" xmlns:cx7="http://schemas.microsoft.com/office/drawing/2016/5/13/chartex" xmlns:cx8="http://schemas.microsoft.com/office/drawing/2016/5/14/chartex" xmlns:mc="http://schemas.openxmlformats.org/markup-compatibility/2006" xmlns:aink="http://schemas.microsoft.com/office/drawing/2016/ink" xmlns:am3d="http://schemas.microsoft.com/office/drawing/2017/model3d" xmlns:o="urn:schemas-microsoft-com:office:office" xmlns:oel="http://schemas.microsoft.com/office/2019/extlst" xmlns:r="http://schemas.openxmlformats.org/officeDocument/2006/relationships" xmlns:m="http://schemas.openxmlformats.org/officeDocument/2006/math" xmlns:v="urn:schemas-microsoft-com:vml" xmlns:wp14="http://schemas.microsoft.com/office/word/2010/wordprocessingDrawing" xmlns:wp="http://schemas.openxmlformats.org/drawingml/2006/wordprocessingDrawing" xmlns:w10="urn:schemas-microsoft-com:office:word" xmlns:w="http://schemas.openxmlformats.org/wordprocessingml/2006/main" xmlns:w14="http://schemas.microsoft.com/office/word/2010/wordml" xmlns:w15="http://schemas.microsoft.com/office/word/2012/wordml" xmlns:w16cex="http://schemas.microsoft.com/office/word/2018/wordml/cex" xmlns:w16cid="http://schemas.microsoft.com/office/word/2016/wordml/cid" xmlns:w16="http://schemas.microsoft.com/office/word/2018/wordml" xmlns:w16du="http://schemas.microsoft.com/office/word/2023/wordml/word16du" xmlns:w16sdtdh="http://schemas.microsoft.com/office/word/2020/wordml/sdtdatahash" xmlns:w16sdtfl="http://schemas.microsoft.com/office/word/2024/wordml/sdtformatlock" xmlns:w16se="http://schemas.microsoft.com/office/word/2015/wordml/symex" xmlns:wpg="http://schemas.microsoft.com/office/word/2010/wordprocessingGroup" xmlns:wpi="http://schemas.microsoft.com/office/word/2010/wordprocessingInk" xmlns:wne="http://schemas.microsoft.com/office/word/2006/wordml" xmlns:wps="http://schemas.microsoft.com/office/word/2010/wordprocessingShape" mc:Ignorable="w14 w15 w16se w16cid w16 w16cex w16sdtdh w16sdtfl w16du wp14">
+<w:ftr xmlns:wpc="http://schemas.microsoft.com/office/word/2010/wordprocessingCanvas" xmlns:cx="http://schemas.microsoft.com/office/drawing/2014/chartex" xmlns:cx1="http://schemas.microsoft.com/office/drawing/2015/9/8/chartex" xmlns:cx2="http://schemas.microsoft.com/office/drawing/2015/10/21/chartex" xmlns:cx3="http://schemas.microsoft.com/office/drawing/2016/5/9/chartex" xmlns:cx4="http://schemas.microsoft.com/office/drawing/2016/5/10/chartex" xmlns:cx5="http://schemas.microsoft.com/office/drawing/2016/5/11/chartex" xmlns:cx6="http://schemas.microsoft.com/office/drawing/2016/5/12/chartex" xmlns:cx7="http://schemas.microsoft.com/office/drawing/2016/5/13/chartex" xmlns:cx8="http://schemas.microsoft.com/office/drawing/2016/5/14/chartex" xmlns:mc="http://schemas.openxmlformats.org/markup-compatibility/2006" xmlns:aink="http://schemas.microsoft.com/office/drawing/2016/ink" xmlns:am3d="http://schemas.microsoft.com/office/drawing/2017/model3d" xmlns:o="urn:schemas-microsoft-com:office:office" xmlns:oel="http://schemas.microsoft.com/office/2019/extlst" xmlns:r="http://schemas.openxmlformats.org/officeDocument/2006/relationships" xmlns:m="http://schemas.openxmlformats.org/officeDocument/2006/math" xmlns:v="urn:schemas-microsoft-com:vml" xmlns:wp14="http://schemas.microsoft.com/office/word/2010/wordprocessingDrawing" xmlns:wp="http://schemas.openxmlformats.org/drawingml/2006/wordprocessingDrawing" xmlns:w10="urn:schemas-microsoft-com:office:word" xmlns:w="http://schemas.openxmlformats.org/wordprocessingml/2006/main" xmlns:w14="http://schemas.microsoft.com/office/word/2010/wordml" xmlns:w15="http://schemas.microsoft.com/office/word/2012/wordml" xmlns:w16cei="http://schemas.microsoft.com/office/word/2026/wordml/cei" xmlns:w16cex="http://schemas.microsoft.com/office/word/2018/wordml/cex" xmlns:w16cid="http://schemas.microsoft.com/office/word/2016/wordml/cid" xmlns:w16="http://schemas.microsoft.com/office/word/2018/wordml" xmlns:w16du="http://schemas.microsoft.com/office/word/2023/wordml/word16du" xmlns:w16sdtdh="http://schemas.microsoft.com/office/word/2020/wordml/sdtdatahash" xmlns:w16sdtfl="http://schemas.microsoft.com/office/word/2024/wordml/sdtformatlock" xmlns:w16se="http://schemas.microsoft.com/office/word/2015/wordml/symex" xmlns:wpg="http://schemas.microsoft.com/office/word/2010/wordprocessingGroup" xmlns:wpi="http://schemas.microsoft.com/office/word/2010/wordprocessingInk" xmlns:wne="http://schemas.microsoft.com/office/word/2006/wordml" xmlns:wps="http://schemas.microsoft.com/office/word/2010/wordprocessingShape" mc:Ignorable="w14 w15 w16se w16cid w16 w16cex w16sdtdh w16sdtfl w16du wp14">
   <w:sdt>
     <w:sdtPr>
       <w:id w:val="818549743"/>
@@ -45292,7 +45097,7 @@
 </file>
 
 <file path=word/footnotes.xml><?xml version="1.0" encoding="utf-8"?>
-<w:footnotes xmlns:wpc="http://schemas.microsoft.com/office/word/2010/wordprocessingCanvas" xmlns:cx="http://schemas.microsoft.com/office/drawing/2014/chartex" xmlns:cx1="http://schemas.microsoft.com/office/drawing/2015/9/8/chartex" xmlns:cx2="http://schemas.microsoft.com/office/drawing/2015/10/21/chartex" xmlns:cx3="http://schemas.microsoft.com/office/drawing/2016/5/9/chartex" xmlns:cx4="http://schemas.microsoft.com/office/drawing/2016/5/10/chartex" xmlns:cx5="http://schemas.microsoft.com/office/drawing/2016/5/11/chartex" xmlns:cx6="http://schemas.microsoft.com/office/drawing/2016/5/12/chartex" xmlns:cx7="http://schemas.microsoft.com/office/drawing/2016/5/13/chartex" xmlns:cx8="http://schemas.microsoft.com/office/drawing/2016/5/14/chartex" xmlns:mc="http://schemas.openxmlformats.org/markup-compatibility/2006" xmlns:aink="http://schemas.microsoft.com/office/drawing/2016/ink" xmlns:am3d="http://schemas.microsoft.com/office/drawing/2017/model3d" xmlns:o="urn:schemas-microsoft-com:office:office" xmlns:oel="http://schemas.microsoft.com/office/2019/extlst" xmlns:r="http://schemas.openxmlformats.org/officeDocument/2006/relationships" xmlns:m="http://schemas.openxmlformats.org/officeDocument/2006/math" xmlns:v="urn:schemas-microsoft-com:vml" xmlns:wp14="http://schemas.microsoft.com/office/word/2010/wordprocessingDrawing" xmlns:wp="http://schemas.openxmlformats.org/drawingml/2006/wordprocessingDrawing" xmlns:w10="urn:schemas-microsoft-com:office:word" xmlns:w="http://schemas.openxmlformats.org/wordprocessingml/2006/main" xmlns:w14="http://schemas.microsoft.com/office/word/2010/wordml" xmlns:w15="http://schemas.microsoft.com/office/word/2012/wordml" xmlns:w16cex="http://schemas.microsoft.com/office/word/2018/wordml/cex" xmlns:w16cid="http://schemas.microsoft.com/office/word/2016/wordml/cid" xmlns:w16="http://schemas.microsoft.com/office/word/2018/wordml" xmlns:w16du="http://schemas.microsoft.com/office/word/2023/wordml/word16du" xmlns:w16sdtdh="http://schemas.microsoft.com/office/word/2020/wordml/sdtdatahash" xmlns:w16sdtfl="http://schemas.microsoft.com/office/word/2024/wordml/sdtformatlock" xmlns:w16se="http://schemas.microsoft.com/office/word/2015/wordml/symex" xmlns:wpg="http://schemas.microsoft.com/office/word/2010/wordprocessingGroup" xmlns:wpi="http://schemas.microsoft.com/office/word/2010/wordprocessingInk" xmlns:wne="http://schemas.microsoft.com/office/word/2006/wordml" xmlns:wps="http://schemas.microsoft.com/office/word/2010/wordprocessingShape" mc:Ignorable="w14 w15 w16se w16cid w16 w16cex w16sdtdh w16sdtfl w16du wp14">
+<w:footnotes xmlns:wpc="http://schemas.microsoft.com/office/word/2010/wordprocessingCanvas" xmlns:cx="http://schemas.microsoft.com/office/drawing/2014/chartex" xmlns:cx1="http://schemas.microsoft.com/office/drawing/2015/9/8/chartex" xmlns:cx2="http://schemas.microsoft.com/office/drawing/2015/10/21/chartex" xmlns:cx3="http://schemas.microsoft.com/office/drawing/2016/5/9/chartex" xmlns:cx4="http://schemas.microsoft.com/office/drawing/2016/5/10/chartex" xmlns:cx5="http://schemas.microsoft.com/office/drawing/2016/5/11/chartex" xmlns:cx6="http://schemas.microsoft.com/office/drawing/2016/5/12/chartex" xmlns:cx7="http://schemas.microsoft.com/office/drawing/2016/5/13/chartex" xmlns:cx8="http://schemas.microsoft.com/office/drawing/2016/5/14/chartex" xmlns:mc="http://schemas.openxmlformats.org/markup-compatibility/2006" xmlns:aink="http://schemas.microsoft.com/office/drawing/2016/ink" xmlns:am3d="http://schemas.microsoft.com/office/drawing/2017/model3d" xmlns:o="urn:schemas-microsoft-com:office:office" xmlns:oel="http://schemas.microsoft.com/office/2019/extlst" xmlns:r="http://schemas.openxmlformats.org/officeDocument/2006/relationships" xmlns:m="http://schemas.openxmlformats.org/officeDocument/2006/math" xmlns:v="urn:schemas-microsoft-com:vml" xmlns:wp14="http://schemas.microsoft.com/office/word/2010/wordprocessingDrawing" xmlns:wp="http://schemas.openxmlformats.org/drawingml/2006/wordprocessingDrawing" xmlns:w10="urn:schemas-microsoft-com:office:word" xmlns:w="http://schemas.openxmlformats.org/wordprocessingml/2006/main" xmlns:w14="http://schemas.microsoft.com/office/word/2010/wordml" xmlns:w15="http://schemas.microsoft.com/office/word/2012/wordml" xmlns:w16cei="http://schemas.microsoft.com/office/word/2026/wordml/cei" xmlns:w16cex="http://schemas.microsoft.com/office/word/2018/wordml/cex" xmlns:w16cid="http://schemas.microsoft.com/office/word/2016/wordml/cid" xmlns:w16="http://schemas.microsoft.com/office/word/2018/wordml" xmlns:w16du="http://schemas.microsoft.com/office/word/2023/wordml/word16du" xmlns:w16sdtdh="http://schemas.microsoft.com/office/word/2020/wordml/sdtdatahash" xmlns:w16sdtfl="http://schemas.microsoft.com/office/word/2024/wordml/sdtformatlock" xmlns:w16se="http://schemas.microsoft.com/office/word/2015/wordml/symex" xmlns:wpg="http://schemas.microsoft.com/office/word/2010/wordprocessingGroup" xmlns:wpi="http://schemas.microsoft.com/office/word/2010/wordprocessingInk" xmlns:wne="http://schemas.microsoft.com/office/word/2006/wordml" xmlns:wps="http://schemas.microsoft.com/office/word/2010/wordprocessingShape" mc:Ignorable="w14 w15 w16se w16cid w16 w16cex w16sdtdh w16sdtfl w16du wp14">
   <w:footnote w:type="separator" w:id="-1">
     <w:p>
       <w:pPr>
@@ -45344,7 +45149,7 @@
 </file>
 
 <file path=word/header1.xml><?xml version="1.0" encoding="utf-8"?>
-<w:hdr xmlns:wpc="http://schemas.microsoft.com/office/word/2010/wordprocessingCanvas" xmlns:cx="http://schemas.microsoft.com/office/drawing/2014/chartex" xmlns:cx1="http://schemas.microsoft.com/office/drawing/2015/9/8/chartex" xmlns:cx2="http://schemas.microsoft.com/office/drawing/2015/10/21/chartex" xmlns:cx3="http://schemas.microsoft.com/office/drawing/2016/5/9/chartex" xmlns:cx4="http://schemas.microsoft.com/office/drawing/2016/5/10/chartex" xmlns:cx5="http://schemas.microsoft.com/office/drawing/2016/5/11/chartex" xmlns:cx6="http://schemas.microsoft.com/office/drawing/2016/5/12/chartex" xmlns:cx7="http://schemas.microsoft.com/office/drawing/2016/5/13/chartex" xmlns:cx8="http://schemas.microsoft.com/office/drawing/2016/5/14/chartex" xmlns:mc="http://schemas.openxmlformats.org/markup-compatibility/2006" xmlns:aink="http://schemas.microsoft.com/office/drawing/2016/ink" xmlns:am3d="http://schemas.microsoft.com/office/drawing/2017/model3d" xmlns:o="urn:schemas-microsoft-com:office:office" xmlns:oel="http://schemas.microsoft.com/office/2019/extlst" xmlns:r="http://schemas.openxmlformats.org/officeDocument/2006/relationships" xmlns:m="http://schemas.openxmlformats.org/officeDocument/2006/math" xmlns:v="urn:schemas-microsoft-com:vml" xmlns:wp14="http://schemas.microsoft.com/office/word/2010/wordprocessingDrawing" xmlns:wp="http://schemas.openxmlformats.org/drawingml/2006/wordprocessingDrawing" xmlns:w10="urn:schemas-microsoft-com:office:word" xmlns:w="http://schemas.openxmlformats.org/wordprocessingml/2006/main" xmlns:w14="http://schemas.microsoft.com/office/word/2010/wordml" xmlns:w15="http://schemas.microsoft.com/office/word/2012/wordml" xmlns:w16cex="http://schemas.microsoft.com/office/word/2018/wordml/cex" xmlns:w16cid="http://schemas.microsoft.com/office/word/2016/wordml/cid" xmlns:w16="http://schemas.microsoft.com/office/word/2018/wordml" xmlns:w16du="http://schemas.microsoft.com/office/word/2023/wordml/word16du" xmlns:w16sdtdh="http://schemas.microsoft.com/office/word/2020/wordml/sdtdatahash" xmlns:w16sdtfl="http://schemas.microsoft.com/office/word/2024/wordml/sdtformatlock" xmlns:w16se="http://schemas.microsoft.com/office/word/2015/wordml/symex" xmlns:wpg="http://schemas.microsoft.com/office/word/2010/wordprocessingGroup" xmlns:wpi="http://schemas.microsoft.com/office/word/2010/wordprocessingInk" xmlns:wne="http://schemas.microsoft.com/office/word/2006/wordml" xmlns:wps="http://schemas.microsoft.com/office/word/2010/wordprocessingShape" mc:Ignorable="w14 w15 w16se w16cid w16 w16cex w16sdtdh w16sdtfl w16du wp14">
+<w:hdr xmlns:wpc="http://schemas.microsoft.com/office/word/2010/wordprocessingCanvas" xmlns:cx="http://schemas.microsoft.com/office/drawing/2014/chartex" xmlns:cx1="http://schemas.microsoft.com/office/drawing/2015/9/8/chartex" xmlns:cx2="http://schemas.microsoft.com/office/drawing/2015/10/21/chartex" xmlns:cx3="http://schemas.microsoft.com/office/drawing/2016/5/9/chartex" xmlns:cx4="http://schemas.microsoft.com/office/drawing/2016/5/10/chartex" xmlns:cx5="http://schemas.microsoft.com/office/drawing/2016/5/11/chartex" xmlns:cx6="http://schemas.microsoft.com/office/drawing/2016/5/12/chartex" xmlns:cx7="http://schemas.microsoft.com/office/drawing/2016/5/13/chartex" xmlns:cx8="http://schemas.microsoft.com/office/drawing/2016/5/14/chartex" xmlns:mc="http://schemas.openxmlformats.org/markup-compatibility/2006" xmlns:aink="http://schemas.microsoft.com/office/drawing/2016/ink" xmlns:am3d="http://schemas.microsoft.com/office/drawing/2017/model3d" xmlns:o="urn:schemas-microsoft-com:office:office" xmlns:oel="http://schemas.microsoft.com/office/2019/extlst" xmlns:r="http://schemas.openxmlformats.org/officeDocument/2006/relationships" xmlns:m="http://schemas.openxmlformats.org/officeDocument/2006/math" xmlns:v="urn:schemas-microsoft-com:vml" xmlns:wp14="http://schemas.microsoft.com/office/word/2010/wordprocessingDrawing" xmlns:wp="http://schemas.openxmlformats.org/drawingml/2006/wordprocessingDrawing" xmlns:w10="urn:schemas-microsoft-com:office:word" xmlns:w="http://schemas.openxmlformats.org/wordprocessingml/2006/main" xmlns:w14="http://schemas.microsoft.com/office/word/2010/wordml" xmlns:w15="http://schemas.microsoft.com/office/word/2012/wordml" xmlns:w16cei="http://schemas.microsoft.com/office/word/2026/wordml/cei" xmlns:w16cex="http://schemas.microsoft.com/office/word/2018/wordml/cex" xmlns:w16cid="http://schemas.microsoft.com/office/word/2016/wordml/cid" xmlns:w16="http://schemas.microsoft.com/office/word/2018/wordml" xmlns:w16du="http://schemas.microsoft.com/office/word/2023/wordml/word16du" xmlns:w16sdtdh="http://schemas.microsoft.com/office/word/2020/wordml/sdtdatahash" xmlns:w16sdtfl="http://schemas.microsoft.com/office/word/2024/wordml/sdtformatlock" xmlns:w16se="http://schemas.microsoft.com/office/word/2015/wordml/symex" xmlns:wpg="http://schemas.microsoft.com/office/word/2010/wordprocessingGroup" xmlns:wpi="http://schemas.microsoft.com/office/word/2010/wordprocessingInk" xmlns:wne="http://schemas.microsoft.com/office/word/2006/wordml" xmlns:wps="http://schemas.microsoft.com/office/word/2010/wordprocessingShape" mc:Ignorable="w14 w15 w16se w16cid w16 w16cex w16sdtdh w16sdtfl w16du wp14">
   <w:p>
     <w:pPr>
       <w:pBdr>
@@ -45367,7 +45172,7 @@
 </file>
 
 <file path=word/numbering.xml><?xml version="1.0" encoding="utf-8"?>
-<w:numbering xmlns:wpc="http://schemas.microsoft.com/office/word/2010/wordprocessingCanvas" xmlns:cx="http://schemas.microsoft.com/office/drawing/2014/chartex" xmlns:cx1="http://schemas.microsoft.com/office/drawing/2015/9/8/chartex" xmlns:cx2="http://schemas.microsoft.com/office/drawing/2015/10/21/chartex" xmlns:cx3="http://schemas.microsoft.com/office/drawing/2016/5/9/chartex" xmlns:cx4="http://schemas.microsoft.com/office/drawing/2016/5/10/chartex" xmlns:cx5="http://schemas.microsoft.com/office/drawing/2016/5/11/chartex" xmlns:cx6="http://schemas.microsoft.com/office/drawing/2016/5/12/chartex" xmlns:cx7="http://schemas.microsoft.com/office/drawing/2016/5/13/chartex" xmlns:cx8="http://schemas.microsoft.com/office/drawing/2016/5/14/chartex" xmlns:mc="http://schemas.openxmlformats.org/markup-compatibility/2006" xmlns:aink="http://schemas.microsoft.com/office/drawing/2016/ink" xmlns:am3d="http://schemas.microsoft.com/office/drawing/2017/model3d" xmlns:o="urn:schemas-microsoft-com:office:office" xmlns:oel="http://schemas.microsoft.com/office/2019/extlst" xmlns:r="http://schemas.openxmlformats.org/officeDocument/2006/relationships" xmlns:m="http://schemas.openxmlformats.org/officeDocument/2006/math" xmlns:v="urn:schemas-microsoft-com:vml" xmlns:wp14="http://schemas.microsoft.com/office/word/2010/wordprocessingDrawing" xmlns:wp="http://schemas.openxmlformats.org/drawingml/2006/wordprocessingDrawing" xmlns:w10="urn:schemas-microsoft-com:office:word" xmlns:w="http://schemas.openxmlformats.org/wordprocessingml/2006/main" xmlns:w14="http://schemas.microsoft.com/office/word/2010/wordml" xmlns:w15="http://schemas.microsoft.com/office/word/2012/wordml" xmlns:w16cex="http://schemas.microsoft.com/office/word/2018/wordml/cex" xmlns:w16cid="http://schemas.microsoft.com/office/word/2016/wordml/cid" xmlns:w16="http://schemas.microsoft.com/office/word/2018/wordml" xmlns:w16du="http://schemas.microsoft.com/office/word/2023/wordml/word16du" xmlns:w16sdtdh="http://schemas.microsoft.com/office/word/2020/wordml/sdtdatahash" xmlns:w16sdtfl="http://schemas.microsoft.com/office/word/2024/wordml/sdtformatlock" xmlns:w16se="http://schemas.microsoft.com/office/word/2015/wordml/symex" xmlns:wpg="http://schemas.microsoft.com/office/word/2010/wordprocessingGroup" xmlns:wpi="http://schemas.microsoft.com/office/word/2010/wordprocessingInk" xmlns:wne="http://schemas.microsoft.com/office/word/2006/wordml" xmlns:wps="http://schemas.microsoft.com/office/word/2010/wordprocessingShape" mc:Ignorable="w14 w15 w16se w16cid w16 w16cex w16sdtdh w16sdtfl w16du wp14">
+<w:numbering xmlns:wpc="http://schemas.microsoft.com/office/word/2010/wordprocessingCanvas" xmlns:cx="http://schemas.microsoft.com/office/drawing/2014/chartex" xmlns:cx1="http://schemas.microsoft.com/office/drawing/2015/9/8/chartex" xmlns:cx2="http://schemas.microsoft.com/office/drawing/2015/10/21/chartex" xmlns:cx3="http://schemas.microsoft.com/office/drawing/2016/5/9/chartex" xmlns:cx4="http://schemas.microsoft.com/office/drawing/2016/5/10/chartex" xmlns:cx5="http://schemas.microsoft.com/office/drawing/2016/5/11/chartex" xmlns:cx6="http://schemas.microsoft.com/office/drawing/2016/5/12/chartex" xmlns:cx7="http://schemas.microsoft.com/office/drawing/2016/5/13/chartex" xmlns:cx8="http://schemas.microsoft.com/office/drawing/2016/5/14/chartex" xmlns:mc="http://schemas.openxmlformats.org/markup-compatibility/2006" xmlns:aink="http://schemas.microsoft.com/office/drawing/2016/ink" xmlns:am3d="http://schemas.microsoft.com/office/drawing/2017/model3d" xmlns:o="urn:schemas-microsoft-com:office:office" xmlns:oel="http://schemas.microsoft.com/office/2019/extlst" xmlns:r="http://schemas.openxmlformats.org/officeDocument/2006/relationships" xmlns:m="http://schemas.openxmlformats.org/officeDocument/2006/math" xmlns:v="urn:schemas-microsoft-com:vml" xmlns:wp14="http://schemas.microsoft.com/office/word/2010/wordprocessingDrawing" xmlns:wp="http://schemas.openxmlformats.org/drawingml/2006/wordprocessingDrawing" xmlns:w10="urn:schemas-microsoft-com:office:word" xmlns:w="http://schemas.openxmlformats.org/wordprocessingml/2006/main" xmlns:w14="http://schemas.microsoft.com/office/word/2010/wordml" xmlns:w15="http://schemas.microsoft.com/office/word/2012/wordml" xmlns:w16cei="http://schemas.microsoft.com/office/word/2026/wordml/cei" xmlns:w16cex="http://schemas.microsoft.com/office/word/2018/wordml/cex" xmlns:w16cid="http://schemas.microsoft.com/office/word/2016/wordml/cid" xmlns:w16="http://schemas.microsoft.com/office/word/2018/wordml" xmlns:w16du="http://schemas.microsoft.com/office/word/2023/wordml/word16du" xmlns:w16sdtdh="http://schemas.microsoft.com/office/word/2020/wordml/sdtdatahash" xmlns:w16sdtfl="http://schemas.microsoft.com/office/word/2024/wordml/sdtformatlock" xmlns:w16se="http://schemas.microsoft.com/office/word/2015/wordml/symex" xmlns:wpg="http://schemas.microsoft.com/office/word/2010/wordprocessingGroup" xmlns:wpi="http://schemas.microsoft.com/office/word/2010/wordprocessingInk" xmlns:wne="http://schemas.microsoft.com/office/word/2006/wordml" xmlns:wps="http://schemas.microsoft.com/office/word/2010/wordprocessingShape" mc:Ignorable="w14 w15 w16se w16cid w16 w16cex w16sdtdh w16sdtfl w16du wp14">
   <w:abstractNum w:abstractNumId="0" w15:restartNumberingAfterBreak="0">
     <w:nsid w:val="01B81725"/>
     <w:multiLevelType w:val="hybridMultilevel"/>
@@ -54091,7 +53896,6 @@
   <w:style w:type="character" w:default="1" w:styleId="Fuentedeprrafopredeter">
     <w:name w:val="Default Paragraph Font"/>
     <w:uiPriority w:val="1"/>
-    <w:semiHidden/>
     <w:unhideWhenUsed/>
   </w:style>
   <w:style w:type="table" w:default="1" w:styleId="Tablanormal">
@@ -55166,28 +54970,28 @@
 </file>
 
 <file path=customXml/item1.xml><?xml version="1.0" encoding="utf-8"?>
+<b:Sources xmlns:b="http://schemas.openxmlformats.org/officeDocument/2006/bibliography" xmlns="http://schemas.openxmlformats.org/officeDocument/2006/bibliography" SelectedStyle="\APASixthEditionOfficeOnline.xsl" StyleName="APA" Version="6"/>
+</file>
+
+<file path=customXml/item2.xml><?xml version="1.0" encoding="utf-8"?>
 <go:gDocsCustomXmlDataStorage xmlns:go="http://customooxmlschemas.google.com/" xmlns:r="http://schemas.openxmlformats.org/officeDocument/2006/relationships" uri="GoogleDocsCustomDataVersion2">
   <go:docsCustomData xmlns:go="http://customooxmlschemas.google.com/" roundtripDataSignature="AMtx7mg9PtG7czpG8toHeIx+KSxZLk8nBQ==">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</go:docsCustomData>
 </go:gDocsCustomXmlDataStorage>
 </file>
 
-<file path=customXml/item2.xml><?xml version="1.0" encoding="utf-8"?>
-<b:Sources xmlns:b="http://schemas.openxmlformats.org/officeDocument/2006/bibliography" xmlns="http://schemas.openxmlformats.org/officeDocument/2006/bibliography" SelectedStyle="\APASixthEditionOfficeOnline.xsl" StyleName="APA" Version="6"/>
+<file path=customXml/itemProps1.xml><?xml version="1.0" encoding="utf-8"?>
+<ds:datastoreItem xmlns:ds="http://schemas.openxmlformats.org/officeDocument/2006/customXml" ds:itemID="{C4343A2C-D79E-4CBA-BB3A-6D9489172B4B}">
+  <ds:schemaRefs>
+    <ds:schemaRef ds:uri="http://schemas.openxmlformats.org/officeDocument/2006/bibliography"/>
+  </ds:schemaRefs>
+</ds:datastoreItem>
 </file>
 
-<file path=customXml/itemProps1.xml><?xml version="1.0" encoding="utf-8"?>
+<file path=customXml/itemProps2.xml><?xml version="1.0" encoding="utf-8"?>
 <ds:datastoreItem xmlns:ds="http://schemas.openxmlformats.org/officeDocument/2006/customXml" ds:itemID="{11111111-1234-1234-1234-123412341234}">
   <ds:schemaRefs>
     <ds:schemaRef ds:uri="http://customooxmlschemas.google.com/"/>
     <ds:schemaRef ds:uri="http://schemas.openxmlformats.org/officeDocument/2006/relationships"/>
   </ds:schemaRefs>
 </ds:datastoreItem>
-</file>
-
-<file path=customXml/itemProps2.xml><?xml version="1.0" encoding="utf-8"?>
-<ds:datastoreItem xmlns:ds="http://schemas.openxmlformats.org/officeDocument/2006/customXml" ds:itemID="{C4343A2C-D79E-4CBA-BB3A-6D9489172B4B}">
-  <ds:schemaRefs>
-    <ds:schemaRef ds:uri="http://schemas.openxmlformats.org/officeDocument/2006/bibliography"/>
-  </ds:schemaRefs>
-</ds:datastoreItem>
 </file>